--- a/book/docx-por-capitulo/capstone-01-agencia-ia.docx
+++ b/book/docx-por-capitulo/capstone-01-agencia-ia.docx
@@ -7,6 +7,7 @@
         <w:pStyle w:val="Endure-ChapterTitle"/>
         <w:keepNext/>
         <w:spacing w:before="480" w:after="240"/>
+        <w:outlineLvl w:val="0"/>
       </w:pPr>
       <w:r>
         <w:rPr>
@@ -26,43 +27,61 @@
         <w:pStyle w:val="Endure-Subhead"/>
         <w:keepNext/>
         <w:spacing w:before="240" w:after="60"/>
+        <w:outlineLvl w:val="1"/>
       </w:pPr>
       <w:r>
+        <w:rPr>
+          <w:sz w:val="24"/>
+        </w:rPr>
         <w:t>Introducción</w:t>
       </w:r>
     </w:p>
     <w:p>
       <w:pPr>
         <w:pStyle w:val="Endure-FirstParagraphBodyText"/>
+        <w:spacing w:before="100" w:after="100"/>
       </w:pPr>
       <w:r>
+        <w:rPr>
+          <w:sz w:val="20"/>
+        </w:rPr>
         <w:t xml:space="preserve">Este es el capítulo final del libro. Todo lo aprendido en los 30 capítulos anteriores confluye aquí en un sistema funcional completo: una </w:t>
       </w:r>
       <w:r>
         <w:rPr>
           <w:b/>
+          <w:sz w:val="20"/>
         </w:rPr>
         <w:t>agencia de inteligencia artificial</w:t>
       </w:r>
       <w:r>
+        <w:rPr>
+          <w:sz w:val="20"/>
+        </w:rPr>
         <w:t xml:space="preserve"> operando desde el Jetson AGX Orin 64GB como un servicio de negocio real.</w:t>
       </w:r>
     </w:p>
     <w:p>
       <w:pPr>
         <w:pStyle w:val="Endure-ChapterBodyText"/>
+        <w:spacing w:before="100" w:after="100"/>
       </w:pPr>
       <w:r>
+        <w:rPr>
+          <w:sz w:val="20"/>
+        </w:rPr>
         <w:t>Un cliente visita la web de la agencia, describe su necesidad, el sistema lo procesa con múltiples agentes de IA especializados, produce los entregables, y el cliente los recibe — todo sin intervención humana y completamente offline.</w:t>
       </w:r>
     </w:p>
     <w:p>
       <w:pPr>
         <w:pStyle w:val="Endure-ChapterBodyText"/>
+        <w:spacing w:before="100" w:after="100"/>
       </w:pPr>
       <w:r>
         <w:rPr>
           <w:b/>
+          <w:sz w:val="20"/>
         </w:rPr>
         <w:t>Arquitectura del sistema completo:</w:t>
       </w:r>
@@ -115,6 +134,7 @@
       <w:r>
         <w:rPr>
           <w:i/>
+          <w:sz w:val="16"/>
         </w:rPr>
         <w:t>Arquitectura Capstone</w:t>
       </w:r>
@@ -132,7 +152,7 @@
         <w:tc>
           <w:tcPr>
             <w:tcW w:type="dxa" w:w="8152"/>
-            <w:shd w:val="clear" w:color="auto" w:fill="F2F2F2"/>
+            <w:shd w:val="clear" w:color="auto" w:fill="EAEAEA"/>
             <w:tcBorders>
               <w:left w:val="thick" w:sz="24" w:color="1A5A6A"/>
             </w:tcBorders>
@@ -153,6 +173,7 @@
             <w:r>
               <w:rPr>
                 <w:rFonts w:ascii="Courier New" w:hAnsi="Courier New"/>
+                <w:i/>
                 <w:color w:val="555555"/>
                 <w:sz w:val="16"/>
               </w:rPr>
@@ -169,38 +190,41 @@
             <w:r>
               <w:rPr>
                 <w:rFonts w:ascii="Courier New" w:hAnsi="Courier New"/>
-                <w:color w:val="555555"/>
-                <w:sz w:val="16"/>
-              </w:rPr>
-              <w:t xml:space="preserve">    ↓ HTTPS (Cloudflare Tunnel — Capítulo 30)</w:t>
-            </w:r>
-          </w:p>
-          <w:p>
-            <w:pPr>
-              <w:spacing w:before="0" w:after="0"/>
-              <w:jc w:val="left"/>
-              <w:keepLines/>
-              <w:keepNext/>
-            </w:pPr>
-            <w:r>
-              <w:rPr>
-                <w:rFonts w:ascii="Courier New" w:hAnsi="Courier New"/>
-                <w:color w:val="555555"/>
-                <w:sz w:val="16"/>
-              </w:rPr>
-              <w:t>Nginx :8088 (reverse proxy — Capítulo 30)</w:t>
-            </w:r>
-          </w:p>
-          <w:p>
-            <w:pPr>
-              <w:spacing w:before="0" w:after="0"/>
-              <w:jc w:val="left"/>
-              <w:keepLines/>
-              <w:keepNext/>
-            </w:pPr>
-            <w:r>
-              <w:rPr>
-                <w:rFonts w:ascii="Courier New" w:hAnsi="Courier New"/>
+                <w:i/>
+                <w:color w:val="555555"/>
+                <w:sz w:val="16"/>
+              </w:rPr>
+              <w:t xml:space="preserve">    ↓ HTTPS (Cloudflare Tunnel — Capítulo 28)</w:t>
+            </w:r>
+          </w:p>
+          <w:p>
+            <w:pPr>
+              <w:spacing w:before="0" w:after="0"/>
+              <w:jc w:val="left"/>
+              <w:keepLines/>
+              <w:keepNext/>
+            </w:pPr>
+            <w:r>
+              <w:rPr>
+                <w:rFonts w:ascii="Courier New" w:hAnsi="Courier New"/>
+                <w:i/>
+                <w:color w:val="555555"/>
+                <w:sz w:val="16"/>
+              </w:rPr>
+              <w:t>Nginx :8088 (reverse proxy — Capítulo 28)</w:t>
+            </w:r>
+          </w:p>
+          <w:p>
+            <w:pPr>
+              <w:spacing w:before="0" w:after="0"/>
+              <w:jc w:val="left"/>
+              <w:keepLines/>
+              <w:keepNext/>
+            </w:pPr>
+            <w:r>
+              <w:rPr>
+                <w:rFonts w:ascii="Courier New" w:hAnsi="Courier New"/>
+                <w:i/>
                 <w:color w:val="555555"/>
                 <w:sz w:val="16"/>
               </w:rPr>
@@ -217,6 +241,7 @@
             <w:r>
               <w:rPr>
                 <w:rFonts w:ascii="Courier New" w:hAnsi="Courier New"/>
+                <w:i/>
                 <w:color w:val="555555"/>
                 <w:sz w:val="16"/>
               </w:rPr>
@@ -233,6 +258,7 @@
             <w:r>
               <w:rPr>
                 <w:rFonts w:ascii="Courier New" w:hAnsi="Courier New"/>
+                <w:i/>
                 <w:color w:val="555555"/>
                 <w:sz w:val="16"/>
               </w:rPr>
@@ -249,6 +275,7 @@
             <w:r>
               <w:rPr>
                 <w:rFonts w:ascii="Courier New" w:hAnsi="Courier New"/>
+                <w:i/>
                 <w:color w:val="555555"/>
                 <w:sz w:val="16"/>
               </w:rPr>
@@ -265,6 +292,7 @@
             <w:r>
               <w:rPr>
                 <w:rFonts w:ascii="Courier New" w:hAnsi="Courier New"/>
+                <w:i/>
                 <w:color w:val="555555"/>
                 <w:sz w:val="16"/>
               </w:rPr>
@@ -281,6 +309,7 @@
             <w:r>
               <w:rPr>
                 <w:rFonts w:ascii="Courier New" w:hAnsi="Courier New"/>
+                <w:i/>
                 <w:color w:val="555555"/>
                 <w:sz w:val="16"/>
               </w:rPr>
@@ -297,6 +326,7 @@
             <w:r>
               <w:rPr>
                 <w:rFonts w:ascii="Courier New" w:hAnsi="Courier New"/>
+                <w:i/>
                 <w:color w:val="555555"/>
                 <w:sz w:val="16"/>
               </w:rPr>
@@ -313,6 +343,7 @@
             <w:r>
               <w:rPr>
                 <w:rFonts w:ascii="Courier New" w:hAnsi="Courier New"/>
+                <w:i/>
                 <w:color w:val="555555"/>
                 <w:sz w:val="16"/>
               </w:rPr>
@@ -329,6 +360,7 @@
             <w:r>
               <w:rPr>
                 <w:rFonts w:ascii="Courier New" w:hAnsi="Courier New"/>
+                <w:i/>
                 <w:color w:val="555555"/>
                 <w:sz w:val="16"/>
               </w:rPr>
@@ -345,6 +377,7 @@
             <w:r>
               <w:rPr>
                 <w:rFonts w:ascii="Courier New" w:hAnsi="Courier New"/>
+                <w:i/>
                 <w:color w:val="555555"/>
                 <w:sz w:val="16"/>
               </w:rPr>
@@ -361,6 +394,7 @@
             <w:r>
               <w:rPr>
                 <w:rFonts w:ascii="Courier New" w:hAnsi="Courier New"/>
+                <w:i/>
                 <w:color w:val="555555"/>
                 <w:sz w:val="16"/>
               </w:rPr>
@@ -377,6 +411,7 @@
             <w:r>
               <w:rPr>
                 <w:rFonts w:ascii="Courier New" w:hAnsi="Courier New"/>
+                <w:i/>
                 <w:color w:val="555555"/>
                 <w:sz w:val="16"/>
               </w:rPr>
@@ -393,6 +428,7 @@
             <w:r>
               <w:rPr>
                 <w:rFonts w:ascii="Courier New" w:hAnsi="Courier New"/>
+                <w:i/>
                 <w:color w:val="555555"/>
                 <w:sz w:val="16"/>
               </w:rPr>
@@ -409,6 +445,7 @@
             <w:r>
               <w:rPr>
                 <w:rFonts w:ascii="Courier New" w:hAnsi="Courier New"/>
+                <w:i/>
                 <w:color w:val="555555"/>
                 <w:sz w:val="16"/>
               </w:rPr>
@@ -425,6 +462,7 @@
             <w:r>
               <w:rPr>
                 <w:rFonts w:ascii="Courier New" w:hAnsi="Courier New"/>
+                <w:i/>
                 <w:color w:val="555555"/>
                 <w:sz w:val="16"/>
               </w:rPr>
@@ -441,6 +479,7 @@
             <w:r>
               <w:rPr>
                 <w:rFonts w:ascii="Courier New" w:hAnsi="Courier New"/>
+                <w:i/>
                 <w:color w:val="555555"/>
                 <w:sz w:val="16"/>
               </w:rPr>
@@ -457,6 +496,7 @@
             <w:r>
               <w:rPr>
                 <w:rFonts w:ascii="Courier New" w:hAnsi="Courier New"/>
+                <w:i/>
                 <w:color w:val="555555"/>
                 <w:sz w:val="16"/>
               </w:rPr>
@@ -473,6 +513,7 @@
             <w:r>
               <w:rPr>
                 <w:rFonts w:ascii="Courier New" w:hAnsi="Courier New"/>
+                <w:i/>
                 <w:color w:val="555555"/>
                 <w:sz w:val="16"/>
               </w:rPr>
@@ -489,6 +530,7 @@
             <w:r>
               <w:rPr>
                 <w:rFonts w:ascii="Courier New" w:hAnsi="Courier New"/>
+                <w:i/>
                 <w:color w:val="555555"/>
                 <w:sz w:val="16"/>
               </w:rPr>
@@ -505,6 +547,7 @@
             <w:r>
               <w:rPr>
                 <w:rFonts w:ascii="Courier New" w:hAnsi="Courier New"/>
+                <w:i/>
                 <w:color w:val="555555"/>
                 <w:sz w:val="16"/>
               </w:rPr>
@@ -521,6 +564,7 @@
             <w:r>
               <w:rPr>
                 <w:rFonts w:ascii="Courier New" w:hAnsi="Courier New"/>
+                <w:i/>
                 <w:color w:val="555555"/>
                 <w:sz w:val="16"/>
               </w:rPr>
@@ -537,6 +581,7 @@
             <w:r>
               <w:rPr>
                 <w:rFonts w:ascii="Courier New" w:hAnsi="Courier New"/>
+                <w:i/>
                 <w:color w:val="555555"/>
                 <w:sz w:val="16"/>
               </w:rPr>
@@ -554,10 +599,12 @@
     <w:p>
       <w:pPr>
         <w:pStyle w:val="Endure-ChapterBodyText"/>
+        <w:spacing w:before="100" w:after="100"/>
       </w:pPr>
       <w:r>
         <w:rPr>
           <w:b/>
+          <w:sz w:val="20"/>
         </w:rPr>
         <w:t>Presupuesto de memoria para el stack completo:</w:t>
       </w:r>
@@ -573,20 +620,38 @@
         <w:gridCol w:w="4076"/>
       </w:tblGrid>
       <w:tr>
+        <w:trPr>
+          <w:trHeight w:val="453" w:hRule="atLeast"/>
+          <w:tblHeader/>
+        </w:trPr>
         <w:tc>
           <w:tcPr>
             <w:tcW w:type="dxa" w:w="4076"/>
             <w:shd w:val="clear" w:color="auto" w:fill="1A5A6A"/>
+            <w:tcBorders>
+              <w:top w:val="single" w:sz="12" w:color="FFFFFF"/>
+              <w:left w:val="single" w:sz="12" w:color="FFFFFF"/>
+              <w:bottom w:val="single" w:sz="12" w:color="FFFFFF"/>
+              <w:right w:val="single" w:sz="12" w:color="FFFFFF"/>
+            </w:tcBorders>
+            <w:vAlign w:val="center"/>
+            <w:tcMar>
+              <w:top w:w="60" w:type="dxa"/>
+              <w:left w:w="120" w:type="dxa"/>
+              <w:bottom w:w="60" w:type="dxa"/>
+              <w:right w:w="80" w:type="dxa"/>
+            </w:tcMar>
           </w:tcPr>
           <w:p>
             <w:pPr>
+              <w:spacing w:before="0" w:after="0"/>
               <w:jc w:val="center"/>
             </w:pPr>
             <w:r>
               <w:rPr>
                 <w:b/>
                 <w:color w:val="FFFFFF"/>
-                <w:sz w:val="17"/>
+                <w:sz w:val="16"/>
               </w:rPr>
               <w:t>Componente</w:t>
             </w:r>
@@ -596,16 +661,30 @@
           <w:tcPr>
             <w:tcW w:type="dxa" w:w="4076"/>
             <w:shd w:val="clear" w:color="auto" w:fill="1A5A6A"/>
+            <w:tcBorders>
+              <w:top w:val="single" w:sz="12" w:color="FFFFFF"/>
+              <w:left w:val="single" w:sz="12" w:color="FFFFFF"/>
+              <w:bottom w:val="single" w:sz="12" w:color="FFFFFF"/>
+              <w:right w:val="single" w:sz="12" w:color="FFFFFF"/>
+            </w:tcBorders>
+            <w:vAlign w:val="center"/>
+            <w:tcMar>
+              <w:top w:w="60" w:type="dxa"/>
+              <w:left w:w="120" w:type="dxa"/>
+              <w:bottom w:w="60" w:type="dxa"/>
+              <w:right w:w="80" w:type="dxa"/>
+            </w:tcMar>
           </w:tcPr>
           <w:p>
             <w:pPr>
+              <w:spacing w:before="0" w:after="0"/>
               <w:jc w:val="center"/>
             </w:pPr>
             <w:r>
               <w:rPr>
                 <w:b/>
                 <w:color w:val="FFFFFF"/>
-                <w:sz w:val="17"/>
+                <w:sz w:val="16"/>
               </w:rPr>
               <w:t>RAM</w:t>
             </w:r>
@@ -613,15 +692,35 @@
         </w:tc>
       </w:tr>
       <w:tr>
+        <w:trPr>
+          <w:trHeight w:val="283" w:hRule="atLeast"/>
+        </w:trPr>
         <w:tc>
           <w:tcPr>
             <w:tcW w:type="dxa" w:w="4076"/>
-            <w:shd w:val="clear" w:color="auto" w:fill="F8F8F8"/>
+            <w:shd w:val="clear" w:color="auto" w:fill="EAEAEA"/>
+            <w:tcBorders>
+              <w:top w:val="single" w:sz="12" w:color="FFFFFF"/>
+              <w:left w:val="single" w:sz="12" w:color="FFFFFF"/>
+              <w:bottom w:val="single" w:sz="12" w:color="FFFFFF"/>
+              <w:right w:val="single" w:sz="12" w:color="FFFFFF"/>
+            </w:tcBorders>
+            <w:vAlign w:val="center"/>
+            <w:tcMar>
+              <w:top w:w="40" w:type="dxa"/>
+              <w:left w:w="120" w:type="dxa"/>
+              <w:bottom w:w="40" w:type="dxa"/>
+              <w:right w:w="80" w:type="dxa"/>
+            </w:tcMar>
           </w:tcPr>
           <w:p>
-            <w:r>
-              <w:rPr>
-                <w:sz w:val="17"/>
+            <w:pPr>
+              <w:spacing w:before="0" w:after="0"/>
+              <w:jc w:val="center"/>
+            </w:pPr>
+            <w:r>
+              <w:rPr>
+                <w:sz w:val="16"/>
               </w:rPr>
               <w:t>OS base</w:t>
             </w:r>
@@ -630,12 +729,29 @@
         <w:tc>
           <w:tcPr>
             <w:tcW w:type="dxa" w:w="4076"/>
-            <w:shd w:val="clear" w:color="auto" w:fill="F8F8F8"/>
+            <w:shd w:val="clear" w:color="auto" w:fill="EAEAEA"/>
+            <w:tcBorders>
+              <w:top w:val="single" w:sz="12" w:color="FFFFFF"/>
+              <w:left w:val="single" w:sz="12" w:color="FFFFFF"/>
+              <w:bottom w:val="single" w:sz="12" w:color="FFFFFF"/>
+              <w:right w:val="single" w:sz="12" w:color="FFFFFF"/>
+            </w:tcBorders>
+            <w:vAlign w:val="center"/>
+            <w:tcMar>
+              <w:top w:w="40" w:type="dxa"/>
+              <w:left w:w="120" w:type="dxa"/>
+              <w:bottom w:w="40" w:type="dxa"/>
+              <w:right w:w="80" w:type="dxa"/>
+            </w:tcMar>
           </w:tcPr>
           <w:p>
-            <w:r>
-              <w:rPr>
-                <w:sz w:val="17"/>
+            <w:pPr>
+              <w:spacing w:before="0" w:after="0"/>
+              <w:jc w:val="center"/>
+            </w:pPr>
+            <w:r>
+              <w:rPr>
+                <w:sz w:val="16"/>
               </w:rPr>
               <w:t>~12 GB</w:t>
             </w:r>
@@ -643,15 +759,35 @@
         </w:tc>
       </w:tr>
       <w:tr>
+        <w:trPr>
+          <w:trHeight w:val="283" w:hRule="atLeast"/>
+        </w:trPr>
         <w:tc>
           <w:tcPr>
             <w:tcW w:type="dxa" w:w="4076"/>
-            <w:shd w:val="clear" w:color="auto" w:fill="FFFFFF"/>
+            <w:shd w:val="clear" w:color="auto" w:fill="EAEAEA"/>
+            <w:tcBorders>
+              <w:top w:val="single" w:sz="12" w:color="FFFFFF"/>
+              <w:left w:val="single" w:sz="12" w:color="FFFFFF"/>
+              <w:bottom w:val="single" w:sz="12" w:color="FFFFFF"/>
+              <w:right w:val="single" w:sz="12" w:color="FFFFFF"/>
+            </w:tcBorders>
+            <w:vAlign w:val="center"/>
+            <w:tcMar>
+              <w:top w:w="40" w:type="dxa"/>
+              <w:left w:w="120" w:type="dxa"/>
+              <w:bottom w:w="40" w:type="dxa"/>
+              <w:right w:w="80" w:type="dxa"/>
+            </w:tcMar>
           </w:tcPr>
           <w:p>
-            <w:r>
-              <w:rPr>
-                <w:sz w:val="17"/>
+            <w:pPr>
+              <w:spacing w:before="0" w:after="0"/>
+              <w:jc w:val="center"/>
+            </w:pPr>
+            <w:r>
+              <w:rPr>
+                <w:sz w:val="16"/>
               </w:rPr>
               <w:t>Flask frontend</w:t>
             </w:r>
@@ -660,12 +796,29 @@
         <w:tc>
           <w:tcPr>
             <w:tcW w:type="dxa" w:w="4076"/>
-            <w:shd w:val="clear" w:color="auto" w:fill="FFFFFF"/>
+            <w:shd w:val="clear" w:color="auto" w:fill="EAEAEA"/>
+            <w:tcBorders>
+              <w:top w:val="single" w:sz="12" w:color="FFFFFF"/>
+              <w:left w:val="single" w:sz="12" w:color="FFFFFF"/>
+              <w:bottom w:val="single" w:sz="12" w:color="FFFFFF"/>
+              <w:right w:val="single" w:sz="12" w:color="FFFFFF"/>
+            </w:tcBorders>
+            <w:vAlign w:val="center"/>
+            <w:tcMar>
+              <w:top w:w="40" w:type="dxa"/>
+              <w:left w:w="120" w:type="dxa"/>
+              <w:bottom w:w="40" w:type="dxa"/>
+              <w:right w:w="80" w:type="dxa"/>
+            </w:tcMar>
           </w:tcPr>
           <w:p>
-            <w:r>
-              <w:rPr>
-                <w:sz w:val="17"/>
+            <w:pPr>
+              <w:spacing w:before="0" w:after="0"/>
+              <w:jc w:val="center"/>
+            </w:pPr>
+            <w:r>
+              <w:rPr>
+                <w:sz w:val="16"/>
               </w:rPr>
               <w:t>~0.2 GB</w:t>
             </w:r>
@@ -673,15 +826,35 @@
         </w:tc>
       </w:tr>
       <w:tr>
+        <w:trPr>
+          <w:trHeight w:val="283" w:hRule="atLeast"/>
+        </w:trPr>
         <w:tc>
           <w:tcPr>
             <w:tcW w:type="dxa" w:w="4076"/>
-            <w:shd w:val="clear" w:color="auto" w:fill="F8F8F8"/>
+            <w:shd w:val="clear" w:color="auto" w:fill="EAEAEA"/>
+            <w:tcBorders>
+              <w:top w:val="single" w:sz="12" w:color="FFFFFF"/>
+              <w:left w:val="single" w:sz="12" w:color="FFFFFF"/>
+              <w:bottom w:val="single" w:sz="12" w:color="FFFFFF"/>
+              <w:right w:val="single" w:sz="12" w:color="FFFFFF"/>
+            </w:tcBorders>
+            <w:vAlign w:val="center"/>
+            <w:tcMar>
+              <w:top w:w="40" w:type="dxa"/>
+              <w:left w:w="120" w:type="dxa"/>
+              <w:bottom w:w="40" w:type="dxa"/>
+              <w:right w:w="80" w:type="dxa"/>
+            </w:tcMar>
           </w:tcPr>
           <w:p>
-            <w:r>
-              <w:rPr>
-                <w:sz w:val="17"/>
+            <w:pPr>
+              <w:spacing w:before="0" w:after="0"/>
+              <w:jc w:val="center"/>
+            </w:pPr>
+            <w:r>
+              <w:rPr>
+                <w:sz w:val="16"/>
               </w:rPr>
               <w:t>OpenClaw + NemoClaw</w:t>
             </w:r>
@@ -690,12 +863,29 @@
         <w:tc>
           <w:tcPr>
             <w:tcW w:type="dxa" w:w="4076"/>
-            <w:shd w:val="clear" w:color="auto" w:fill="F8F8F8"/>
+            <w:shd w:val="clear" w:color="auto" w:fill="EAEAEA"/>
+            <w:tcBorders>
+              <w:top w:val="single" w:sz="12" w:color="FFFFFF"/>
+              <w:left w:val="single" w:sz="12" w:color="FFFFFF"/>
+              <w:bottom w:val="single" w:sz="12" w:color="FFFFFF"/>
+              <w:right w:val="single" w:sz="12" w:color="FFFFFF"/>
+            </w:tcBorders>
+            <w:vAlign w:val="center"/>
+            <w:tcMar>
+              <w:top w:w="40" w:type="dxa"/>
+              <w:left w:w="120" w:type="dxa"/>
+              <w:bottom w:w="40" w:type="dxa"/>
+              <w:right w:w="80" w:type="dxa"/>
+            </w:tcMar>
           </w:tcPr>
           <w:p>
-            <w:r>
-              <w:rPr>
-                <w:sz w:val="17"/>
+            <w:pPr>
+              <w:spacing w:before="0" w:after="0"/>
+              <w:jc w:val="center"/>
+            </w:pPr>
+            <w:r>
+              <w:rPr>
+                <w:sz w:val="16"/>
               </w:rPr>
               <w:t>~1 GB</w:t>
             </w:r>
@@ -703,15 +893,35 @@
         </w:tc>
       </w:tr>
       <w:tr>
+        <w:trPr>
+          <w:trHeight w:val="283" w:hRule="atLeast"/>
+        </w:trPr>
         <w:tc>
           <w:tcPr>
             <w:tcW w:type="dxa" w:w="4076"/>
-            <w:shd w:val="clear" w:color="auto" w:fill="FFFFFF"/>
+            <w:shd w:val="clear" w:color="auto" w:fill="EAEAEA"/>
+            <w:tcBorders>
+              <w:top w:val="single" w:sz="12" w:color="FFFFFF"/>
+              <w:left w:val="single" w:sz="12" w:color="FFFFFF"/>
+              <w:bottom w:val="single" w:sz="12" w:color="FFFFFF"/>
+              <w:right w:val="single" w:sz="12" w:color="FFFFFF"/>
+            </w:tcBorders>
+            <w:vAlign w:val="center"/>
+            <w:tcMar>
+              <w:top w:w="40" w:type="dxa"/>
+              <w:left w:w="120" w:type="dxa"/>
+              <w:bottom w:w="40" w:type="dxa"/>
+              <w:right w:w="80" w:type="dxa"/>
+            </w:tcMar>
           </w:tcPr>
           <w:p>
-            <w:r>
-              <w:rPr>
-                <w:sz w:val="17"/>
+            <w:pPr>
+              <w:spacing w:before="0" w:after="0"/>
+              <w:jc w:val="center"/>
+            </w:pPr>
+            <w:r>
+              <w:rPr>
+                <w:sz w:val="16"/>
               </w:rPr>
               <w:t>N8N + PostgreSQL</w:t>
             </w:r>
@@ -720,12 +930,29 @@
         <w:tc>
           <w:tcPr>
             <w:tcW w:type="dxa" w:w="4076"/>
-            <w:shd w:val="clear" w:color="auto" w:fill="FFFFFF"/>
+            <w:shd w:val="clear" w:color="auto" w:fill="EAEAEA"/>
+            <w:tcBorders>
+              <w:top w:val="single" w:sz="12" w:color="FFFFFF"/>
+              <w:left w:val="single" w:sz="12" w:color="FFFFFF"/>
+              <w:bottom w:val="single" w:sz="12" w:color="FFFFFF"/>
+              <w:right w:val="single" w:sz="12" w:color="FFFFFF"/>
+            </w:tcBorders>
+            <w:vAlign w:val="center"/>
+            <w:tcMar>
+              <w:top w:w="40" w:type="dxa"/>
+              <w:left w:w="120" w:type="dxa"/>
+              <w:bottom w:w="40" w:type="dxa"/>
+              <w:right w:w="80" w:type="dxa"/>
+            </w:tcMar>
           </w:tcPr>
           <w:p>
-            <w:r>
-              <w:rPr>
-                <w:sz w:val="17"/>
+            <w:pPr>
+              <w:spacing w:before="0" w:after="0"/>
+              <w:jc w:val="center"/>
+            </w:pPr>
+            <w:r>
+              <w:rPr>
+                <w:sz w:val="16"/>
               </w:rPr>
               <w:t>~2 GB</w:t>
             </w:r>
@@ -733,15 +960,35 @@
         </w:tc>
       </w:tr>
       <w:tr>
+        <w:trPr>
+          <w:trHeight w:val="283" w:hRule="atLeast"/>
+        </w:trPr>
         <w:tc>
           <w:tcPr>
             <w:tcW w:type="dxa" w:w="4076"/>
-            <w:shd w:val="clear" w:color="auto" w:fill="F8F8F8"/>
+            <w:shd w:val="clear" w:color="auto" w:fill="EAEAEA"/>
+            <w:tcBorders>
+              <w:top w:val="single" w:sz="12" w:color="FFFFFF"/>
+              <w:left w:val="single" w:sz="12" w:color="FFFFFF"/>
+              <w:bottom w:val="single" w:sz="12" w:color="FFFFFF"/>
+              <w:right w:val="single" w:sz="12" w:color="FFFFFF"/>
+            </w:tcBorders>
+            <w:vAlign w:val="center"/>
+            <w:tcMar>
+              <w:top w:w="40" w:type="dxa"/>
+              <w:left w:w="120" w:type="dxa"/>
+              <w:bottom w:w="40" w:type="dxa"/>
+              <w:right w:w="80" w:type="dxa"/>
+            </w:tcMar>
           </w:tcPr>
           <w:p>
-            <w:r>
-              <w:rPr>
-                <w:sz w:val="17"/>
+            <w:pPr>
+              <w:spacing w:before="0" w:after="0"/>
+              <w:jc w:val="both"/>
+            </w:pPr>
+            <w:r>
+              <w:rPr>
+                <w:sz w:val="16"/>
               </w:rPr>
               <w:t>vLLM Qwen3.5-35B (activo durante generación)</w:t>
             </w:r>
@@ -750,12 +997,29 @@
         <w:tc>
           <w:tcPr>
             <w:tcW w:type="dxa" w:w="4076"/>
-            <w:shd w:val="clear" w:color="auto" w:fill="F8F8F8"/>
+            <w:shd w:val="clear" w:color="auto" w:fill="EAEAEA"/>
+            <w:tcBorders>
+              <w:top w:val="single" w:sz="12" w:color="FFFFFF"/>
+              <w:left w:val="single" w:sz="12" w:color="FFFFFF"/>
+              <w:bottom w:val="single" w:sz="12" w:color="FFFFFF"/>
+              <w:right w:val="single" w:sz="12" w:color="FFFFFF"/>
+            </w:tcBorders>
+            <w:vAlign w:val="center"/>
+            <w:tcMar>
+              <w:top w:w="40" w:type="dxa"/>
+              <w:left w:w="120" w:type="dxa"/>
+              <w:bottom w:w="40" w:type="dxa"/>
+              <w:right w:w="80" w:type="dxa"/>
+            </w:tcMar>
           </w:tcPr>
           <w:p>
-            <w:r>
-              <w:rPr>
-                <w:sz w:val="17"/>
+            <w:pPr>
+              <w:spacing w:before="0" w:after="0"/>
+              <w:jc w:val="center"/>
+            </w:pPr>
+            <w:r>
+              <w:rPr>
+                <w:sz w:val="16"/>
               </w:rPr>
               <w:t>~26 GB</w:t>
             </w:r>
@@ -763,15 +1027,35 @@
         </w:tc>
       </w:tr>
       <w:tr>
+        <w:trPr>
+          <w:trHeight w:val="283" w:hRule="atLeast"/>
+        </w:trPr>
         <w:tc>
           <w:tcPr>
             <w:tcW w:type="dxa" w:w="4076"/>
-            <w:shd w:val="clear" w:color="auto" w:fill="FFFFFF"/>
+            <w:shd w:val="clear" w:color="auto" w:fill="EAEAEA"/>
+            <w:tcBorders>
+              <w:top w:val="single" w:sz="12" w:color="FFFFFF"/>
+              <w:left w:val="single" w:sz="12" w:color="FFFFFF"/>
+              <w:bottom w:val="single" w:sz="12" w:color="FFFFFF"/>
+              <w:right w:val="single" w:sz="12" w:color="FFFFFF"/>
+            </w:tcBorders>
+            <w:vAlign w:val="center"/>
+            <w:tcMar>
+              <w:top w:w="40" w:type="dxa"/>
+              <w:left w:w="120" w:type="dxa"/>
+              <w:bottom w:w="40" w:type="dxa"/>
+              <w:right w:w="80" w:type="dxa"/>
+            </w:tcMar>
           </w:tcPr>
           <w:p>
-            <w:r>
-              <w:rPr>
-                <w:sz w:val="17"/>
+            <w:pPr>
+              <w:spacing w:before="0" w:after="0"/>
+              <w:jc w:val="both"/>
+            </w:pPr>
+            <w:r>
+              <w:rPr>
+                <w:sz w:val="16"/>
               </w:rPr>
               <w:t>Ollama Qwen3.5-4B (agentes persistentes)</w:t>
             </w:r>
@@ -780,12 +1064,29 @@
         <w:tc>
           <w:tcPr>
             <w:tcW w:type="dxa" w:w="4076"/>
-            <w:shd w:val="clear" w:color="auto" w:fill="FFFFFF"/>
+            <w:shd w:val="clear" w:color="auto" w:fill="EAEAEA"/>
+            <w:tcBorders>
+              <w:top w:val="single" w:sz="12" w:color="FFFFFF"/>
+              <w:left w:val="single" w:sz="12" w:color="FFFFFF"/>
+              <w:bottom w:val="single" w:sz="12" w:color="FFFFFF"/>
+              <w:right w:val="single" w:sz="12" w:color="FFFFFF"/>
+            </w:tcBorders>
+            <w:vAlign w:val="center"/>
+            <w:tcMar>
+              <w:top w:w="40" w:type="dxa"/>
+              <w:left w:w="120" w:type="dxa"/>
+              <w:bottom w:w="40" w:type="dxa"/>
+              <w:right w:w="80" w:type="dxa"/>
+            </w:tcMar>
           </w:tcPr>
           <w:p>
-            <w:r>
-              <w:rPr>
-                <w:sz w:val="17"/>
+            <w:pPr>
+              <w:spacing w:before="0" w:after="0"/>
+              <w:jc w:val="center"/>
+            </w:pPr>
+            <w:r>
+              <w:rPr>
+                <w:sz w:val="16"/>
               </w:rPr>
               <w:t>~5 GB</w:t>
             </w:r>
@@ -793,15 +1094,35 @@
         </w:tc>
       </w:tr>
       <w:tr>
+        <w:trPr>
+          <w:trHeight w:val="283" w:hRule="atLeast"/>
+        </w:trPr>
         <w:tc>
           <w:tcPr>
             <w:tcW w:type="dxa" w:w="4076"/>
-            <w:shd w:val="clear" w:color="auto" w:fill="F8F8F8"/>
+            <w:shd w:val="clear" w:color="auto" w:fill="EAEAEA"/>
+            <w:tcBorders>
+              <w:top w:val="single" w:sz="12" w:color="FFFFFF"/>
+              <w:left w:val="single" w:sz="12" w:color="FFFFFF"/>
+              <w:bottom w:val="single" w:sz="12" w:color="FFFFFF"/>
+              <w:right w:val="single" w:sz="12" w:color="FFFFFF"/>
+            </w:tcBorders>
+            <w:vAlign w:val="center"/>
+            <w:tcMar>
+              <w:top w:w="40" w:type="dxa"/>
+              <w:left w:w="120" w:type="dxa"/>
+              <w:bottom w:w="40" w:type="dxa"/>
+              <w:right w:w="80" w:type="dxa"/>
+            </w:tcMar>
           </w:tcPr>
           <w:p>
-            <w:r>
-              <w:rPr>
-                <w:sz w:val="17"/>
+            <w:pPr>
+              <w:spacing w:before="0" w:after="0"/>
+              <w:jc w:val="center"/>
+            </w:pPr>
+            <w:r>
+              <w:rPr>
+                <w:sz w:val="16"/>
               </w:rPr>
               <w:t>Nginx + JWT + cloudflared</w:t>
             </w:r>
@@ -810,12 +1131,29 @@
         <w:tc>
           <w:tcPr>
             <w:tcW w:type="dxa" w:w="4076"/>
-            <w:shd w:val="clear" w:color="auto" w:fill="F8F8F8"/>
+            <w:shd w:val="clear" w:color="auto" w:fill="EAEAEA"/>
+            <w:tcBorders>
+              <w:top w:val="single" w:sz="12" w:color="FFFFFF"/>
+              <w:left w:val="single" w:sz="12" w:color="FFFFFF"/>
+              <w:bottom w:val="single" w:sz="12" w:color="FFFFFF"/>
+              <w:right w:val="single" w:sz="12" w:color="FFFFFF"/>
+            </w:tcBorders>
+            <w:vAlign w:val="center"/>
+            <w:tcMar>
+              <w:top w:w="40" w:type="dxa"/>
+              <w:left w:w="120" w:type="dxa"/>
+              <w:bottom w:w="40" w:type="dxa"/>
+              <w:right w:w="80" w:type="dxa"/>
+            </w:tcMar>
           </w:tcPr>
           <w:p>
-            <w:r>
-              <w:rPr>
-                <w:sz w:val="17"/>
+            <w:pPr>
+              <w:spacing w:before="0" w:after="0"/>
+              <w:jc w:val="center"/>
+            </w:pPr>
+            <w:r>
+              <w:rPr>
+                <w:sz w:val="16"/>
               </w:rPr>
               <w:t>~0.3 GB</w:t>
             </w:r>
@@ -823,15 +1161,35 @@
         </w:tc>
       </w:tr>
       <w:tr>
+        <w:trPr>
+          <w:trHeight w:val="283" w:hRule="atLeast"/>
+        </w:trPr>
         <w:tc>
           <w:tcPr>
             <w:tcW w:type="dxa" w:w="4076"/>
-            <w:shd w:val="clear" w:color="auto" w:fill="FFFFFF"/>
+            <w:shd w:val="clear" w:color="auto" w:fill="EAEAEA"/>
+            <w:tcBorders>
+              <w:top w:val="single" w:sz="12" w:color="FFFFFF"/>
+              <w:left w:val="single" w:sz="12" w:color="FFFFFF"/>
+              <w:bottom w:val="single" w:sz="12" w:color="FFFFFF"/>
+              <w:right w:val="single" w:sz="12" w:color="FFFFFF"/>
+            </w:tcBorders>
+            <w:vAlign w:val="center"/>
+            <w:tcMar>
+              <w:top w:w="40" w:type="dxa"/>
+              <w:left w:w="120" w:type="dxa"/>
+              <w:bottom w:w="40" w:type="dxa"/>
+              <w:right w:w="80" w:type="dxa"/>
+            </w:tcMar>
           </w:tcPr>
           <w:p>
-            <w:r>
-              <w:rPr>
-                <w:sz w:val="17"/>
+            <w:pPr>
+              <w:spacing w:before="0" w:after="0"/>
+              <w:jc w:val="center"/>
+            </w:pPr>
+            <w:r>
+              <w:rPr>
+                <w:sz w:val="16"/>
               </w:rPr>
               <w:t>Total durante generación activa</w:t>
             </w:r>
@@ -840,12 +1198,29 @@
         <w:tc>
           <w:tcPr>
             <w:tcW w:type="dxa" w:w="4076"/>
-            <w:shd w:val="clear" w:color="auto" w:fill="FFFFFF"/>
+            <w:shd w:val="clear" w:color="auto" w:fill="EAEAEA"/>
+            <w:tcBorders>
+              <w:top w:val="single" w:sz="12" w:color="FFFFFF"/>
+              <w:left w:val="single" w:sz="12" w:color="FFFFFF"/>
+              <w:bottom w:val="single" w:sz="12" w:color="FFFFFF"/>
+              <w:right w:val="single" w:sz="12" w:color="FFFFFF"/>
+            </w:tcBorders>
+            <w:vAlign w:val="center"/>
+            <w:tcMar>
+              <w:top w:w="40" w:type="dxa"/>
+              <w:left w:w="120" w:type="dxa"/>
+              <w:bottom w:w="40" w:type="dxa"/>
+              <w:right w:w="80" w:type="dxa"/>
+            </w:tcMar>
           </w:tcPr>
           <w:p>
-            <w:r>
-              <w:rPr>
-                <w:sz w:val="17"/>
+            <w:pPr>
+              <w:spacing w:before="0" w:after="0"/>
+              <w:jc w:val="center"/>
+            </w:pPr>
+            <w:r>
+              <w:rPr>
+                <w:sz w:val="16"/>
               </w:rPr>
               <w:t>~46.5 GB / 64 GB</w:t>
             </w:r>
@@ -853,15 +1228,35 @@
         </w:tc>
       </w:tr>
       <w:tr>
+        <w:trPr>
+          <w:trHeight w:val="283" w:hRule="atLeast"/>
+        </w:trPr>
         <w:tc>
           <w:tcPr>
             <w:tcW w:type="dxa" w:w="4076"/>
-            <w:shd w:val="clear" w:color="auto" w:fill="F8F8F8"/>
+            <w:shd w:val="clear" w:color="auto" w:fill="EAEAEA"/>
+            <w:tcBorders>
+              <w:top w:val="single" w:sz="12" w:color="FFFFFF"/>
+              <w:left w:val="single" w:sz="12" w:color="FFFFFF"/>
+              <w:bottom w:val="single" w:sz="12" w:color="FFFFFF"/>
+              <w:right w:val="single" w:sz="12" w:color="FFFFFF"/>
+            </w:tcBorders>
+            <w:vAlign w:val="center"/>
+            <w:tcMar>
+              <w:top w:w="40" w:type="dxa"/>
+              <w:left w:w="120" w:type="dxa"/>
+              <w:bottom w:w="40" w:type="dxa"/>
+              <w:right w:w="80" w:type="dxa"/>
+            </w:tcMar>
           </w:tcPr>
           <w:p>
-            <w:r>
-              <w:rPr>
-                <w:sz w:val="17"/>
+            <w:pPr>
+              <w:spacing w:before="0" w:after="0"/>
+              <w:jc w:val="center"/>
+            </w:pPr>
+            <w:r>
+              <w:rPr>
+                <w:sz w:val="16"/>
               </w:rPr>
               <w:t>Total en espera (sin vLLM)</w:t>
             </w:r>
@@ -870,12 +1265,29 @@
         <w:tc>
           <w:tcPr>
             <w:tcW w:type="dxa" w:w="4076"/>
-            <w:shd w:val="clear" w:color="auto" w:fill="F8F8F8"/>
+            <w:shd w:val="clear" w:color="auto" w:fill="EAEAEA"/>
+            <w:tcBorders>
+              <w:top w:val="single" w:sz="12" w:color="FFFFFF"/>
+              <w:left w:val="single" w:sz="12" w:color="FFFFFF"/>
+              <w:bottom w:val="single" w:sz="12" w:color="FFFFFF"/>
+              <w:right w:val="single" w:sz="12" w:color="FFFFFF"/>
+            </w:tcBorders>
+            <w:vAlign w:val="center"/>
+            <w:tcMar>
+              <w:top w:w="40" w:type="dxa"/>
+              <w:left w:w="120" w:type="dxa"/>
+              <w:bottom w:w="40" w:type="dxa"/>
+              <w:right w:w="80" w:type="dxa"/>
+            </w:tcMar>
           </w:tcPr>
           <w:p>
-            <w:r>
-              <w:rPr>
-                <w:sz w:val="17"/>
+            <w:pPr>
+              <w:spacing w:before="0" w:after="0"/>
+              <w:jc w:val="center"/>
+            </w:pPr>
+            <w:r>
+              <w:rPr>
+                <w:sz w:val="16"/>
               </w:rPr>
               <w:t>~20.5 GB / 64 GB</w:t>
             </w:r>
@@ -891,10 +1303,12 @@
     <w:p>
       <w:pPr>
         <w:pStyle w:val="Endure-ChapterBodyText"/>
+        <w:spacing w:before="100" w:after="100"/>
       </w:pPr>
       <w:r>
         <w:rPr>
           <w:b/>
+          <w:sz w:val="20"/>
         </w:rPr>
         <w:t>Modo energético:</w:t>
       </w:r>
@@ -902,32 +1316,38 @@
     <w:p>
       <w:pPr>
         <w:pStyle w:val="Endure-ChapterBodyText"/>
-        <w:spacing w:before="20" w:after="20"/>
+        <w:spacing w:before="40" w:after="40"/>
         <w:ind w:left="360" w:hanging="216"/>
       </w:pPr>
       <w:r>
         <w:rPr>
-          <w:sz w:val="18"/>
+          <w:sz w:val="20"/>
         </w:rPr>
         <w:t xml:space="preserve">• </w:t>
       </w:r>
       <w:r>
+        <w:rPr>
+          <w:sz w:val="20"/>
+        </w:rPr>
         <w:t>En espera (agentes listos, sin generar): 30W</w:t>
       </w:r>
     </w:p>
     <w:p>
       <w:pPr>
         <w:pStyle w:val="Endure-ChapterBodyText"/>
-        <w:spacing w:before="20" w:after="20"/>
+        <w:spacing w:before="40" w:after="40"/>
         <w:ind w:left="360" w:hanging="216"/>
       </w:pPr>
       <w:r>
         <w:rPr>
-          <w:sz w:val="18"/>
+          <w:sz w:val="20"/>
         </w:rPr>
         <w:t xml:space="preserve">• </w:t>
       </w:r>
       <w:r>
+        <w:rPr>
+          <w:sz w:val="20"/>
+        </w:rPr>
         <w:t>Durante generación con vLLM 35B: MAXN (50W) — se activa automáticamente</w:t>
       </w:r>
     </w:p>
@@ -941,8 +1361,12 @@
         <w:pStyle w:val="Endure-Subhead"/>
         <w:keepNext/>
         <w:spacing w:before="240" w:after="60"/>
+        <w:outlineLvl w:val="1"/>
       </w:pPr>
       <w:r>
+        <w:rPr>
+          <w:sz w:val="24"/>
+        </w:rPr>
         <w:t>31.1 Estructura del Proyecto</w:t>
       </w:r>
     </w:p>
@@ -959,7 +1383,7 @@
         <w:tc>
           <w:tcPr>
             <w:tcW w:type="dxa" w:w="8152"/>
-            <w:shd w:val="clear" w:color="auto" w:fill="F2F2F2"/>
+            <w:shd w:val="clear" w:color="auto" w:fill="EAEAEA"/>
             <w:tcBorders>
               <w:left w:val="thick" w:sz="24" w:color="1A5A6A"/>
             </w:tcBorders>
@@ -1055,7 +1479,7 @@
         <w:tc>
           <w:tcPr>
             <w:tcW w:type="dxa" w:w="8152"/>
-            <w:shd w:val="clear" w:color="auto" w:fill="F2F2F2"/>
+            <w:shd w:val="clear" w:color="auto" w:fill="EAEAEA"/>
             <w:tcBorders>
               <w:left w:val="thick" w:sz="24" w:color="1A5A6A"/>
             </w:tcBorders>
@@ -1076,6 +1500,7 @@
             <w:r>
               <w:rPr>
                 <w:rFonts w:ascii="Courier New" w:hAnsi="Courier New"/>
+                <w:i/>
                 <w:color w:val="555555"/>
                 <w:sz w:val="16"/>
               </w:rPr>
@@ -1092,6 +1517,7 @@
             <w:r>
               <w:rPr>
                 <w:rFonts w:ascii="Courier New" w:hAnsi="Courier New"/>
+                <w:i/>
                 <w:color w:val="555555"/>
                 <w:sz w:val="16"/>
               </w:rPr>
@@ -1108,6 +1534,7 @@
             <w:r>
               <w:rPr>
                 <w:rFonts w:ascii="Courier New" w:hAnsi="Courier New"/>
+                <w:i/>
                 <w:color w:val="555555"/>
                 <w:sz w:val="16"/>
               </w:rPr>
@@ -1124,6 +1551,7 @@
             <w:r>
               <w:rPr>
                 <w:rFonts w:ascii="Courier New" w:hAnsi="Courier New"/>
+                <w:i/>
                 <w:color w:val="555555"/>
                 <w:sz w:val="16"/>
               </w:rPr>
@@ -1143,16 +1571,24 @@
         <w:pStyle w:val="Endure-Subhead"/>
         <w:keepNext/>
         <w:spacing w:before="240" w:after="60"/>
+        <w:outlineLvl w:val="1"/>
       </w:pPr>
       <w:r>
+        <w:rPr>
+          <w:sz w:val="24"/>
+        </w:rPr>
         <w:t>31.2 Frontend Web con Flask</w:t>
       </w:r>
     </w:p>
     <w:p>
       <w:pPr>
         <w:pStyle w:val="Endure-FirstParagraphBodyText"/>
+        <w:spacing w:before="100" w:after="100"/>
       </w:pPr>
       <w:r>
+        <w:rPr>
+          <w:sz w:val="20"/>
+        </w:rPr>
         <w:t>El frontend recibe el brief del cliente, muestra el estado de procesamiento en tiempo real, y entrega los archivos generados.</w:t>
       </w:r>
     </w:p>
@@ -1161,10 +1597,11 @@
         <w:pStyle w:val="Endure-Subhead"/>
         <w:keepNext/>
         <w:spacing w:before="160" w:after="60"/>
+        <w:outlineLvl w:val="2"/>
       </w:pPr>
       <w:r>
         <w:rPr>
-          <w:sz w:val="18"/>
+          <w:sz w:val="22"/>
         </w:rPr>
         <w:t>31.2.1 Instalar Flask y Dependencias</w:t>
       </w:r>
@@ -1182,7 +1619,7 @@
         <w:tc>
           <w:tcPr>
             <w:tcW w:type="dxa" w:w="8152"/>
-            <w:shd w:val="clear" w:color="auto" w:fill="F2F2F2"/>
+            <w:shd w:val="clear" w:color="auto" w:fill="EAEAEA"/>
             <w:tcBorders>
               <w:left w:val="thick" w:sz="24" w:color="1A5A6A"/>
             </w:tcBorders>
@@ -1286,10 +1723,11 @@
         <w:pStyle w:val="Endure-Subhead"/>
         <w:keepNext/>
         <w:spacing w:before="160" w:after="60"/>
+        <w:outlineLvl w:val="2"/>
       </w:pPr>
       <w:r>
         <w:rPr>
-          <w:sz w:val="18"/>
+          <w:sz w:val="22"/>
         </w:rPr>
         <w:t>31.2.2 Aplicación Flask Principal</w:t>
       </w:r>
@@ -1307,7 +1745,7 @@
         <w:tc>
           <w:tcPr>
             <w:tcW w:type="dxa" w:w="8152"/>
-            <w:shd w:val="clear" w:color="auto" w:fill="F2F2F2"/>
+            <w:shd w:val="clear" w:color="auto" w:fill="EAEAEA"/>
             <w:tcBorders>
               <w:left w:val="thick" w:sz="24" w:color="1A5A6A"/>
             </w:tcBorders>
@@ -1328,7 +1766,8 @@
             <w:r>
               <w:rPr>
                 <w:rFonts w:ascii="Courier New" w:hAnsi="Courier New"/>
-                <w:color w:val="1A1A1A"/>
+                <w:i/>
+                <w:color w:val="888888"/>
                 <w:sz w:val="16"/>
               </w:rPr>
               <w:t>#!/usr/bin/env python3</w:t>
@@ -1615,7 +2054,8 @@
             <w:r>
               <w:rPr>
                 <w:rFonts w:ascii="Courier New" w:hAnsi="Courier New"/>
-                <w:color w:val="1A1A1A"/>
+                <w:i/>
+                <w:color w:val="888888"/>
                 <w:sz w:val="16"/>
               </w:rPr>
               <w:t># ── Configuración ──────────────────────────────────────────────────────────</w:t>
@@ -1789,7 +2229,8 @@
             <w:r>
               <w:rPr>
                 <w:rFonts w:ascii="Courier New" w:hAnsi="Courier New"/>
-                <w:color w:val="1A1A1A"/>
+                <w:i/>
+                <w:color w:val="888888"/>
                 <w:sz w:val="16"/>
               </w:rPr>
               <w:t># Estado en memoria de proyectos activos (en producción usar Redis o BD)</w:t>
@@ -1883,7 +2324,8 @@
             <w:r>
               <w:rPr>
                 <w:rFonts w:ascii="Courier New" w:hAnsi="Courier New"/>
-                <w:color w:val="1A1A1A"/>
+                <w:i/>
+                <w:color w:val="888888"/>
                 <w:sz w:val="16"/>
               </w:rPr>
               <w:t># ── Tipos de servicio de la agencia ───────────────────────────────────────</w:t>
@@ -2394,7 +2836,8 @@
             <w:r>
               <w:rPr>
                 <w:rFonts w:ascii="Courier New" w:hAnsi="Courier New"/>
-                <w:color w:val="1A1A1A"/>
+                <w:i/>
+                <w:color w:val="888888"/>
                 <w:sz w:val="16"/>
               </w:rPr>
               <w:t># ── Rutas principales ─────────────────────────────────────────────────────</w:t>
@@ -2599,7 +3042,8 @@
             <w:r>
               <w:rPr>
                 <w:rFonts w:ascii="Courier New" w:hAnsi="Courier New"/>
-                <w:color w:val="1A1A1A"/>
+                <w:i/>
+                <w:color w:val="888888"/>
                 <w:sz w:val="16"/>
               </w:rPr>
               <w:t xml:space="preserve">    # POST — recibir el formulario de intake</w:t>
@@ -2932,7 +3376,8 @@
             <w:r>
               <w:rPr>
                 <w:rFonts w:ascii="Courier New" w:hAnsi="Courier New"/>
-                <w:color w:val="1A1A1A"/>
+                <w:i/>
+                <w:color w:val="888888"/>
                 <w:sz w:val="16"/>
               </w:rPr>
               <w:t xml:space="preserve">    # Notificar a N8N (asíncrono — no bloquear la respuesta)</w:t>
@@ -2979,7 +3424,8 @@
             <w:r>
               <w:rPr>
                 <w:rFonts w:ascii="Courier New" w:hAnsi="Courier New"/>
-                <w:color w:val="1A1A1A"/>
+                <w:i/>
+                <w:color w:val="888888"/>
                 <w:sz w:val="16"/>
               </w:rPr>
               <w:t xml:space="preserve">    # Lanzar procesamiento en background</w:t>
@@ -3975,7 +4421,8 @@
             <w:r>
               <w:rPr>
                 <w:rFonts w:ascii="Courier New" w:hAnsi="Courier New"/>
-                <w:color w:val="1A1A1A"/>
+                <w:i/>
+                <w:color w:val="888888"/>
                 <w:sz w:val="16"/>
               </w:rPr>
               <w:t># ── Motor de procesamiento ────────────────────────────────────────────────</w:t>
@@ -4339,7 +4786,8 @@
             <w:r>
               <w:rPr>
                 <w:rFonts w:ascii="Courier New" w:hAnsi="Courier New"/>
-                <w:color w:val="1A1A1A"/>
+                <w:i/>
+                <w:color w:val="888888"/>
                 <w:sz w:val="16"/>
               </w:rPr>
               <w:t xml:space="preserve">        # ── Fase 1: Análisis del brief ────────────────────────────────</w:t>
@@ -4450,7 +4898,8 @@
             <w:r>
               <w:rPr>
                 <w:rFonts w:ascii="Courier New" w:hAnsi="Courier New"/>
-                <w:color w:val="1A1A1A"/>
+                <w:i/>
+                <w:color w:val="888888"/>
                 <w:sz w:val="16"/>
               </w:rPr>
               <w:t xml:space="preserve">        # ── Fase 2: Generación del contenido ─────────────────────────</w:t>
@@ -4577,7 +5026,8 @@
             <w:r>
               <w:rPr>
                 <w:rFonts w:ascii="Courier New" w:hAnsi="Courier New"/>
-                <w:color w:val="1A1A1A"/>
+                <w:i/>
+                <w:color w:val="888888"/>
                 <w:sz w:val="16"/>
               </w:rPr>
               <w:t xml:space="preserve">        # ── Fase 3: Revisión y refinamiento ──────────────────────────</w:t>
@@ -4672,7 +5122,8 @@
             <w:r>
               <w:rPr>
                 <w:rFonts w:ascii="Courier New" w:hAnsi="Courier New"/>
-                <w:color w:val="1A1A1A"/>
+                <w:i/>
+                <w:color w:val="888888"/>
                 <w:sz w:val="16"/>
               </w:rPr>
               <w:t xml:space="preserve">        # ── Fase 4: Empaquetar entregables ───────────────────────────</w:t>
@@ -4751,7 +5202,8 @@
             <w:r>
               <w:rPr>
                 <w:rFonts w:ascii="Courier New" w:hAnsi="Courier New"/>
-                <w:color w:val="1A1A1A"/>
+                <w:i/>
+                <w:color w:val="888888"/>
                 <w:sz w:val="16"/>
               </w:rPr>
               <w:t xml:space="preserve">        # ── Completado ────────────────────────────────────────────────</w:t>
@@ -4846,7 +5298,8 @@
             <w:r>
               <w:rPr>
                 <w:rFonts w:ascii="Courier New" w:hAnsi="Courier New"/>
-                <w:color w:val="1A1A1A"/>
+                <w:i/>
+                <w:color w:val="888888"/>
                 <w:sz w:val="16"/>
               </w:rPr>
               <w:t xml:space="preserve">        # Notificar entrega a N8N</w:t>
@@ -5369,7 +5822,8 @@
             <w:r>
               <w:rPr>
                 <w:rFonts w:ascii="Courier New" w:hAnsi="Courier New"/>
-                <w:color w:val="1A1A1A"/>
+                <w:i/>
+                <w:color w:val="888888"/>
                 <w:sz w:val="16"/>
               </w:rPr>
               <w:t xml:space="preserve">        # Fallback: usar vLLM si Ollama no está disponible</w:t>
@@ -6159,7 +6613,8 @@
             <w:r>
               <w:rPr>
                 <w:rFonts w:ascii="Courier New" w:hAnsi="Courier New"/>
-                <w:color w:val="1A1A1A"/>
+                <w:i/>
+                <w:color w:val="888888"/>
                 <w:sz w:val="16"/>
               </w:rPr>
               <w:t xml:space="preserve">        # Fallback a Ollama si vLLM no está disponible</w:t>
@@ -6429,7 +6884,8 @@
             <w:r>
               <w:rPr>
                 <w:rFonts w:ascii="Courier New" w:hAnsi="Courier New"/>
-                <w:color w:val="1A1A1A"/>
+                <w:i/>
+                <w:color w:val="888888"/>
                 <w:sz w:val="16"/>
               </w:rPr>
               <w:t xml:space="preserve">        # Análisis del brief</w:t>
@@ -6492,7 +6948,8 @@
             <w:r>
               <w:rPr>
                 <w:rFonts w:ascii="Courier New" w:hAnsi="Courier New"/>
-                <w:color w:val="1A1A1A"/>
+                <w:i/>
+                <w:color w:val="888888"/>
                 <w:sz w:val="16"/>
               </w:rPr>
               <w:t xml:space="preserve">        # Contenido principal</w:t>
@@ -6555,7 +7012,8 @@
             <w:r>
               <w:rPr>
                 <w:rFonts w:ascii="Courier New" w:hAnsi="Courier New"/>
-                <w:color w:val="1A1A1A"/>
+                <w:i/>
+                <w:color w:val="888888"/>
                 <w:sz w:val="16"/>
               </w:rPr>
               <w:t xml:space="preserve">        # Metadatos del proyecto</w:t>
@@ -7361,7 +7819,7 @@
         <w:tc>
           <w:tcPr>
             <w:tcW w:type="dxa" w:w="8152"/>
-            <w:shd w:val="clear" w:color="auto" w:fill="F2F2F2"/>
+            <w:shd w:val="clear" w:color="auto" w:fill="EAEAEA"/>
             <w:tcBorders>
               <w:left w:val="thick" w:sz="24" w:color="1A5A6A"/>
             </w:tcBorders>
@@ -7448,6 +7906,7 @@
             <w:r>
               <w:rPr>
                 <w:rFonts w:ascii="Courier New" w:hAnsi="Courier New"/>
+                <w:i/>
                 <w:color w:val="555555"/>
                 <w:sz w:val="16"/>
               </w:rPr>
@@ -7498,10 +7957,11 @@
         <w:pStyle w:val="Endure-Subhead"/>
         <w:keepNext/>
         <w:spacing w:before="160" w:after="60"/>
+        <w:outlineLvl w:val="2"/>
       </w:pPr>
       <w:r>
         <w:rPr>
-          <w:sz w:val="18"/>
+          <w:sz w:val="22"/>
         </w:rPr>
         <w:t>31.2.3 Templates HTML</w:t>
       </w:r>
@@ -7519,7 +7979,7 @@
         <w:tc>
           <w:tcPr>
             <w:tcW w:type="dxa" w:w="8152"/>
-            <w:shd w:val="clear" w:color="auto" w:fill="F2F2F2"/>
+            <w:shd w:val="clear" w:color="auto" w:fill="EAEAEA"/>
             <w:tcBorders>
               <w:left w:val="thick" w:sz="24" w:color="1A5A6A"/>
             </w:tcBorders>
@@ -7573,6 +8033,7 @@
             <w:r>
               <w:rPr>
                 <w:rFonts w:ascii="Courier New" w:hAnsi="Courier New"/>
+                <w:i/>
                 <w:color w:val="555555"/>
                 <w:sz w:val="16"/>
               </w:rPr>
@@ -7589,6 +8050,7 @@
             <w:r>
               <w:rPr>
                 <w:rFonts w:ascii="Courier New" w:hAnsi="Courier New"/>
+                <w:i/>
                 <w:color w:val="555555"/>
                 <w:sz w:val="16"/>
               </w:rPr>
@@ -7605,6 +8067,7 @@
             <w:r>
               <w:rPr>
                 <w:rFonts w:ascii="Courier New" w:hAnsi="Courier New"/>
+                <w:i/>
                 <w:color w:val="555555"/>
                 <w:sz w:val="16"/>
               </w:rPr>
@@ -7621,6 +8084,7 @@
             <w:r>
               <w:rPr>
                 <w:rFonts w:ascii="Courier New" w:hAnsi="Courier New"/>
+                <w:i/>
                 <w:color w:val="555555"/>
                 <w:sz w:val="16"/>
               </w:rPr>
@@ -7637,6 +8101,7 @@
             <w:r>
               <w:rPr>
                 <w:rFonts w:ascii="Courier New" w:hAnsi="Courier New"/>
+                <w:i/>
                 <w:color w:val="555555"/>
                 <w:sz w:val="16"/>
               </w:rPr>
@@ -7653,6 +8118,7 @@
             <w:r>
               <w:rPr>
                 <w:rFonts w:ascii="Courier New" w:hAnsi="Courier New"/>
+                <w:i/>
                 <w:color w:val="555555"/>
                 <w:sz w:val="16"/>
               </w:rPr>
@@ -7669,6 +8135,7 @@
             <w:r>
               <w:rPr>
                 <w:rFonts w:ascii="Courier New" w:hAnsi="Courier New"/>
+                <w:i/>
                 <w:color w:val="555555"/>
                 <w:sz w:val="16"/>
               </w:rPr>
@@ -7685,6 +8152,7 @@
             <w:r>
               <w:rPr>
                 <w:rFonts w:ascii="Courier New" w:hAnsi="Courier New"/>
+                <w:i/>
                 <w:color w:val="555555"/>
                 <w:sz w:val="16"/>
               </w:rPr>
@@ -7701,6 +8169,7 @@
             <w:r>
               <w:rPr>
                 <w:rFonts w:ascii="Courier New" w:hAnsi="Courier New"/>
+                <w:i/>
                 <w:color w:val="555555"/>
                 <w:sz w:val="16"/>
               </w:rPr>
@@ -7717,6 +8186,7 @@
             <w:r>
               <w:rPr>
                 <w:rFonts w:ascii="Courier New" w:hAnsi="Courier New"/>
+                <w:i/>
                 <w:color w:val="555555"/>
                 <w:sz w:val="16"/>
               </w:rPr>
@@ -7733,7 +8203,7 @@
             <w:r>
               <w:rPr>
                 <w:rFonts w:ascii="Courier New" w:hAnsi="Courier New"/>
-                <w:color w:val="555555"/>
+                <w:color w:val="1A1A1A"/>
                 <w:sz w:val="16"/>
               </w:rPr>
               <w:t xml:space="preserve">    header { background: #1a2233; border-bottom: 2px solid #1d9cb8; padding: 1rem 2rem; display: flex; align-items: center; gap: 1rem; }</w:t>
@@ -7749,7 +8219,7 @@
             <w:r>
               <w:rPr>
                 <w:rFonts w:ascii="Courier New" w:hAnsi="Courier New"/>
-                <w:color w:val="555555"/>
+                <w:color w:val="1A1A1A"/>
                 <w:sz w:val="16"/>
               </w:rPr>
               <w:t xml:space="preserve">    header h1 { color: #1d9cb8; font-size: 1.4rem; }</w:t>
@@ -7765,7 +8235,7 @@
             <w:r>
               <w:rPr>
                 <w:rFonts w:ascii="Courier New" w:hAnsi="Courier New"/>
-                <w:color w:val="555555"/>
+                <w:color w:val="1A1A1A"/>
                 <w:sz w:val="16"/>
               </w:rPr>
               <w:t xml:space="preserve">    header span { color: #64748b; font-size: 0.85rem; }</w:t>
@@ -7781,6 +8251,7 @@
             <w:r>
               <w:rPr>
                 <w:rFonts w:ascii="Courier New" w:hAnsi="Courier New"/>
+                <w:i/>
                 <w:color w:val="555555"/>
                 <w:sz w:val="16"/>
               </w:rPr>
@@ -7797,6 +8268,7 @@
             <w:r>
               <w:rPr>
                 <w:rFonts w:ascii="Courier New" w:hAnsi="Courier New"/>
+                <w:i/>
                 <w:color w:val="555555"/>
                 <w:sz w:val="16"/>
               </w:rPr>
@@ -7813,6 +8285,7 @@
             <w:r>
               <w:rPr>
                 <w:rFonts w:ascii="Courier New" w:hAnsi="Courier New"/>
+                <w:i/>
                 <w:color w:val="555555"/>
                 <w:sz w:val="16"/>
               </w:rPr>
@@ -7829,6 +8302,7 @@
             <w:r>
               <w:rPr>
                 <w:rFonts w:ascii="Courier New" w:hAnsi="Courier New"/>
+                <w:i/>
                 <w:color w:val="555555"/>
                 <w:sz w:val="16"/>
               </w:rPr>
@@ -7845,6 +8319,7 @@
             <w:r>
               <w:rPr>
                 <w:rFonts w:ascii="Courier New" w:hAnsi="Courier New"/>
+                <w:i/>
                 <w:color w:val="555555"/>
                 <w:sz w:val="16"/>
               </w:rPr>
@@ -7861,6 +8336,7 @@
             <w:r>
               <w:rPr>
                 <w:rFonts w:ascii="Courier New" w:hAnsi="Courier New"/>
+                <w:i/>
                 <w:color w:val="555555"/>
                 <w:sz w:val="16"/>
               </w:rPr>
@@ -7877,6 +8353,7 @@
             <w:r>
               <w:rPr>
                 <w:rFonts w:ascii="Courier New" w:hAnsi="Courier New"/>
+                <w:i/>
                 <w:color w:val="555555"/>
                 <w:sz w:val="16"/>
               </w:rPr>
@@ -7893,6 +8370,7 @@
             <w:r>
               <w:rPr>
                 <w:rFonts w:ascii="Courier New" w:hAnsi="Courier New"/>
+                <w:i/>
                 <w:color w:val="555555"/>
                 <w:sz w:val="16"/>
               </w:rPr>
@@ -7909,6 +8387,7 @@
             <w:r>
               <w:rPr>
                 <w:rFonts w:ascii="Courier New" w:hAnsi="Courier New"/>
+                <w:i/>
                 <w:color w:val="555555"/>
                 <w:sz w:val="16"/>
               </w:rPr>
@@ -7925,6 +8404,7 @@
             <w:r>
               <w:rPr>
                 <w:rFonts w:ascii="Courier New" w:hAnsi="Courier New"/>
+                <w:i/>
                 <w:color w:val="555555"/>
                 <w:sz w:val="16"/>
               </w:rPr>
@@ -7941,6 +8421,7 @@
             <w:r>
               <w:rPr>
                 <w:rFonts w:ascii="Courier New" w:hAnsi="Courier New"/>
+                <w:i/>
                 <w:color w:val="555555"/>
                 <w:sz w:val="16"/>
               </w:rPr>
@@ -7957,6 +8438,7 @@
             <w:r>
               <w:rPr>
                 <w:rFonts w:ascii="Courier New" w:hAnsi="Courier New"/>
+                <w:i/>
                 <w:color w:val="555555"/>
                 <w:sz w:val="16"/>
               </w:rPr>
@@ -7973,6 +8455,7 @@
             <w:r>
               <w:rPr>
                 <w:rFonts w:ascii="Courier New" w:hAnsi="Courier New"/>
+                <w:i/>
                 <w:color w:val="555555"/>
                 <w:sz w:val="16"/>
               </w:rPr>
@@ -7989,6 +8472,7 @@
             <w:r>
               <w:rPr>
                 <w:rFonts w:ascii="Courier New" w:hAnsi="Courier New"/>
+                <w:i/>
                 <w:color w:val="555555"/>
                 <w:sz w:val="16"/>
               </w:rPr>
@@ -8005,6 +8489,7 @@
             <w:r>
               <w:rPr>
                 <w:rFonts w:ascii="Courier New" w:hAnsi="Courier New"/>
+                <w:i/>
                 <w:color w:val="555555"/>
                 <w:sz w:val="16"/>
               </w:rPr>
@@ -8021,6 +8506,7 @@
             <w:r>
               <w:rPr>
                 <w:rFonts w:ascii="Courier New" w:hAnsi="Courier New"/>
+                <w:i/>
                 <w:color w:val="555555"/>
                 <w:sz w:val="16"/>
               </w:rPr>
@@ -8037,6 +8523,7 @@
             <w:r>
               <w:rPr>
                 <w:rFonts w:ascii="Courier New" w:hAnsi="Courier New"/>
+                <w:i/>
                 <w:color w:val="555555"/>
                 <w:sz w:val="16"/>
               </w:rPr>
@@ -8053,6 +8540,7 @@
             <w:r>
               <w:rPr>
                 <w:rFonts w:ascii="Courier New" w:hAnsi="Courier New"/>
+                <w:i/>
                 <w:color w:val="555555"/>
                 <w:sz w:val="16"/>
               </w:rPr>
@@ -8069,6 +8557,7 @@
             <w:r>
               <w:rPr>
                 <w:rFonts w:ascii="Courier New" w:hAnsi="Courier New"/>
+                <w:i/>
                 <w:color w:val="555555"/>
                 <w:sz w:val="16"/>
               </w:rPr>
@@ -8085,6 +8574,7 @@
             <w:r>
               <w:rPr>
                 <w:rFonts w:ascii="Courier New" w:hAnsi="Courier New"/>
+                <w:i/>
                 <w:color w:val="555555"/>
                 <w:sz w:val="16"/>
               </w:rPr>
@@ -8101,6 +8591,7 @@
             <w:r>
               <w:rPr>
                 <w:rFonts w:ascii="Courier New" w:hAnsi="Courier New"/>
+                <w:i/>
                 <w:color w:val="555555"/>
                 <w:sz w:val="16"/>
               </w:rPr>
@@ -8117,6 +8608,7 @@
             <w:r>
               <w:rPr>
                 <w:rFonts w:ascii="Courier New" w:hAnsi="Courier New"/>
+                <w:i/>
                 <w:color w:val="555555"/>
                 <w:sz w:val="16"/>
               </w:rPr>
@@ -8133,6 +8625,7 @@
             <w:r>
               <w:rPr>
                 <w:rFonts w:ascii="Courier New" w:hAnsi="Courier New"/>
+                <w:i/>
                 <w:color w:val="555555"/>
                 <w:sz w:val="16"/>
               </w:rPr>
@@ -8149,6 +8642,7 @@
             <w:r>
               <w:rPr>
                 <w:rFonts w:ascii="Courier New" w:hAnsi="Courier New"/>
+                <w:i/>
                 <w:color w:val="555555"/>
                 <w:sz w:val="16"/>
               </w:rPr>
@@ -8165,6 +8659,7 @@
             <w:r>
               <w:rPr>
                 <w:rFonts w:ascii="Courier New" w:hAnsi="Courier New"/>
+                <w:i/>
                 <w:color w:val="555555"/>
                 <w:sz w:val="16"/>
               </w:rPr>
@@ -8181,6 +8676,7 @@
             <w:r>
               <w:rPr>
                 <w:rFonts w:ascii="Courier New" w:hAnsi="Courier New"/>
+                <w:i/>
                 <w:color w:val="555555"/>
                 <w:sz w:val="16"/>
               </w:rPr>
@@ -8197,6 +8693,7 @@
             <w:r>
               <w:rPr>
                 <w:rFonts w:ascii="Courier New" w:hAnsi="Courier New"/>
+                <w:i/>
                 <w:color w:val="555555"/>
                 <w:sz w:val="16"/>
               </w:rPr>
@@ -8213,6 +8710,7 @@
             <w:r>
               <w:rPr>
                 <w:rFonts w:ascii="Courier New" w:hAnsi="Courier New"/>
+                <w:i/>
                 <w:color w:val="555555"/>
                 <w:sz w:val="16"/>
               </w:rPr>
@@ -8229,6 +8727,7 @@
             <w:r>
               <w:rPr>
                 <w:rFonts w:ascii="Courier New" w:hAnsi="Courier New"/>
+                <w:i/>
                 <w:color w:val="555555"/>
                 <w:sz w:val="16"/>
               </w:rPr>
@@ -8245,6 +8744,7 @@
             <w:r>
               <w:rPr>
                 <w:rFonts w:ascii="Courier New" w:hAnsi="Courier New"/>
+                <w:i/>
                 <w:color w:val="555555"/>
                 <w:sz w:val="16"/>
               </w:rPr>
@@ -8261,6 +8761,7 @@
             <w:r>
               <w:rPr>
                 <w:rFonts w:ascii="Courier New" w:hAnsi="Courier New"/>
+                <w:i/>
                 <w:color w:val="555555"/>
                 <w:sz w:val="16"/>
               </w:rPr>
@@ -8277,6 +8778,7 @@
             <w:r>
               <w:rPr>
                 <w:rFonts w:ascii="Courier New" w:hAnsi="Courier New"/>
+                <w:i/>
                 <w:color w:val="555555"/>
                 <w:sz w:val="16"/>
               </w:rPr>
@@ -8293,6 +8795,7 @@
             <w:r>
               <w:rPr>
                 <w:rFonts w:ascii="Courier New" w:hAnsi="Courier New"/>
+                <w:i/>
                 <w:color w:val="555555"/>
                 <w:sz w:val="16"/>
               </w:rPr>
@@ -8309,6 +8812,7 @@
             <w:r>
               <w:rPr>
                 <w:rFonts w:ascii="Courier New" w:hAnsi="Courier New"/>
+                <w:i/>
                 <w:color w:val="555555"/>
                 <w:sz w:val="16"/>
               </w:rPr>
@@ -8325,6 +8829,7 @@
             <w:r>
               <w:rPr>
                 <w:rFonts w:ascii="Courier New" w:hAnsi="Courier New"/>
+                <w:i/>
                 <w:color w:val="555555"/>
                 <w:sz w:val="16"/>
               </w:rPr>
@@ -8341,6 +8846,7 @@
             <w:r>
               <w:rPr>
                 <w:rFonts w:ascii="Courier New" w:hAnsi="Courier New"/>
+                <w:i/>
                 <w:color w:val="555555"/>
                 <w:sz w:val="16"/>
               </w:rPr>
@@ -8368,7 +8874,7 @@
         <w:tc>
           <w:tcPr>
             <w:tcW w:type="dxa" w:w="8152"/>
-            <w:shd w:val="clear" w:color="auto" w:fill="F2F2F2"/>
+            <w:shd w:val="clear" w:color="auto" w:fill="EAEAEA"/>
             <w:tcBorders>
               <w:left w:val="thick" w:sz="24" w:color="1A5A6A"/>
             </w:tcBorders>
@@ -8422,6 +8928,7 @@
             <w:r>
               <w:rPr>
                 <w:rFonts w:ascii="Courier New" w:hAnsi="Courier New"/>
+                <w:i/>
                 <w:color w:val="555555"/>
                 <w:sz w:val="16"/>
               </w:rPr>
@@ -8438,6 +8945,7 @@
             <w:r>
               <w:rPr>
                 <w:rFonts w:ascii="Courier New" w:hAnsi="Courier New"/>
+                <w:i/>
                 <w:color w:val="555555"/>
                 <w:sz w:val="16"/>
               </w:rPr>
@@ -8454,6 +8962,7 @@
             <w:r>
               <w:rPr>
                 <w:rFonts w:ascii="Courier New" w:hAnsi="Courier New"/>
+                <w:i/>
                 <w:color w:val="555555"/>
                 <w:sz w:val="16"/>
               </w:rPr>
@@ -8470,6 +8979,7 @@
             <w:r>
               <w:rPr>
                 <w:rFonts w:ascii="Courier New" w:hAnsi="Courier New"/>
+                <w:i/>
                 <w:color w:val="555555"/>
                 <w:sz w:val="16"/>
               </w:rPr>
@@ -8486,6 +8996,7 @@
             <w:r>
               <w:rPr>
                 <w:rFonts w:ascii="Courier New" w:hAnsi="Courier New"/>
+                <w:i/>
                 <w:color w:val="555555"/>
                 <w:sz w:val="16"/>
               </w:rPr>
@@ -8517,6 +9028,7 @@
             <w:r>
               <w:rPr>
                 <w:rFonts w:ascii="Courier New" w:hAnsi="Courier New"/>
+                <w:i/>
                 <w:color w:val="555555"/>
                 <w:sz w:val="16"/>
               </w:rPr>
@@ -8533,6 +9045,7 @@
             <w:r>
               <w:rPr>
                 <w:rFonts w:ascii="Courier New" w:hAnsi="Courier New"/>
+                <w:i/>
                 <w:color w:val="555555"/>
                 <w:sz w:val="16"/>
               </w:rPr>
@@ -8549,6 +9062,7 @@
             <w:r>
               <w:rPr>
                 <w:rFonts w:ascii="Courier New" w:hAnsi="Courier New"/>
+                <w:i/>
                 <w:color w:val="555555"/>
                 <w:sz w:val="16"/>
               </w:rPr>
@@ -8565,6 +9079,7 @@
             <w:r>
               <w:rPr>
                 <w:rFonts w:ascii="Courier New" w:hAnsi="Courier New"/>
+                <w:i/>
                 <w:color w:val="555555"/>
                 <w:sz w:val="16"/>
               </w:rPr>
@@ -8581,6 +9096,7 @@
             <w:r>
               <w:rPr>
                 <w:rFonts w:ascii="Courier New" w:hAnsi="Courier New"/>
+                <w:i/>
                 <w:color w:val="555555"/>
                 <w:sz w:val="16"/>
               </w:rPr>
@@ -8597,6 +9113,7 @@
             <w:r>
               <w:rPr>
                 <w:rFonts w:ascii="Courier New" w:hAnsi="Courier New"/>
+                <w:i/>
                 <w:color w:val="555555"/>
                 <w:sz w:val="16"/>
               </w:rPr>
@@ -8613,6 +9130,7 @@
             <w:r>
               <w:rPr>
                 <w:rFonts w:ascii="Courier New" w:hAnsi="Courier New"/>
+                <w:i/>
                 <w:color w:val="555555"/>
                 <w:sz w:val="16"/>
               </w:rPr>
@@ -8629,6 +9147,7 @@
             <w:r>
               <w:rPr>
                 <w:rFonts w:ascii="Courier New" w:hAnsi="Courier New"/>
+                <w:i/>
                 <w:color w:val="555555"/>
                 <w:sz w:val="16"/>
               </w:rPr>
@@ -8645,6 +9164,7 @@
             <w:r>
               <w:rPr>
                 <w:rFonts w:ascii="Courier New" w:hAnsi="Courier New"/>
+                <w:i/>
                 <w:color w:val="555555"/>
                 <w:sz w:val="16"/>
               </w:rPr>
@@ -8661,6 +9181,7 @@
             <w:r>
               <w:rPr>
                 <w:rFonts w:ascii="Courier New" w:hAnsi="Courier New"/>
+                <w:i/>
                 <w:color w:val="555555"/>
                 <w:sz w:val="16"/>
               </w:rPr>
@@ -8677,6 +9198,7 @@
             <w:r>
               <w:rPr>
                 <w:rFonts w:ascii="Courier New" w:hAnsi="Courier New"/>
+                <w:i/>
                 <w:color w:val="555555"/>
                 <w:sz w:val="16"/>
               </w:rPr>
@@ -8693,6 +9215,7 @@
             <w:r>
               <w:rPr>
                 <w:rFonts w:ascii="Courier New" w:hAnsi="Courier New"/>
+                <w:i/>
                 <w:color w:val="555555"/>
                 <w:sz w:val="16"/>
               </w:rPr>
@@ -8709,6 +9232,7 @@
             <w:r>
               <w:rPr>
                 <w:rFonts w:ascii="Courier New" w:hAnsi="Courier New"/>
+                <w:i/>
                 <w:color w:val="555555"/>
                 <w:sz w:val="16"/>
               </w:rPr>
@@ -8740,6 +9264,7 @@
             <w:r>
               <w:rPr>
                 <w:rFonts w:ascii="Courier New" w:hAnsi="Courier New"/>
+                <w:i/>
                 <w:color w:val="555555"/>
                 <w:sz w:val="16"/>
               </w:rPr>
@@ -8756,6 +9281,7 @@
             <w:r>
               <w:rPr>
                 <w:rFonts w:ascii="Courier New" w:hAnsi="Courier New"/>
+                <w:i/>
                 <w:color w:val="555555"/>
                 <w:sz w:val="16"/>
               </w:rPr>
@@ -8772,6 +9298,7 @@
             <w:r>
               <w:rPr>
                 <w:rFonts w:ascii="Courier New" w:hAnsi="Courier New"/>
+                <w:i/>
                 <w:color w:val="555555"/>
                 <w:sz w:val="16"/>
               </w:rPr>
@@ -8788,6 +9315,7 @@
             <w:r>
               <w:rPr>
                 <w:rFonts w:ascii="Courier New" w:hAnsi="Courier New"/>
+                <w:i/>
                 <w:color w:val="555555"/>
                 <w:sz w:val="16"/>
               </w:rPr>
@@ -8804,6 +9332,7 @@
             <w:r>
               <w:rPr>
                 <w:rFonts w:ascii="Courier New" w:hAnsi="Courier New"/>
+                <w:i/>
                 <w:color w:val="555555"/>
                 <w:sz w:val="16"/>
               </w:rPr>
@@ -8831,7 +9360,7 @@
         <w:tc>
           <w:tcPr>
             <w:tcW w:type="dxa" w:w="8152"/>
-            <w:shd w:val="clear" w:color="auto" w:fill="F2F2F2"/>
+            <w:shd w:val="clear" w:color="auto" w:fill="EAEAEA"/>
             <w:tcBorders>
               <w:left w:val="thick" w:sz="24" w:color="1A5A6A"/>
             </w:tcBorders>
@@ -8885,6 +9414,7 @@
             <w:r>
               <w:rPr>
                 <w:rFonts w:ascii="Courier New" w:hAnsi="Courier New"/>
+                <w:i/>
                 <w:color w:val="555555"/>
                 <w:sz w:val="16"/>
               </w:rPr>
@@ -8901,6 +9431,7 @@
             <w:r>
               <w:rPr>
                 <w:rFonts w:ascii="Courier New" w:hAnsi="Courier New"/>
+                <w:i/>
                 <w:color w:val="555555"/>
                 <w:sz w:val="16"/>
               </w:rPr>
@@ -8917,6 +9448,7 @@
             <w:r>
               <w:rPr>
                 <w:rFonts w:ascii="Courier New" w:hAnsi="Courier New"/>
+                <w:i/>
                 <w:color w:val="555555"/>
                 <w:sz w:val="16"/>
               </w:rPr>
@@ -8933,6 +9465,7 @@
             <w:r>
               <w:rPr>
                 <w:rFonts w:ascii="Courier New" w:hAnsi="Courier New"/>
+                <w:i/>
                 <w:color w:val="555555"/>
                 <w:sz w:val="16"/>
               </w:rPr>
@@ -8949,6 +9482,7 @@
             <w:r>
               <w:rPr>
                 <w:rFonts w:ascii="Courier New" w:hAnsi="Courier New"/>
+                <w:i/>
                 <w:color w:val="555555"/>
                 <w:sz w:val="16"/>
               </w:rPr>
@@ -8965,6 +9499,7 @@
             <w:r>
               <w:rPr>
                 <w:rFonts w:ascii="Courier New" w:hAnsi="Courier New"/>
+                <w:i/>
                 <w:color w:val="555555"/>
                 <w:sz w:val="16"/>
               </w:rPr>
@@ -8981,6 +9516,7 @@
             <w:r>
               <w:rPr>
                 <w:rFonts w:ascii="Courier New" w:hAnsi="Courier New"/>
+                <w:i/>
                 <w:color w:val="555555"/>
                 <w:sz w:val="16"/>
               </w:rPr>
@@ -9012,6 +9548,7 @@
             <w:r>
               <w:rPr>
                 <w:rFonts w:ascii="Courier New" w:hAnsi="Courier New"/>
+                <w:i/>
                 <w:color w:val="555555"/>
                 <w:sz w:val="16"/>
               </w:rPr>
@@ -9028,6 +9565,7 @@
             <w:r>
               <w:rPr>
                 <w:rFonts w:ascii="Courier New" w:hAnsi="Courier New"/>
+                <w:i/>
                 <w:color w:val="555555"/>
                 <w:sz w:val="16"/>
               </w:rPr>
@@ -9044,6 +9582,7 @@
             <w:r>
               <w:rPr>
                 <w:rFonts w:ascii="Courier New" w:hAnsi="Courier New"/>
+                <w:i/>
                 <w:color w:val="555555"/>
                 <w:sz w:val="16"/>
               </w:rPr>
@@ -9060,6 +9599,7 @@
             <w:r>
               <w:rPr>
                 <w:rFonts w:ascii="Courier New" w:hAnsi="Courier New"/>
+                <w:i/>
                 <w:color w:val="555555"/>
                 <w:sz w:val="16"/>
               </w:rPr>
@@ -9076,6 +9616,7 @@
             <w:r>
               <w:rPr>
                 <w:rFonts w:ascii="Courier New" w:hAnsi="Courier New"/>
+                <w:i/>
                 <w:color w:val="555555"/>
                 <w:sz w:val="16"/>
               </w:rPr>
@@ -9092,6 +9633,7 @@
             <w:r>
               <w:rPr>
                 <w:rFonts w:ascii="Courier New" w:hAnsi="Courier New"/>
+                <w:i/>
                 <w:color w:val="555555"/>
                 <w:sz w:val="16"/>
               </w:rPr>
@@ -9108,6 +9650,7 @@
             <w:r>
               <w:rPr>
                 <w:rFonts w:ascii="Courier New" w:hAnsi="Courier New"/>
+                <w:i/>
                 <w:color w:val="555555"/>
                 <w:sz w:val="16"/>
               </w:rPr>
@@ -9124,6 +9667,7 @@
             <w:r>
               <w:rPr>
                 <w:rFonts w:ascii="Courier New" w:hAnsi="Courier New"/>
+                <w:i/>
                 <w:color w:val="555555"/>
                 <w:sz w:val="16"/>
               </w:rPr>
@@ -9140,6 +9684,7 @@
             <w:r>
               <w:rPr>
                 <w:rFonts w:ascii="Courier New" w:hAnsi="Courier New"/>
+                <w:i/>
                 <w:color w:val="555555"/>
                 <w:sz w:val="16"/>
               </w:rPr>
@@ -9171,6 +9716,7 @@
             <w:r>
               <w:rPr>
                 <w:rFonts w:ascii="Courier New" w:hAnsi="Courier New"/>
+                <w:i/>
                 <w:color w:val="555555"/>
                 <w:sz w:val="16"/>
               </w:rPr>
@@ -9187,6 +9733,7 @@
             <w:r>
               <w:rPr>
                 <w:rFonts w:ascii="Courier New" w:hAnsi="Courier New"/>
+                <w:i/>
                 <w:color w:val="555555"/>
                 <w:sz w:val="16"/>
               </w:rPr>
@@ -9203,6 +9750,7 @@
             <w:r>
               <w:rPr>
                 <w:rFonts w:ascii="Courier New" w:hAnsi="Courier New"/>
+                <w:i/>
                 <w:color w:val="555555"/>
                 <w:sz w:val="16"/>
               </w:rPr>
@@ -9219,6 +9767,7 @@
             <w:r>
               <w:rPr>
                 <w:rFonts w:ascii="Courier New" w:hAnsi="Courier New"/>
+                <w:i/>
                 <w:color w:val="555555"/>
                 <w:sz w:val="16"/>
               </w:rPr>
@@ -9235,6 +9784,7 @@
             <w:r>
               <w:rPr>
                 <w:rFonts w:ascii="Courier New" w:hAnsi="Courier New"/>
+                <w:i/>
                 <w:color w:val="555555"/>
                 <w:sz w:val="16"/>
               </w:rPr>
@@ -9251,6 +9801,7 @@
             <w:r>
               <w:rPr>
                 <w:rFonts w:ascii="Courier New" w:hAnsi="Courier New"/>
+                <w:i/>
                 <w:color w:val="555555"/>
                 <w:sz w:val="16"/>
               </w:rPr>
@@ -9267,6 +9818,7 @@
             <w:r>
               <w:rPr>
                 <w:rFonts w:ascii="Courier New" w:hAnsi="Courier New"/>
+                <w:i/>
                 <w:color w:val="555555"/>
                 <w:sz w:val="16"/>
               </w:rPr>
@@ -9283,6 +9835,7 @@
             <w:r>
               <w:rPr>
                 <w:rFonts w:ascii="Courier New" w:hAnsi="Courier New"/>
+                <w:i/>
                 <w:color w:val="555555"/>
                 <w:sz w:val="16"/>
               </w:rPr>
@@ -9299,6 +9852,7 @@
             <w:r>
               <w:rPr>
                 <w:rFonts w:ascii="Courier New" w:hAnsi="Courier New"/>
+                <w:i/>
                 <w:color w:val="555555"/>
                 <w:sz w:val="16"/>
               </w:rPr>
@@ -9315,6 +9869,7 @@
             <w:r>
               <w:rPr>
                 <w:rFonts w:ascii="Courier New" w:hAnsi="Courier New"/>
+                <w:i/>
                 <w:color w:val="555555"/>
                 <w:sz w:val="16"/>
               </w:rPr>
@@ -9346,6 +9901,7 @@
             <w:r>
               <w:rPr>
                 <w:rFonts w:ascii="Courier New" w:hAnsi="Courier New"/>
+                <w:i/>
                 <w:color w:val="555555"/>
                 <w:sz w:val="16"/>
               </w:rPr>
@@ -9362,6 +9918,7 @@
             <w:r>
               <w:rPr>
                 <w:rFonts w:ascii="Courier New" w:hAnsi="Courier New"/>
+                <w:i/>
                 <w:color w:val="555555"/>
                 <w:sz w:val="16"/>
               </w:rPr>
@@ -9378,6 +9935,7 @@
             <w:r>
               <w:rPr>
                 <w:rFonts w:ascii="Courier New" w:hAnsi="Courier New"/>
+                <w:i/>
                 <w:color w:val="555555"/>
                 <w:sz w:val="16"/>
               </w:rPr>
@@ -9394,6 +9952,7 @@
             <w:r>
               <w:rPr>
                 <w:rFonts w:ascii="Courier New" w:hAnsi="Courier New"/>
+                <w:i/>
                 <w:color w:val="555555"/>
                 <w:sz w:val="16"/>
               </w:rPr>
@@ -9410,6 +9969,7 @@
             <w:r>
               <w:rPr>
                 <w:rFonts w:ascii="Courier New" w:hAnsi="Courier New"/>
+                <w:i/>
                 <w:color w:val="555555"/>
                 <w:sz w:val="16"/>
               </w:rPr>
@@ -9426,6 +9986,7 @@
             <w:r>
               <w:rPr>
                 <w:rFonts w:ascii="Courier New" w:hAnsi="Courier New"/>
+                <w:i/>
                 <w:color w:val="555555"/>
                 <w:sz w:val="16"/>
               </w:rPr>
@@ -9442,6 +10003,7 @@
             <w:r>
               <w:rPr>
                 <w:rFonts w:ascii="Courier New" w:hAnsi="Courier New"/>
+                <w:i/>
                 <w:color w:val="555555"/>
                 <w:sz w:val="16"/>
               </w:rPr>
@@ -9473,6 +10035,7 @@
             <w:r>
               <w:rPr>
                 <w:rFonts w:ascii="Courier New" w:hAnsi="Courier New"/>
+                <w:i/>
                 <w:color w:val="555555"/>
                 <w:sz w:val="16"/>
               </w:rPr>
@@ -9489,6 +10052,7 @@
             <w:r>
               <w:rPr>
                 <w:rFonts w:ascii="Courier New" w:hAnsi="Courier New"/>
+                <w:i/>
                 <w:color w:val="555555"/>
                 <w:sz w:val="16"/>
               </w:rPr>
@@ -9505,6 +10069,7 @@
             <w:r>
               <w:rPr>
                 <w:rFonts w:ascii="Courier New" w:hAnsi="Courier New"/>
+                <w:i/>
                 <w:color w:val="555555"/>
                 <w:sz w:val="16"/>
               </w:rPr>
@@ -9521,6 +10086,7 @@
             <w:r>
               <w:rPr>
                 <w:rFonts w:ascii="Courier New" w:hAnsi="Courier New"/>
+                <w:i/>
                 <w:color w:val="555555"/>
                 <w:sz w:val="16"/>
               </w:rPr>
@@ -9552,6 +10118,7 @@
             <w:r>
               <w:rPr>
                 <w:rFonts w:ascii="Courier New" w:hAnsi="Courier New"/>
+                <w:i/>
                 <w:color w:val="555555"/>
                 <w:sz w:val="16"/>
               </w:rPr>
@@ -9568,6 +10135,7 @@
             <w:r>
               <w:rPr>
                 <w:rFonts w:ascii="Courier New" w:hAnsi="Courier New"/>
+                <w:i/>
                 <w:color w:val="555555"/>
                 <w:sz w:val="16"/>
               </w:rPr>
@@ -9584,6 +10152,7 @@
             <w:r>
               <w:rPr>
                 <w:rFonts w:ascii="Courier New" w:hAnsi="Courier New"/>
+                <w:i/>
                 <w:color w:val="555555"/>
                 <w:sz w:val="16"/>
               </w:rPr>
@@ -9600,6 +10169,7 @@
             <w:r>
               <w:rPr>
                 <w:rFonts w:ascii="Courier New" w:hAnsi="Courier New"/>
+                <w:i/>
                 <w:color w:val="555555"/>
                 <w:sz w:val="16"/>
               </w:rPr>
@@ -9616,6 +10186,7 @@
             <w:r>
               <w:rPr>
                 <w:rFonts w:ascii="Courier New" w:hAnsi="Courier New"/>
+                <w:i/>
                 <w:color w:val="555555"/>
                 <w:sz w:val="16"/>
               </w:rPr>
@@ -9647,6 +10218,7 @@
             <w:r>
               <w:rPr>
                 <w:rFonts w:ascii="Courier New" w:hAnsi="Courier New"/>
+                <w:i/>
                 <w:color w:val="555555"/>
                 <w:sz w:val="16"/>
               </w:rPr>
@@ -9678,6 +10250,7 @@
             <w:r>
               <w:rPr>
                 <w:rFonts w:ascii="Courier New" w:hAnsi="Courier New"/>
+                <w:i/>
                 <w:color w:val="555555"/>
                 <w:sz w:val="16"/>
               </w:rPr>
@@ -9694,6 +10267,7 @@
             <w:r>
               <w:rPr>
                 <w:rFonts w:ascii="Courier New" w:hAnsi="Courier New"/>
+                <w:i/>
                 <w:color w:val="555555"/>
                 <w:sz w:val="16"/>
               </w:rPr>
@@ -9725,6 +10299,7 @@
             <w:r>
               <w:rPr>
                 <w:rFonts w:ascii="Courier New" w:hAnsi="Courier New"/>
+                <w:i/>
                 <w:color w:val="555555"/>
                 <w:sz w:val="16"/>
               </w:rPr>
@@ -9741,6 +10316,7 @@
             <w:r>
               <w:rPr>
                 <w:rFonts w:ascii="Courier New" w:hAnsi="Courier New"/>
+                <w:i/>
                 <w:color w:val="555555"/>
                 <w:sz w:val="16"/>
               </w:rPr>
@@ -9757,6 +10333,7 @@
             <w:r>
               <w:rPr>
                 <w:rFonts w:ascii="Courier New" w:hAnsi="Courier New"/>
+                <w:i/>
                 <w:color w:val="555555"/>
                 <w:sz w:val="16"/>
               </w:rPr>
@@ -9773,6 +10350,7 @@
             <w:r>
               <w:rPr>
                 <w:rFonts w:ascii="Courier New" w:hAnsi="Courier New"/>
+                <w:i/>
                 <w:color w:val="555555"/>
                 <w:sz w:val="16"/>
               </w:rPr>
@@ -9789,6 +10367,7 @@
             <w:r>
               <w:rPr>
                 <w:rFonts w:ascii="Courier New" w:hAnsi="Courier New"/>
+                <w:i/>
                 <w:color w:val="555555"/>
                 <w:sz w:val="16"/>
               </w:rPr>
@@ -9805,6 +10384,7 @@
             <w:r>
               <w:rPr>
                 <w:rFonts w:ascii="Courier New" w:hAnsi="Courier New"/>
+                <w:i/>
                 <w:color w:val="555555"/>
                 <w:sz w:val="16"/>
               </w:rPr>
@@ -9821,6 +10401,7 @@
             <w:r>
               <w:rPr>
                 <w:rFonts w:ascii="Courier New" w:hAnsi="Courier New"/>
+                <w:i/>
                 <w:color w:val="555555"/>
                 <w:sz w:val="16"/>
               </w:rPr>
@@ -9837,6 +10418,7 @@
             <w:r>
               <w:rPr>
                 <w:rFonts w:ascii="Courier New" w:hAnsi="Courier New"/>
+                <w:i/>
                 <w:color w:val="555555"/>
                 <w:sz w:val="16"/>
               </w:rPr>
@@ -9853,6 +10435,7 @@
             <w:r>
               <w:rPr>
                 <w:rFonts w:ascii="Courier New" w:hAnsi="Courier New"/>
+                <w:i/>
                 <w:color w:val="555555"/>
                 <w:sz w:val="16"/>
               </w:rPr>
@@ -9869,6 +10452,7 @@
             <w:r>
               <w:rPr>
                 <w:rFonts w:ascii="Courier New" w:hAnsi="Courier New"/>
+                <w:i/>
                 <w:color w:val="555555"/>
                 <w:sz w:val="16"/>
               </w:rPr>
@@ -9885,6 +10469,7 @@
             <w:r>
               <w:rPr>
                 <w:rFonts w:ascii="Courier New" w:hAnsi="Courier New"/>
+                <w:i/>
                 <w:color w:val="555555"/>
                 <w:sz w:val="16"/>
               </w:rPr>
@@ -9901,6 +10486,7 @@
             <w:r>
               <w:rPr>
                 <w:rFonts w:ascii="Courier New" w:hAnsi="Courier New"/>
+                <w:i/>
                 <w:color w:val="555555"/>
                 <w:sz w:val="16"/>
               </w:rPr>
@@ -9917,6 +10503,7 @@
             <w:r>
               <w:rPr>
                 <w:rFonts w:ascii="Courier New" w:hAnsi="Courier New"/>
+                <w:i/>
                 <w:color w:val="555555"/>
                 <w:sz w:val="16"/>
               </w:rPr>
@@ -9948,7 +10535,8 @@
             <w:r>
               <w:rPr>
                 <w:rFonts w:ascii="Courier New" w:hAnsi="Courier New"/>
-                <w:color w:val="555555"/>
+                <w:i/>
+                <w:color w:val="888888"/>
                 <w:sz w:val="16"/>
               </w:rPr>
               <w:t xml:space="preserve">  // Nuevo mensaje de log</w:t>
@@ -9964,6 +10552,7 @@
             <w:r>
               <w:rPr>
                 <w:rFonts w:ascii="Courier New" w:hAnsi="Courier New"/>
+                <w:i/>
                 <w:color w:val="555555"/>
                 <w:sz w:val="16"/>
               </w:rPr>
@@ -9980,6 +10569,7 @@
             <w:r>
               <w:rPr>
                 <w:rFonts w:ascii="Courier New" w:hAnsi="Courier New"/>
+                <w:i/>
                 <w:color w:val="555555"/>
                 <w:sz w:val="16"/>
               </w:rPr>
@@ -9996,6 +10586,7 @@
             <w:r>
               <w:rPr>
                 <w:rFonts w:ascii="Courier New" w:hAnsi="Courier New"/>
+                <w:i/>
                 <w:color w:val="555555"/>
                 <w:sz w:val="16"/>
               </w:rPr>
@@ -10012,6 +10603,7 @@
             <w:r>
               <w:rPr>
                 <w:rFonts w:ascii="Courier New" w:hAnsi="Courier New"/>
+                <w:i/>
                 <w:color w:val="555555"/>
                 <w:sz w:val="16"/>
               </w:rPr>
@@ -10028,6 +10620,7 @@
             <w:r>
               <w:rPr>
                 <w:rFonts w:ascii="Courier New" w:hAnsi="Courier New"/>
+                <w:i/>
                 <w:color w:val="555555"/>
                 <w:sz w:val="16"/>
               </w:rPr>
@@ -10044,6 +10637,7 @@
             <w:r>
               <w:rPr>
                 <w:rFonts w:ascii="Courier New" w:hAnsi="Courier New"/>
+                <w:i/>
                 <w:color w:val="555555"/>
                 <w:sz w:val="16"/>
               </w:rPr>
@@ -10075,7 +10669,8 @@
             <w:r>
               <w:rPr>
                 <w:rFonts w:ascii="Courier New" w:hAnsi="Courier New"/>
-                <w:color w:val="555555"/>
+                <w:i/>
+                <w:color w:val="888888"/>
                 <w:sz w:val="16"/>
               </w:rPr>
               <w:t>// Polling de progreso separado (cada 3 segundos)</w:t>
@@ -10091,6 +10686,7 @@
             <w:r>
               <w:rPr>
                 <w:rFonts w:ascii="Courier New" w:hAnsi="Courier New"/>
+                <w:i/>
                 <w:color w:val="555555"/>
                 <w:sz w:val="16"/>
               </w:rPr>
@@ -10107,6 +10703,7 @@
             <w:r>
               <w:rPr>
                 <w:rFonts w:ascii="Courier New" w:hAnsi="Courier New"/>
+                <w:i/>
                 <w:color w:val="555555"/>
                 <w:sz w:val="16"/>
               </w:rPr>
@@ -10123,6 +10720,7 @@
             <w:r>
               <w:rPr>
                 <w:rFonts w:ascii="Courier New" w:hAnsi="Courier New"/>
+                <w:i/>
                 <w:color w:val="555555"/>
                 <w:sz w:val="16"/>
               </w:rPr>
@@ -10139,7 +10737,8 @@
             <w:r>
               <w:rPr>
                 <w:rFonts w:ascii="Courier New" w:hAnsi="Courier New"/>
-                <w:color w:val="555555"/>
+                <w:i/>
+                <w:color w:val="888888"/>
                 <w:sz w:val="16"/>
               </w:rPr>
               <w:t xml:space="preserve">    // En una implementación real, hacer GET /proyecto/&lt;id&gt;/progreso</w:t>
@@ -10155,6 +10754,7 @@
             <w:r>
               <w:rPr>
                 <w:rFonts w:ascii="Courier New" w:hAnsi="Courier New"/>
+                <w:i/>
                 <w:color w:val="555555"/>
                 <w:sz w:val="16"/>
               </w:rPr>
@@ -10171,6 +10771,7 @@
             <w:r>
               <w:rPr>
                 <w:rFonts w:ascii="Courier New" w:hAnsi="Courier New"/>
+                <w:i/>
                 <w:color w:val="555555"/>
                 <w:sz w:val="16"/>
               </w:rPr>
@@ -10187,6 +10788,7 @@
             <w:r>
               <w:rPr>
                 <w:rFonts w:ascii="Courier New" w:hAnsi="Courier New"/>
+                <w:i/>
                 <w:color w:val="555555"/>
                 <w:sz w:val="16"/>
               </w:rPr>
@@ -10203,6 +10805,7 @@
             <w:r>
               <w:rPr>
                 <w:rFonts w:ascii="Courier New" w:hAnsi="Courier New"/>
+                <w:i/>
                 <w:color w:val="555555"/>
                 <w:sz w:val="16"/>
               </w:rPr>
@@ -10219,6 +10822,7 @@
             <w:r>
               <w:rPr>
                 <w:rFonts w:ascii="Courier New" w:hAnsi="Courier New"/>
+                <w:i/>
                 <w:color w:val="555555"/>
                 <w:sz w:val="16"/>
               </w:rPr>
@@ -10238,16 +10842,24 @@
         <w:pStyle w:val="Endure-Subhead"/>
         <w:keepNext/>
         <w:spacing w:before="240" w:after="60"/>
+        <w:outlineLvl w:val="1"/>
       </w:pPr>
       <w:r>
+        <w:rPr>
+          <w:sz w:val="24"/>
+        </w:rPr>
         <w:t>31.3 Workflow de N8N para la Agencia</w:t>
       </w:r>
     </w:p>
     <w:p>
       <w:pPr>
         <w:pStyle w:val="Endure-FirstParagraphBodyText"/>
+        <w:spacing w:before="100" w:after="100"/>
       </w:pPr>
       <w:r>
+        <w:rPr>
+          <w:sz w:val="20"/>
+        </w:rPr>
         <w:t>N8N automatiza las notificaciones y el registro de proyectos. Al recibir un proyecto nuevo, envía email de confirmación al cliente; al completarse, envía los entregables.</w:t>
       </w:r>
     </w:p>
@@ -10256,10 +10868,11 @@
         <w:pStyle w:val="Endure-Subhead"/>
         <w:keepNext/>
         <w:spacing w:before="160" w:after="60"/>
+        <w:outlineLvl w:val="2"/>
       </w:pPr>
       <w:r>
         <w:rPr>
-          <w:sz w:val="18"/>
+          <w:sz w:val="22"/>
         </w:rPr>
         <w:t>31.3.1 Configurar los Webhooks en N8N</w:t>
       </w:r>
@@ -10277,7 +10890,7 @@
         <w:tc>
           <w:tcPr>
             <w:tcW w:type="dxa" w:w="8152"/>
-            <w:shd w:val="clear" w:color="auto" w:fill="F2F2F2"/>
+            <w:shd w:val="clear" w:color="auto" w:fill="EAEAEA"/>
             <w:tcBorders>
               <w:left w:val="thick" w:sz="24" w:color="1A5A6A"/>
             </w:tcBorders>
@@ -10381,28 +10994,37 @@
     <w:p>
       <w:pPr>
         <w:pStyle w:val="Endure-ChapterBodyText"/>
+        <w:spacing w:before="100" w:after="100"/>
       </w:pPr>
       <w:r>
+        <w:rPr>
+          <w:sz w:val="20"/>
+        </w:rPr>
         <w:t>El workflow de N8N se importa desde el panel web (</w:t>
       </w:r>
       <w:r>
         <w:rPr>
           <w:rFonts w:ascii="Courier New" w:hAnsi="Courier New"/>
-          <w:sz w:val="17"/>
+          <w:sz w:val="16"/>
         </w:rPr>
         <w:t>http://localhost:5678</w:t>
       </w:r>
       <w:r>
+        <w:rPr>
+          <w:sz w:val="20"/>
+        </w:rPr>
         <w:t>):</w:t>
       </w:r>
     </w:p>
     <w:p>
       <w:pPr>
         <w:pStyle w:val="Endure-ChapterBodyText"/>
+        <w:spacing w:before="100" w:after="100"/>
       </w:pPr>
       <w:r>
         <w:rPr>
           <w:b/>
+          <w:sz w:val="20"/>
         </w:rPr>
         <w:t>Workflow 1 — Intake Confirmation:</w:t>
       </w:r>
@@ -10420,7 +11042,7 @@
         <w:tc>
           <w:tcPr>
             <w:tcW w:type="dxa" w:w="8152"/>
-            <w:shd w:val="clear" w:color="auto" w:fill="F2F2F2"/>
+            <w:shd w:val="clear" w:color="auto" w:fill="EAEAEA"/>
             <w:tcBorders>
               <w:left w:val="thick" w:sz="24" w:color="1A5A6A"/>
             </w:tcBorders>
@@ -10980,7 +11602,7 @@
         <w:tc>
           <w:tcPr>
             <w:tcW w:type="dxa" w:w="8152"/>
-            <w:shd w:val="clear" w:color="auto" w:fill="F2F2F2"/>
+            <w:shd w:val="clear" w:color="auto" w:fill="EAEAEA"/>
             <w:tcBorders>
               <w:left w:val="thick" w:sz="24" w:color="1A5A6A"/>
             </w:tcBorders>
@@ -11035,6 +11657,7 @@
             <w:r>
               <w:rPr>
                 <w:rFonts w:ascii="Courier New" w:hAnsi="Courier New"/>
+                <w:i/>
                 <w:color w:val="555555"/>
                 <w:sz w:val="16"/>
               </w:rPr>
@@ -11115,6 +11738,7 @@
             <w:r>
               <w:rPr>
                 <w:rFonts w:ascii="Courier New" w:hAnsi="Courier New"/>
+                <w:i/>
                 <w:color w:val="555555"/>
                 <w:sz w:val="16"/>
               </w:rPr>
@@ -11131,6 +11755,7 @@
             <w:r>
               <w:rPr>
                 <w:rFonts w:ascii="Courier New" w:hAnsi="Courier New"/>
+                <w:i/>
                 <w:color w:val="555555"/>
                 <w:sz w:val="16"/>
               </w:rPr>
@@ -11147,6 +11772,7 @@
             <w:r>
               <w:rPr>
                 <w:rFonts w:ascii="Courier New" w:hAnsi="Courier New"/>
+                <w:i/>
                 <w:color w:val="555555"/>
                 <w:sz w:val="16"/>
               </w:rPr>
@@ -11163,6 +11789,7 @@
             <w:r>
               <w:rPr>
                 <w:rFonts w:ascii="Courier New" w:hAnsi="Courier New"/>
+                <w:i/>
                 <w:color w:val="555555"/>
                 <w:sz w:val="16"/>
               </w:rPr>
@@ -11179,6 +11806,7 @@
             <w:r>
               <w:rPr>
                 <w:rFonts w:ascii="Courier New" w:hAnsi="Courier New"/>
+                <w:i/>
                 <w:color w:val="555555"/>
                 <w:sz w:val="16"/>
               </w:rPr>
@@ -11195,6 +11823,7 @@
             <w:r>
               <w:rPr>
                 <w:rFonts w:ascii="Courier New" w:hAnsi="Courier New"/>
+                <w:i/>
                 <w:color w:val="555555"/>
                 <w:sz w:val="16"/>
               </w:rPr>
@@ -11211,6 +11840,7 @@
             <w:r>
               <w:rPr>
                 <w:rFonts w:ascii="Courier New" w:hAnsi="Courier New"/>
+                <w:i/>
                 <w:color w:val="555555"/>
                 <w:sz w:val="16"/>
               </w:rPr>
@@ -11227,6 +11857,7 @@
             <w:r>
               <w:rPr>
                 <w:rFonts w:ascii="Courier New" w:hAnsi="Courier New"/>
+                <w:i/>
                 <w:color w:val="555555"/>
                 <w:sz w:val="16"/>
               </w:rPr>
@@ -11243,6 +11874,7 @@
             <w:r>
               <w:rPr>
                 <w:rFonts w:ascii="Courier New" w:hAnsi="Courier New"/>
+                <w:i/>
                 <w:color w:val="555555"/>
                 <w:sz w:val="16"/>
               </w:rPr>
@@ -11259,6 +11891,7 @@
             <w:r>
               <w:rPr>
                 <w:rFonts w:ascii="Courier New" w:hAnsi="Courier New"/>
+                <w:i/>
                 <w:color w:val="555555"/>
                 <w:sz w:val="16"/>
               </w:rPr>
@@ -11275,6 +11908,7 @@
             <w:r>
               <w:rPr>
                 <w:rFonts w:ascii="Courier New" w:hAnsi="Courier New"/>
+                <w:i/>
                 <w:color w:val="555555"/>
                 <w:sz w:val="16"/>
               </w:rPr>
@@ -11291,6 +11925,7 @@
             <w:r>
               <w:rPr>
                 <w:rFonts w:ascii="Courier New" w:hAnsi="Courier New"/>
+                <w:i/>
                 <w:color w:val="555555"/>
                 <w:sz w:val="16"/>
               </w:rPr>
@@ -11322,6 +11957,7 @@
             <w:r>
               <w:rPr>
                 <w:rFonts w:ascii="Courier New" w:hAnsi="Courier New"/>
+                <w:i/>
                 <w:color w:val="555555"/>
                 <w:sz w:val="16"/>
               </w:rPr>
@@ -11338,6 +11974,7 @@
             <w:r>
               <w:rPr>
                 <w:rFonts w:ascii="Courier New" w:hAnsi="Courier New"/>
+                <w:i/>
                 <w:color w:val="555555"/>
                 <w:sz w:val="16"/>
               </w:rPr>
@@ -11354,6 +11991,7 @@
             <w:r>
               <w:rPr>
                 <w:rFonts w:ascii="Courier New" w:hAnsi="Courier New"/>
+                <w:i/>
                 <w:color w:val="555555"/>
                 <w:sz w:val="16"/>
               </w:rPr>
@@ -11389,16 +12027,24 @@
         <w:pStyle w:val="Endure-Subhead"/>
         <w:keepNext/>
         <w:spacing w:before="240" w:after="60"/>
+        <w:outlineLvl w:val="1"/>
       </w:pPr>
       <w:r>
+        <w:rPr>
+          <w:sz w:val="24"/>
+        </w:rPr>
         <w:t>31.4 Integración con OpenClaw para Agentes Especializados</w:t>
       </w:r>
     </w:p>
     <w:p>
       <w:pPr>
         <w:pStyle w:val="Endure-FirstParagraphBodyText"/>
+        <w:spacing w:before="100" w:after="100"/>
       </w:pPr>
       <w:r>
+        <w:rPr>
+          <w:sz w:val="20"/>
+        </w:rPr>
         <w:t>Para casos de uso más complejos, los agentes de OpenClaw reemplazan las llamadas directas al LLM con agentes con memoria, herramientas y contexto persistente.</w:t>
       </w:r>
     </w:p>
@@ -11415,7 +12061,7 @@
         <w:tc>
           <w:tcPr>
             <w:tcW w:type="dxa" w:w="8152"/>
-            <w:shd w:val="clear" w:color="auto" w:fill="F2F2F2"/>
+            <w:shd w:val="clear" w:color="auto" w:fill="EAEAEA"/>
             <w:tcBorders>
               <w:left w:val="thick" w:sz="24" w:color="1A5A6A"/>
             </w:tcBorders>
@@ -11517,6 +12163,7 @@
             <w:r>
               <w:rPr>
                 <w:rFonts w:ascii="Courier New" w:hAnsi="Courier New"/>
+                <w:i/>
                 <w:color w:val="555555"/>
                 <w:sz w:val="16"/>
               </w:rPr>
@@ -11533,6 +12180,7 @@
             <w:r>
               <w:rPr>
                 <w:rFonts w:ascii="Courier New" w:hAnsi="Courier New"/>
+                <w:i/>
                 <w:color w:val="555555"/>
                 <w:sz w:val="16"/>
               </w:rPr>
@@ -11549,6 +12197,7 @@
             <w:r>
               <w:rPr>
                 <w:rFonts w:ascii="Courier New" w:hAnsi="Courier New"/>
+                <w:i/>
                 <w:color w:val="555555"/>
                 <w:sz w:val="16"/>
               </w:rPr>
@@ -11565,6 +12214,7 @@
             <w:r>
               <w:rPr>
                 <w:rFonts w:ascii="Courier New" w:hAnsi="Courier New"/>
+                <w:i/>
                 <w:color w:val="555555"/>
                 <w:sz w:val="16"/>
               </w:rPr>
@@ -11581,6 +12231,7 @@
             <w:r>
               <w:rPr>
                 <w:rFonts w:ascii="Courier New" w:hAnsi="Courier New"/>
+                <w:i/>
                 <w:color w:val="555555"/>
                 <w:sz w:val="16"/>
               </w:rPr>
@@ -11597,6 +12248,7 @@
             <w:r>
               <w:rPr>
                 <w:rFonts w:ascii="Courier New" w:hAnsi="Courier New"/>
+                <w:i/>
                 <w:color w:val="555555"/>
                 <w:sz w:val="16"/>
               </w:rPr>
@@ -11613,6 +12265,7 @@
             <w:r>
               <w:rPr>
                 <w:rFonts w:ascii="Courier New" w:hAnsi="Courier New"/>
+                <w:i/>
                 <w:color w:val="555555"/>
                 <w:sz w:val="16"/>
               </w:rPr>
@@ -11629,6 +12282,7 @@
             <w:r>
               <w:rPr>
                 <w:rFonts w:ascii="Courier New" w:hAnsi="Courier New"/>
+                <w:i/>
                 <w:color w:val="555555"/>
                 <w:sz w:val="16"/>
               </w:rPr>
@@ -11645,6 +12299,7 @@
             <w:r>
               <w:rPr>
                 <w:rFonts w:ascii="Courier New" w:hAnsi="Courier New"/>
+                <w:i/>
                 <w:color w:val="555555"/>
                 <w:sz w:val="16"/>
               </w:rPr>
@@ -11661,6 +12316,7 @@
             <w:r>
               <w:rPr>
                 <w:rFonts w:ascii="Courier New" w:hAnsi="Courier New"/>
+                <w:i/>
                 <w:color w:val="555555"/>
                 <w:sz w:val="16"/>
               </w:rPr>
@@ -11677,6 +12333,7 @@
             <w:r>
               <w:rPr>
                 <w:rFonts w:ascii="Courier New" w:hAnsi="Courier New"/>
+                <w:i/>
                 <w:color w:val="555555"/>
                 <w:sz w:val="16"/>
               </w:rPr>
@@ -11693,6 +12350,7 @@
             <w:r>
               <w:rPr>
                 <w:rFonts w:ascii="Courier New" w:hAnsi="Courier New"/>
+                <w:i/>
                 <w:color w:val="555555"/>
                 <w:sz w:val="16"/>
               </w:rPr>
@@ -11709,6 +12367,7 @@
             <w:r>
               <w:rPr>
                 <w:rFonts w:ascii="Courier New" w:hAnsi="Courier New"/>
+                <w:i/>
                 <w:color w:val="555555"/>
                 <w:sz w:val="16"/>
               </w:rPr>
@@ -11725,6 +12384,7 @@
             <w:r>
               <w:rPr>
                 <w:rFonts w:ascii="Courier New" w:hAnsi="Courier New"/>
+                <w:i/>
                 <w:color w:val="555555"/>
                 <w:sz w:val="16"/>
               </w:rPr>
@@ -11741,6 +12401,7 @@
             <w:r>
               <w:rPr>
                 <w:rFonts w:ascii="Courier New" w:hAnsi="Courier New"/>
+                <w:i/>
                 <w:color w:val="555555"/>
                 <w:sz w:val="16"/>
               </w:rPr>
@@ -11757,6 +12418,7 @@
             <w:r>
               <w:rPr>
                 <w:rFonts w:ascii="Courier New" w:hAnsi="Courier New"/>
+                <w:i/>
                 <w:color w:val="555555"/>
                 <w:sz w:val="16"/>
               </w:rPr>
@@ -11773,6 +12435,7 @@
             <w:r>
               <w:rPr>
                 <w:rFonts w:ascii="Courier New" w:hAnsi="Courier New"/>
+                <w:i/>
                 <w:color w:val="555555"/>
                 <w:sz w:val="16"/>
               </w:rPr>
@@ -11789,6 +12452,7 @@
             <w:r>
               <w:rPr>
                 <w:rFonts w:ascii="Courier New" w:hAnsi="Courier New"/>
+                <w:i/>
                 <w:color w:val="555555"/>
                 <w:sz w:val="16"/>
               </w:rPr>
@@ -11836,6 +12500,7 @@
             <w:r>
               <w:rPr>
                 <w:rFonts w:ascii="Courier New" w:hAnsi="Courier New"/>
+                <w:i/>
                 <w:color w:val="555555"/>
                 <w:sz w:val="16"/>
               </w:rPr>
@@ -11852,6 +12517,7 @@
             <w:r>
               <w:rPr>
                 <w:rFonts w:ascii="Courier New" w:hAnsi="Courier New"/>
+                <w:i/>
                 <w:color w:val="555555"/>
                 <w:sz w:val="16"/>
               </w:rPr>
@@ -11868,6 +12534,7 @@
             <w:r>
               <w:rPr>
                 <w:rFonts w:ascii="Courier New" w:hAnsi="Courier New"/>
+                <w:i/>
                 <w:color w:val="555555"/>
                 <w:sz w:val="16"/>
               </w:rPr>
@@ -11884,6 +12551,7 @@
             <w:r>
               <w:rPr>
                 <w:rFonts w:ascii="Courier New" w:hAnsi="Courier New"/>
+                <w:i/>
                 <w:color w:val="555555"/>
                 <w:sz w:val="16"/>
               </w:rPr>
@@ -11900,6 +12568,7 @@
             <w:r>
               <w:rPr>
                 <w:rFonts w:ascii="Courier New" w:hAnsi="Courier New"/>
+                <w:i/>
                 <w:color w:val="555555"/>
                 <w:sz w:val="16"/>
               </w:rPr>
@@ -11916,6 +12585,7 @@
             <w:r>
               <w:rPr>
                 <w:rFonts w:ascii="Courier New" w:hAnsi="Courier New"/>
+                <w:i/>
                 <w:color w:val="555555"/>
                 <w:sz w:val="16"/>
               </w:rPr>
@@ -11932,6 +12602,7 @@
             <w:r>
               <w:rPr>
                 <w:rFonts w:ascii="Courier New" w:hAnsi="Courier New"/>
+                <w:i/>
                 <w:color w:val="555555"/>
                 <w:sz w:val="16"/>
               </w:rPr>
@@ -11948,6 +12619,7 @@
             <w:r>
               <w:rPr>
                 <w:rFonts w:ascii="Courier New" w:hAnsi="Courier New"/>
+                <w:i/>
                 <w:color w:val="555555"/>
                 <w:sz w:val="16"/>
               </w:rPr>
@@ -11964,6 +12636,7 @@
             <w:r>
               <w:rPr>
                 <w:rFonts w:ascii="Courier New" w:hAnsi="Courier New"/>
+                <w:i/>
                 <w:color w:val="555555"/>
                 <w:sz w:val="16"/>
               </w:rPr>
@@ -11980,6 +12653,7 @@
             <w:r>
               <w:rPr>
                 <w:rFonts w:ascii="Courier New" w:hAnsi="Courier New"/>
+                <w:i/>
                 <w:color w:val="555555"/>
                 <w:sz w:val="16"/>
               </w:rPr>
@@ -11996,6 +12670,7 @@
             <w:r>
               <w:rPr>
                 <w:rFonts w:ascii="Courier New" w:hAnsi="Courier New"/>
+                <w:i/>
                 <w:color w:val="555555"/>
                 <w:sz w:val="16"/>
               </w:rPr>
@@ -12012,6 +12687,7 @@
             <w:r>
               <w:rPr>
                 <w:rFonts w:ascii="Courier New" w:hAnsi="Courier New"/>
+                <w:i/>
                 <w:color w:val="555555"/>
                 <w:sz w:val="16"/>
               </w:rPr>
@@ -12028,6 +12704,7 @@
             <w:r>
               <w:rPr>
                 <w:rFonts w:ascii="Courier New" w:hAnsi="Courier New"/>
+                <w:i/>
                 <w:color w:val="555555"/>
                 <w:sz w:val="16"/>
               </w:rPr>
@@ -12044,6 +12721,7 @@
             <w:r>
               <w:rPr>
                 <w:rFonts w:ascii="Courier New" w:hAnsi="Courier New"/>
+                <w:i/>
                 <w:color w:val="555555"/>
                 <w:sz w:val="16"/>
               </w:rPr>
@@ -12071,7 +12749,7 @@
         <w:tc>
           <w:tcPr>
             <w:tcW w:type="dxa" w:w="8152"/>
-            <w:shd w:val="clear" w:color="auto" w:fill="F2F2F2"/>
+            <w:shd w:val="clear" w:color="auto" w:fill="EAEAEA"/>
             <w:tcBorders>
               <w:left w:val="thick" w:sz="24" w:color="1A5A6A"/>
             </w:tcBorders>
@@ -12092,7 +12770,8 @@
             <w:r>
               <w:rPr>
                 <w:rFonts w:ascii="Courier New" w:hAnsi="Courier New"/>
-                <w:color w:val="1A1A1A"/>
+                <w:i/>
+                <w:color w:val="888888"/>
                 <w:sz w:val="16"/>
               </w:rPr>
               <w:t># Función alternativa que usa OpenClaw en lugar de llamadas directas al LLM</w:t>
@@ -12399,8 +13078,12 @@
         <w:pStyle w:val="Endure-Subhead"/>
         <w:keepNext/>
         <w:spacing w:before="240" w:after="60"/>
+        <w:outlineLvl w:val="1"/>
       </w:pPr>
       <w:r>
+        <w:rPr>
+          <w:sz w:val="24"/>
+        </w:rPr>
         <w:t>31.5 Iniciar el Stack Completo</w:t>
       </w:r>
     </w:p>
@@ -12409,10 +13092,11 @@
         <w:pStyle w:val="Endure-Subhead"/>
         <w:keepNext/>
         <w:spacing w:before="160" w:after="60"/>
+        <w:outlineLvl w:val="2"/>
       </w:pPr>
       <w:r>
         <w:rPr>
-          <w:sz w:val="18"/>
+          <w:sz w:val="22"/>
         </w:rPr>
         <w:t>31.5.1 Script de Arranque de la Agencia</w:t>
       </w:r>
@@ -12430,7 +13114,7 @@
         <w:tc>
           <w:tcPr>
             <w:tcW w:type="dxa" w:w="8152"/>
-            <w:shd w:val="clear" w:color="auto" w:fill="F2F2F2"/>
+            <w:shd w:val="clear" w:color="auto" w:fill="EAEAEA"/>
             <w:tcBorders>
               <w:left w:val="thick" w:sz="24" w:color="1A5A6A"/>
             </w:tcBorders>
@@ -12518,6 +13202,7 @@
             <w:r>
               <w:rPr>
                 <w:rFonts w:ascii="Courier New" w:hAnsi="Courier New"/>
+                <w:i/>
                 <w:color w:val="555555"/>
                 <w:sz w:val="16"/>
               </w:rPr>
@@ -12661,6 +13346,7 @@
             <w:r>
               <w:rPr>
                 <w:rFonts w:ascii="Courier New" w:hAnsi="Courier New"/>
+                <w:i/>
                 <w:color w:val="555555"/>
                 <w:sz w:val="16"/>
               </w:rPr>
@@ -12773,6 +13459,7 @@
             <w:r>
               <w:rPr>
                 <w:rFonts w:ascii="Courier New" w:hAnsi="Courier New"/>
+                <w:i/>
                 <w:color w:val="555555"/>
                 <w:sz w:val="16"/>
               </w:rPr>
@@ -12869,6 +13556,7 @@
             <w:r>
               <w:rPr>
                 <w:rFonts w:ascii="Courier New" w:hAnsi="Courier New"/>
+                <w:i/>
                 <w:color w:val="555555"/>
                 <w:sz w:val="16"/>
               </w:rPr>
@@ -12885,6 +13573,7 @@
             <w:r>
               <w:rPr>
                 <w:rFonts w:ascii="Courier New" w:hAnsi="Courier New"/>
+                <w:i/>
                 <w:color w:val="555555"/>
                 <w:sz w:val="16"/>
               </w:rPr>
@@ -12933,6 +13622,7 @@
             <w:r>
               <w:rPr>
                 <w:rFonts w:ascii="Courier New" w:hAnsi="Courier New"/>
+                <w:i/>
                 <w:color w:val="555555"/>
                 <w:sz w:val="16"/>
               </w:rPr>
@@ -13013,6 +13703,7 @@
             <w:r>
               <w:rPr>
                 <w:rFonts w:ascii="Courier New" w:hAnsi="Courier New"/>
+                <w:i/>
                 <w:color w:val="555555"/>
                 <w:sz w:val="16"/>
               </w:rPr>
@@ -13045,6 +13736,7 @@
             <w:r>
               <w:rPr>
                 <w:rFonts w:ascii="Courier New" w:hAnsi="Courier New"/>
+                <w:i/>
                 <w:color w:val="555555"/>
                 <w:sz w:val="16"/>
               </w:rPr>
@@ -13061,6 +13753,7 @@
             <w:r>
               <w:rPr>
                 <w:rFonts w:ascii="Courier New" w:hAnsi="Courier New"/>
+                <w:i/>
                 <w:color w:val="555555"/>
                 <w:sz w:val="16"/>
               </w:rPr>
@@ -13077,6 +13770,7 @@
             <w:r>
               <w:rPr>
                 <w:rFonts w:ascii="Courier New" w:hAnsi="Courier New"/>
+                <w:i/>
                 <w:color w:val="555555"/>
                 <w:sz w:val="16"/>
               </w:rPr>
@@ -13093,6 +13787,7 @@
             <w:r>
               <w:rPr>
                 <w:rFonts w:ascii="Courier New" w:hAnsi="Courier New"/>
+                <w:i/>
                 <w:color w:val="555555"/>
                 <w:sz w:val="16"/>
               </w:rPr>
@@ -13125,6 +13820,7 @@
             <w:r>
               <w:rPr>
                 <w:rFonts w:ascii="Courier New" w:hAnsi="Courier New"/>
+                <w:i/>
                 <w:color w:val="555555"/>
                 <w:sz w:val="16"/>
               </w:rPr>
@@ -13141,6 +13837,7 @@
             <w:r>
               <w:rPr>
                 <w:rFonts w:ascii="Courier New" w:hAnsi="Courier New"/>
+                <w:i/>
                 <w:color w:val="555555"/>
                 <w:sz w:val="16"/>
               </w:rPr>
@@ -13157,6 +13854,7 @@
             <w:r>
               <w:rPr>
                 <w:rFonts w:ascii="Courier New" w:hAnsi="Courier New"/>
+                <w:i/>
                 <w:color w:val="555555"/>
                 <w:sz w:val="16"/>
               </w:rPr>
@@ -13173,6 +13871,7 @@
             <w:r>
               <w:rPr>
                 <w:rFonts w:ascii="Courier New" w:hAnsi="Courier New"/>
+                <w:i/>
                 <w:color w:val="555555"/>
                 <w:sz w:val="16"/>
               </w:rPr>
@@ -13189,6 +13888,7 @@
             <w:r>
               <w:rPr>
                 <w:rFonts w:ascii="Courier New" w:hAnsi="Courier New"/>
+                <w:i/>
                 <w:color w:val="555555"/>
                 <w:sz w:val="16"/>
               </w:rPr>
@@ -13205,6 +13905,7 @@
             <w:r>
               <w:rPr>
                 <w:rFonts w:ascii="Courier New" w:hAnsi="Courier New"/>
+                <w:i/>
                 <w:color w:val="555555"/>
                 <w:sz w:val="16"/>
               </w:rPr>
@@ -13252,6 +13953,7 @@
             <w:r>
               <w:rPr>
                 <w:rFonts w:ascii="Courier New" w:hAnsi="Courier New"/>
+                <w:i/>
                 <w:color w:val="555555"/>
                 <w:sz w:val="16"/>
               </w:rPr>
@@ -13284,6 +13986,7 @@
             <w:r>
               <w:rPr>
                 <w:rFonts w:ascii="Courier New" w:hAnsi="Courier New"/>
+                <w:i/>
                 <w:color w:val="555555"/>
                 <w:sz w:val="16"/>
               </w:rPr>
@@ -13380,6 +14083,7 @@
             <w:r>
               <w:rPr>
                 <w:rFonts w:ascii="Courier New" w:hAnsi="Courier New"/>
+                <w:i/>
                 <w:color w:val="555555"/>
                 <w:sz w:val="16"/>
               </w:rPr>
@@ -13460,6 +14164,7 @@
             <w:r>
               <w:rPr>
                 <w:rFonts w:ascii="Courier New" w:hAnsi="Courier New"/>
+                <w:i/>
                 <w:color w:val="555555"/>
                 <w:sz w:val="16"/>
               </w:rPr>
@@ -13476,6 +14181,7 @@
             <w:r>
               <w:rPr>
                 <w:rFonts w:ascii="Courier New" w:hAnsi="Courier New"/>
+                <w:i/>
                 <w:color w:val="555555"/>
                 <w:sz w:val="16"/>
               </w:rPr>
@@ -13508,6 +14214,7 @@
             <w:r>
               <w:rPr>
                 <w:rFonts w:ascii="Courier New" w:hAnsi="Courier New"/>
+                <w:i/>
                 <w:color w:val="555555"/>
                 <w:sz w:val="16"/>
               </w:rPr>
@@ -13604,6 +14311,7 @@
             <w:r>
               <w:rPr>
                 <w:rFonts w:ascii="Courier New" w:hAnsi="Courier New"/>
+                <w:i/>
                 <w:color w:val="555555"/>
                 <w:sz w:val="16"/>
               </w:rPr>
@@ -13636,6 +14344,7 @@
             <w:r>
               <w:rPr>
                 <w:rFonts w:ascii="Courier New" w:hAnsi="Courier New"/>
+                <w:i/>
                 <w:color w:val="555555"/>
                 <w:sz w:val="16"/>
               </w:rPr>
@@ -13668,6 +14377,7 @@
             <w:r>
               <w:rPr>
                 <w:rFonts w:ascii="Courier New" w:hAnsi="Courier New"/>
+                <w:i/>
                 <w:color w:val="555555"/>
                 <w:sz w:val="16"/>
               </w:rPr>
@@ -13732,6 +14442,7 @@
             <w:r>
               <w:rPr>
                 <w:rFonts w:ascii="Courier New" w:hAnsi="Courier New"/>
+                <w:i/>
                 <w:color w:val="555555"/>
                 <w:sz w:val="16"/>
               </w:rPr>
@@ -13827,7 +14538,7 @@
             <w:r>
               <w:rPr>
                 <w:rFonts w:ascii="Courier New" w:hAnsi="Courier New"/>
-                <w:color w:val="555555"/>
+                <w:color w:val="1A1A1A"/>
                 <w:sz w:val="16"/>
               </w:rPr>
               <w:t>JETSON_IP=$(hostname -I | awk '{print $1}')</w:t>
@@ -14003,6 +14714,7 @@
             <w:r>
               <w:rPr>
                 <w:rFonts w:ascii="Courier New" w:hAnsi="Courier New"/>
+                <w:i/>
                 <w:color w:val="555555"/>
                 <w:sz w:val="16"/>
               </w:rPr>
@@ -14061,7 +14773,7 @@
         <w:tc>
           <w:tcPr>
             <w:tcW w:type="dxa" w:w="8152"/>
-            <w:shd w:val="clear" w:color="auto" w:fill="F2F2F2"/>
+            <w:shd w:val="clear" w:color="auto" w:fill="EAEAEA"/>
             <w:tcBorders>
               <w:left w:val="thick" w:sz="24" w:color="1A5A6A"/>
             </w:tcBorders>
@@ -14180,6 +14892,7 @@
             <w:r>
               <w:rPr>
                 <w:rFonts w:ascii="Courier New" w:hAnsi="Courier New"/>
+                <w:i/>
                 <w:color w:val="555555"/>
                 <w:sz w:val="16"/>
               </w:rPr>
@@ -14196,6 +14909,7 @@
             <w:r>
               <w:rPr>
                 <w:rFonts w:ascii="Courier New" w:hAnsi="Courier New"/>
+                <w:i/>
                 <w:color w:val="555555"/>
                 <w:sz w:val="16"/>
               </w:rPr>
@@ -14388,6 +15102,7 @@
             <w:r>
               <w:rPr>
                 <w:rFonts w:ascii="Courier New" w:hAnsi="Courier New"/>
+                <w:i/>
                 <w:color w:val="555555"/>
                 <w:sz w:val="16"/>
               </w:rPr>
@@ -14452,6 +15167,7 @@
             <w:r>
               <w:rPr>
                 <w:rFonts w:ascii="Courier New" w:hAnsi="Courier New"/>
+                <w:i/>
                 <w:color w:val="555555"/>
                 <w:sz w:val="16"/>
               </w:rPr>
@@ -14580,6 +15296,7 @@
             <w:r>
               <w:rPr>
                 <w:rFonts w:ascii="Courier New" w:hAnsi="Courier New"/>
+                <w:i/>
                 <w:color w:val="555555"/>
                 <w:sz w:val="16"/>
               </w:rPr>
@@ -14628,6 +15345,7 @@
             <w:r>
               <w:rPr>
                 <w:rFonts w:ascii="Courier New" w:hAnsi="Courier New"/>
+                <w:i/>
                 <w:color w:val="555555"/>
                 <w:sz w:val="16"/>
               </w:rPr>
@@ -14678,10 +15396,11 @@
         <w:pStyle w:val="Endure-Subhead"/>
         <w:keepNext/>
         <w:spacing w:before="160" w:after="60"/>
+        <w:outlineLvl w:val="2"/>
       </w:pPr>
       <w:r>
         <w:rPr>
-          <w:sz w:val="18"/>
+          <w:sz w:val="22"/>
         </w:rPr>
         <w:t>31.5.2 Aliases Finales</w:t>
       </w:r>
@@ -14699,7 +15418,7 @@
         <w:tc>
           <w:tcPr>
             <w:tcW w:type="dxa" w:w="8152"/>
-            <w:shd w:val="clear" w:color="auto" w:fill="F2F2F2"/>
+            <w:shd w:val="clear" w:color="auto" w:fill="EAEAEA"/>
             <w:tcBorders>
               <w:left w:val="thick" w:sz="24" w:color="1A5A6A"/>
             </w:tcBorders>
@@ -14785,6 +15504,7 @@
             <w:r>
               <w:rPr>
                 <w:rFonts w:ascii="Courier New" w:hAnsi="Courier New"/>
+                <w:i/>
                 <w:color w:val="555555"/>
                 <w:sz w:val="16"/>
               </w:rPr>
@@ -14801,6 +15521,7 @@
             <w:r>
               <w:rPr>
                 <w:rFonts w:ascii="Courier New" w:hAnsi="Courier New"/>
+                <w:i/>
                 <w:color w:val="555555"/>
                 <w:sz w:val="16"/>
               </w:rPr>
@@ -14817,6 +15538,7 @@
             <w:r>
               <w:rPr>
                 <w:rFonts w:ascii="Courier New" w:hAnsi="Courier New"/>
+                <w:i/>
                 <w:color w:val="555555"/>
                 <w:sz w:val="16"/>
               </w:rPr>
@@ -14833,6 +15555,7 @@
             <w:r>
               <w:rPr>
                 <w:rFonts w:ascii="Courier New" w:hAnsi="Courier New"/>
+                <w:i/>
                 <w:color w:val="555555"/>
                 <w:sz w:val="16"/>
               </w:rPr>
@@ -14849,6 +15572,7 @@
             <w:r>
               <w:rPr>
                 <w:rFonts w:ascii="Courier New" w:hAnsi="Courier New"/>
+                <w:i/>
                 <w:color w:val="555555"/>
                 <w:sz w:val="16"/>
               </w:rPr>
@@ -14865,6 +15589,7 @@
             <w:r>
               <w:rPr>
                 <w:rFonts w:ascii="Courier New" w:hAnsi="Courier New"/>
+                <w:i/>
                 <w:color w:val="555555"/>
                 <w:sz w:val="16"/>
               </w:rPr>
@@ -14881,6 +15606,7 @@
             <w:r>
               <w:rPr>
                 <w:rFonts w:ascii="Courier New" w:hAnsi="Courier New"/>
+                <w:i/>
                 <w:color w:val="555555"/>
                 <w:sz w:val="16"/>
               </w:rPr>
@@ -14931,8 +15657,12 @@
         <w:pStyle w:val="Endure-Subhead"/>
         <w:keepNext/>
         <w:spacing w:before="240" w:after="60"/>
+        <w:outlineLvl w:val="1"/>
       </w:pPr>
       <w:r>
+        <w:rPr>
+          <w:sz w:val="24"/>
+        </w:rPr>
         <w:t>31.6 Monitoreo del Stack</w:t>
       </w:r>
     </w:p>
@@ -14949,7 +15679,7 @@
         <w:tc>
           <w:tcPr>
             <w:tcW w:type="dxa" w:w="8152"/>
-            <w:shd w:val="clear" w:color="auto" w:fill="F2F2F2"/>
+            <w:shd w:val="clear" w:color="auto" w:fill="EAEAEA"/>
             <w:tcBorders>
               <w:left w:val="thick" w:sz="24" w:color="1A5A6A"/>
             </w:tcBorders>
@@ -15083,7 +15813,7 @@
             <w:r>
               <w:rPr>
                 <w:rFonts w:ascii="Courier New" w:hAnsi="Courier New"/>
-                <w:color w:val="555555"/>
+                <w:color w:val="1A1A1A"/>
                 <w:sz w:val="16"/>
               </w:rPr>
               <w:t>tail -f ~/logs/flask_agencia.log ~/logs/ollama.log ~/logs/gateway/access.log</w:t>
@@ -15102,8 +15832,12 @@
         <w:pStyle w:val="Endure-Subhead"/>
         <w:keepNext/>
         <w:spacing w:before="240" w:after="60"/>
+        <w:outlineLvl w:val="1"/>
       </w:pPr>
       <w:r>
+        <w:rPr>
+          <w:sz w:val="24"/>
+        </w:rPr>
         <w:t>31.7 Solución de Problemas</w:t>
       </w:r>
     </w:p>
@@ -15112,10 +15846,11 @@
         <w:pStyle w:val="Endure-Subhead"/>
         <w:keepNext/>
         <w:spacing w:before="160" w:after="60"/>
+        <w:outlineLvl w:val="2"/>
       </w:pPr>
       <w:r>
         <w:rPr>
-          <w:sz w:val="18"/>
+          <w:sz w:val="22"/>
         </w:rPr>
         <w:t>vLLM OOM al procesar proyecto largo</w:t>
       </w:r>
@@ -15133,7 +15868,7 @@
         <w:tc>
           <w:tcPr>
             <w:tcW w:type="dxa" w:w="8152"/>
-            <w:shd w:val="clear" w:color="auto" w:fill="F2F2F2"/>
+            <w:shd w:val="clear" w:color="auto" w:fill="EAEAEA"/>
             <w:tcBorders>
               <w:left w:val="thick" w:sz="24" w:color="1A5A6A"/>
             </w:tcBorders>
@@ -15250,6 +15985,7 @@
             <w:r>
               <w:rPr>
                 <w:rFonts w:ascii="Courier New" w:hAnsi="Courier New"/>
+                <w:i/>
                 <w:color w:val="555555"/>
                 <w:sz w:val="16"/>
               </w:rPr>
@@ -15266,6 +16002,7 @@
             <w:r>
               <w:rPr>
                 <w:rFonts w:ascii="Courier New" w:hAnsi="Courier New"/>
+                <w:i/>
                 <w:color w:val="555555"/>
                 <w:sz w:val="16"/>
               </w:rPr>
@@ -15282,6 +16019,7 @@
             <w:r>
               <w:rPr>
                 <w:rFonts w:ascii="Courier New" w:hAnsi="Courier New"/>
+                <w:i/>
                 <w:color w:val="555555"/>
                 <w:sz w:val="16"/>
               </w:rPr>
@@ -15314,6 +16052,7 @@
             <w:r>
               <w:rPr>
                 <w:rFonts w:ascii="Courier New" w:hAnsi="Courier New"/>
+                <w:i/>
                 <w:color w:val="555555"/>
                 <w:sz w:val="16"/>
               </w:rPr>
@@ -15330,6 +16069,7 @@
             <w:r>
               <w:rPr>
                 <w:rFonts w:ascii="Courier New" w:hAnsi="Courier New"/>
+                <w:i/>
                 <w:color w:val="555555"/>
                 <w:sz w:val="16"/>
               </w:rPr>
@@ -15346,6 +16086,7 @@
             <w:r>
               <w:rPr>
                 <w:rFonts w:ascii="Courier New" w:hAnsi="Courier New"/>
+                <w:i/>
                 <w:color w:val="555555"/>
                 <w:sz w:val="16"/>
               </w:rPr>
@@ -15362,6 +16103,7 @@
             <w:r>
               <w:rPr>
                 <w:rFonts w:ascii="Courier New" w:hAnsi="Courier New"/>
+                <w:i/>
                 <w:color w:val="555555"/>
                 <w:sz w:val="16"/>
               </w:rPr>
@@ -15381,10 +16123,11 @@
         <w:pStyle w:val="Endure-Subhead"/>
         <w:keepNext/>
         <w:spacing w:before="160" w:after="60"/>
+        <w:outlineLvl w:val="2"/>
       </w:pPr>
       <w:r>
         <w:rPr>
-          <w:sz w:val="18"/>
+          <w:sz w:val="22"/>
         </w:rPr>
         <w:t>Flask no inicia: `Address already in use`</w:t>
       </w:r>
@@ -15402,7 +16145,7 @@
         <w:tc>
           <w:tcPr>
             <w:tcW w:type="dxa" w:w="8152"/>
-            <w:shd w:val="clear" w:color="auto" w:fill="F2F2F2"/>
+            <w:shd w:val="clear" w:color="auto" w:fill="EAEAEA"/>
             <w:tcBorders>
               <w:left w:val="thick" w:sz="24" w:color="1A5A6A"/>
             </w:tcBorders>
@@ -15473,6 +16216,7 @@
             <w:r>
               <w:rPr>
                 <w:rFonts w:ascii="Courier New" w:hAnsi="Courier New"/>
+                <w:i/>
                 <w:color w:val="555555"/>
                 <w:sz w:val="16"/>
               </w:rPr>
@@ -15524,10 +16268,11 @@
         <w:pStyle w:val="Endure-Subhead"/>
         <w:keepNext/>
         <w:spacing w:before="160" w:after="60"/>
+        <w:outlineLvl w:val="2"/>
       </w:pPr>
       <w:r>
         <w:rPr>
-          <w:sz w:val="18"/>
+          <w:sz w:val="22"/>
         </w:rPr>
         <w:t>N8N no recibe los webhooks de Flask</w:t>
       </w:r>
@@ -15545,7 +16290,7 @@
         <w:tc>
           <w:tcPr>
             <w:tcW w:type="dxa" w:w="8152"/>
-            <w:shd w:val="clear" w:color="auto" w:fill="F2F2F2"/>
+            <w:shd w:val="clear" w:color="auto" w:fill="EAEAEA"/>
             <w:tcBorders>
               <w:left w:val="thick" w:sz="24" w:color="1A5A6A"/>
             </w:tcBorders>
@@ -15600,7 +16345,7 @@
             <w:r>
               <w:rPr>
                 <w:rFonts w:ascii="Courier New" w:hAnsi="Courier New"/>
-                <w:color w:val="555555"/>
+                <w:color w:val="1A1A1A"/>
                 <w:sz w:val="16"/>
               </w:rPr>
               <w:t>JETSON_IP=$(hostname -I | awk '{print $1}')</w:t>
@@ -15683,8 +16428,12 @@
         <w:pStyle w:val="Endure-Subhead"/>
         <w:keepNext/>
         <w:spacing w:before="240" w:after="60"/>
+        <w:outlineLvl w:val="1"/>
       </w:pPr>
       <w:r>
+        <w:rPr>
+          <w:sz w:val="24"/>
+        </w:rPr>
         <w:t>31.8 Escalabilidad — Modo Mixto y Gestión de Memoria</w:t>
       </w:r>
     </w:p>
@@ -15693,10 +16442,11 @@
         <w:pStyle w:val="Endure-Subhead"/>
         <w:keepNext/>
         <w:spacing w:before="160" w:after="60"/>
+        <w:outlineLvl w:val="2"/>
       </w:pPr>
       <w:r>
         <w:rPr>
-          <w:sz w:val="18"/>
+          <w:sz w:val="22"/>
         </w:rPr>
         <w:t>31.8.1 Presupuesto de Memoria — Qué Cargar y Cuándo</w:t>
       </w:r>
@@ -15704,36 +16454,50 @@
     <w:p>
       <w:pPr>
         <w:pStyle w:val="Endure-FirstParagraphBodyText"/>
+        <w:spacing w:before="100" w:after="100"/>
       </w:pPr>
       <w:r>
+        <w:rPr>
+          <w:sz w:val="20"/>
+        </w:rPr>
         <w:t xml:space="preserve">El Jetson AGX Orin 64GB tiene </w:t>
       </w:r>
       <w:r>
         <w:rPr>
           <w:b/>
+          <w:sz w:val="20"/>
         </w:rPr>
         <w:t>~59 GB disponibles</w:t>
       </w:r>
       <w:r>
+        <w:rPr>
+          <w:sz w:val="20"/>
+        </w:rPr>
         <w:t xml:space="preserve"> para aplicaciones (el OS base consume ~12 GB del sistema de archivos unificado CPU/GPU). La agencia completa en modo activo consume ~46.5 GB, dejando </w:t>
       </w:r>
       <w:r>
         <w:rPr>
           <w:b/>
+          <w:sz w:val="20"/>
         </w:rPr>
         <w:t>~17.5 GB de margen</w:t>
       </w:r>
       <w:r>
+        <w:rPr>
+          <w:sz w:val="20"/>
+        </w:rPr>
         <w:t xml:space="preserve"> — suficiente para un servicio adicional, pero no para dos modelos grandes simultáneos.</w:t>
       </w:r>
     </w:p>
     <w:p>
       <w:pPr>
         <w:pStyle w:val="Endure-ChapterBodyText"/>
+        <w:spacing w:before="100" w:after="100"/>
       </w:pPr>
       <w:r>
         <w:rPr>
           <w:b/>
+          <w:sz w:val="20"/>
         </w:rPr>
         <w:t>Guía de gestión de memoria:</w:t>
       </w:r>
@@ -15751,20 +16515,38 @@
         <w:gridCol w:w="2038"/>
       </w:tblGrid>
       <w:tr>
+        <w:trPr>
+          <w:trHeight w:val="453" w:hRule="atLeast"/>
+          <w:tblHeader/>
+        </w:trPr>
         <w:tc>
           <w:tcPr>
             <w:tcW w:type="dxa" w:w="2038"/>
             <w:shd w:val="clear" w:color="auto" w:fill="1A5A6A"/>
+            <w:tcBorders>
+              <w:top w:val="single" w:sz="12" w:color="FFFFFF"/>
+              <w:left w:val="single" w:sz="12" w:color="FFFFFF"/>
+              <w:bottom w:val="single" w:sz="12" w:color="FFFFFF"/>
+              <w:right w:val="single" w:sz="12" w:color="FFFFFF"/>
+            </w:tcBorders>
+            <w:vAlign w:val="center"/>
+            <w:tcMar>
+              <w:top w:w="60" w:type="dxa"/>
+              <w:left w:w="120" w:type="dxa"/>
+              <w:bottom w:w="60" w:type="dxa"/>
+              <w:right w:w="80" w:type="dxa"/>
+            </w:tcMar>
           </w:tcPr>
           <w:p>
             <w:pPr>
+              <w:spacing w:before="0" w:after="0"/>
               <w:jc w:val="center"/>
             </w:pPr>
             <w:r>
               <w:rPr>
                 <w:b/>
                 <w:color w:val="FFFFFF"/>
-                <w:sz w:val="17"/>
+                <w:sz w:val="16"/>
               </w:rPr>
               <w:t>Estado de la agencia</w:t>
             </w:r>
@@ -15774,16 +16556,30 @@
           <w:tcPr>
             <w:tcW w:type="dxa" w:w="2038"/>
             <w:shd w:val="clear" w:color="auto" w:fill="1A5A6A"/>
+            <w:tcBorders>
+              <w:top w:val="single" w:sz="12" w:color="FFFFFF"/>
+              <w:left w:val="single" w:sz="12" w:color="FFFFFF"/>
+              <w:bottom w:val="single" w:sz="12" w:color="FFFFFF"/>
+              <w:right w:val="single" w:sz="12" w:color="FFFFFF"/>
+            </w:tcBorders>
+            <w:vAlign w:val="center"/>
+            <w:tcMar>
+              <w:top w:w="60" w:type="dxa"/>
+              <w:left w:w="120" w:type="dxa"/>
+              <w:bottom w:w="60" w:type="dxa"/>
+              <w:right w:w="80" w:type="dxa"/>
+            </w:tcMar>
           </w:tcPr>
           <w:p>
             <w:pPr>
+              <w:spacing w:before="0" w:after="0"/>
               <w:jc w:val="center"/>
             </w:pPr>
             <w:r>
               <w:rPr>
                 <w:b/>
                 <w:color w:val="FFFFFF"/>
-                <w:sz w:val="17"/>
+                <w:sz w:val="16"/>
               </w:rPr>
               <w:t>Qué cargar</w:t>
             </w:r>
@@ -15793,16 +16589,30 @@
           <w:tcPr>
             <w:tcW w:type="dxa" w:w="2038"/>
             <w:shd w:val="clear" w:color="auto" w:fill="1A5A6A"/>
+            <w:tcBorders>
+              <w:top w:val="single" w:sz="12" w:color="FFFFFF"/>
+              <w:left w:val="single" w:sz="12" w:color="FFFFFF"/>
+              <w:bottom w:val="single" w:sz="12" w:color="FFFFFF"/>
+              <w:right w:val="single" w:sz="12" w:color="FFFFFF"/>
+            </w:tcBorders>
+            <w:vAlign w:val="center"/>
+            <w:tcMar>
+              <w:top w:w="60" w:type="dxa"/>
+              <w:left w:w="120" w:type="dxa"/>
+              <w:bottom w:w="60" w:type="dxa"/>
+              <w:right w:w="80" w:type="dxa"/>
+            </w:tcMar>
           </w:tcPr>
           <w:p>
             <w:pPr>
+              <w:spacing w:before="0" w:after="0"/>
               <w:jc w:val="center"/>
             </w:pPr>
             <w:r>
               <w:rPr>
                 <w:b/>
                 <w:color w:val="FFFFFF"/>
-                <w:sz w:val="17"/>
+                <w:sz w:val="16"/>
               </w:rPr>
               <w:t>Qué detener</w:t>
             </w:r>
@@ -15812,16 +16622,30 @@
           <w:tcPr>
             <w:tcW w:type="dxa" w:w="2038"/>
             <w:shd w:val="clear" w:color="auto" w:fill="1A5A6A"/>
+            <w:tcBorders>
+              <w:top w:val="single" w:sz="12" w:color="FFFFFF"/>
+              <w:left w:val="single" w:sz="12" w:color="FFFFFF"/>
+              <w:bottom w:val="single" w:sz="12" w:color="FFFFFF"/>
+              <w:right w:val="single" w:sz="12" w:color="FFFFFF"/>
+            </w:tcBorders>
+            <w:vAlign w:val="center"/>
+            <w:tcMar>
+              <w:top w:w="60" w:type="dxa"/>
+              <w:left w:w="120" w:type="dxa"/>
+              <w:bottom w:w="60" w:type="dxa"/>
+              <w:right w:w="80" w:type="dxa"/>
+            </w:tcMar>
           </w:tcPr>
           <w:p>
             <w:pPr>
+              <w:spacing w:before="0" w:after="0"/>
               <w:jc w:val="center"/>
             </w:pPr>
             <w:r>
               <w:rPr>
                 <w:b/>
                 <w:color w:val="FFFFFF"/>
-                <w:sz w:val="17"/>
+                <w:sz w:val="16"/>
               </w:rPr>
               <w:t>RAM libre aprox.</w:t>
             </w:r>
@@ -15829,15 +16653,35 @@
         </w:tc>
       </w:tr>
       <w:tr>
+        <w:trPr>
+          <w:trHeight w:val="283" w:hRule="atLeast"/>
+        </w:trPr>
         <w:tc>
           <w:tcPr>
             <w:tcW w:type="dxa" w:w="2038"/>
-            <w:shd w:val="clear" w:color="auto" w:fill="F8F8F8"/>
+            <w:shd w:val="clear" w:color="auto" w:fill="EAEAEA"/>
+            <w:tcBorders>
+              <w:top w:val="single" w:sz="12" w:color="FFFFFF"/>
+              <w:left w:val="single" w:sz="12" w:color="FFFFFF"/>
+              <w:bottom w:val="single" w:sz="12" w:color="FFFFFF"/>
+              <w:right w:val="single" w:sz="12" w:color="FFFFFF"/>
+            </w:tcBorders>
+            <w:vAlign w:val="center"/>
+            <w:tcMar>
+              <w:top w:w="40" w:type="dxa"/>
+              <w:left w:w="120" w:type="dxa"/>
+              <w:bottom w:w="40" w:type="dxa"/>
+              <w:right w:w="80" w:type="dxa"/>
+            </w:tcMar>
           </w:tcPr>
           <w:p>
-            <w:r>
-              <w:rPr>
-                <w:sz w:val="17"/>
+            <w:pPr>
+              <w:spacing w:before="0" w:after="0"/>
+              <w:jc w:val="center"/>
+            </w:pPr>
+            <w:r>
+              <w:rPr>
+                <w:sz w:val="16"/>
               </w:rPr>
               <w:t>En espera (sin clientes activos)</w:t>
             </w:r>
@@ -15846,12 +16690,29 @@
         <w:tc>
           <w:tcPr>
             <w:tcW w:type="dxa" w:w="2038"/>
-            <w:shd w:val="clear" w:color="auto" w:fill="F8F8F8"/>
+            <w:shd w:val="clear" w:color="auto" w:fill="EAEAEA"/>
+            <w:tcBorders>
+              <w:top w:val="single" w:sz="12" w:color="FFFFFF"/>
+              <w:left w:val="single" w:sz="12" w:color="FFFFFF"/>
+              <w:bottom w:val="single" w:sz="12" w:color="FFFFFF"/>
+              <w:right w:val="single" w:sz="12" w:color="FFFFFF"/>
+            </w:tcBorders>
+            <w:vAlign w:val="center"/>
+            <w:tcMar>
+              <w:top w:w="40" w:type="dxa"/>
+              <w:left w:w="120" w:type="dxa"/>
+              <w:bottom w:w="40" w:type="dxa"/>
+              <w:right w:w="80" w:type="dxa"/>
+            </w:tcMar>
           </w:tcPr>
           <w:p>
-            <w:r>
-              <w:rPr>
-                <w:sz w:val="17"/>
+            <w:pPr>
+              <w:spacing w:before="0" w:after="0"/>
+              <w:jc w:val="center"/>
+            </w:pPr>
+            <w:r>
+              <w:rPr>
+                <w:sz w:val="16"/>
               </w:rPr>
               <w:t>Ollama 4B + OpenClaw + N8N + Flask</w:t>
             </w:r>
@@ -15860,12 +16721,29 @@
         <w:tc>
           <w:tcPr>
             <w:tcW w:type="dxa" w:w="2038"/>
-            <w:shd w:val="clear" w:color="auto" w:fill="F8F8F8"/>
+            <w:shd w:val="clear" w:color="auto" w:fill="EAEAEA"/>
+            <w:tcBorders>
+              <w:top w:val="single" w:sz="12" w:color="FFFFFF"/>
+              <w:left w:val="single" w:sz="12" w:color="FFFFFF"/>
+              <w:bottom w:val="single" w:sz="12" w:color="FFFFFF"/>
+              <w:right w:val="single" w:sz="12" w:color="FFFFFF"/>
+            </w:tcBorders>
+            <w:vAlign w:val="center"/>
+            <w:tcMar>
+              <w:top w:w="40" w:type="dxa"/>
+              <w:left w:w="120" w:type="dxa"/>
+              <w:bottom w:w="40" w:type="dxa"/>
+              <w:right w:w="80" w:type="dxa"/>
+            </w:tcMar>
           </w:tcPr>
           <w:p>
-            <w:r>
-              <w:rPr>
-                <w:sz w:val="17"/>
+            <w:pPr>
+              <w:spacing w:before="0" w:after="0"/>
+              <w:jc w:val="center"/>
+            </w:pPr>
+            <w:r>
+              <w:rPr>
+                <w:sz w:val="16"/>
               </w:rPr>
               <w:t>vLLM 35B detenido</w:t>
             </w:r>
@@ -15874,12 +16752,29 @@
         <w:tc>
           <w:tcPr>
             <w:tcW w:type="dxa" w:w="2038"/>
-            <w:shd w:val="clear" w:color="auto" w:fill="F8F8F8"/>
+            <w:shd w:val="clear" w:color="auto" w:fill="EAEAEA"/>
+            <w:tcBorders>
+              <w:top w:val="single" w:sz="12" w:color="FFFFFF"/>
+              <w:left w:val="single" w:sz="12" w:color="FFFFFF"/>
+              <w:bottom w:val="single" w:sz="12" w:color="FFFFFF"/>
+              <w:right w:val="single" w:sz="12" w:color="FFFFFF"/>
+            </w:tcBorders>
+            <w:vAlign w:val="center"/>
+            <w:tcMar>
+              <w:top w:w="40" w:type="dxa"/>
+              <w:left w:w="120" w:type="dxa"/>
+              <w:bottom w:w="40" w:type="dxa"/>
+              <w:right w:w="80" w:type="dxa"/>
+            </w:tcMar>
           </w:tcPr>
           <w:p>
-            <w:r>
-              <w:rPr>
-                <w:sz w:val="17"/>
+            <w:pPr>
+              <w:spacing w:before="0" w:after="0"/>
+              <w:jc w:val="center"/>
+            </w:pPr>
+            <w:r>
+              <w:rPr>
+                <w:sz w:val="16"/>
               </w:rPr>
               <w:t>~43 GB</w:t>
             </w:r>
@@ -15887,15 +16782,35 @@
         </w:tc>
       </w:tr>
       <w:tr>
+        <w:trPr>
+          <w:trHeight w:val="283" w:hRule="atLeast"/>
+        </w:trPr>
         <w:tc>
           <w:tcPr>
             <w:tcW w:type="dxa" w:w="2038"/>
-            <w:shd w:val="clear" w:color="auto" w:fill="FFFFFF"/>
+            <w:shd w:val="clear" w:color="auto" w:fill="EAEAEA"/>
+            <w:tcBorders>
+              <w:top w:val="single" w:sz="12" w:color="FFFFFF"/>
+              <w:left w:val="single" w:sz="12" w:color="FFFFFF"/>
+              <w:bottom w:val="single" w:sz="12" w:color="FFFFFF"/>
+              <w:right w:val="single" w:sz="12" w:color="FFFFFF"/>
+            </w:tcBorders>
+            <w:vAlign w:val="center"/>
+            <w:tcMar>
+              <w:top w:w="40" w:type="dxa"/>
+              <w:left w:w="120" w:type="dxa"/>
+              <w:bottom w:w="40" w:type="dxa"/>
+              <w:right w:w="80" w:type="dxa"/>
+            </w:tcMar>
           </w:tcPr>
           <w:p>
-            <w:r>
-              <w:rPr>
-                <w:sz w:val="17"/>
+            <w:pPr>
+              <w:spacing w:before="0" w:after="0"/>
+              <w:jc w:val="center"/>
+            </w:pPr>
+            <w:r>
+              <w:rPr>
+                <w:sz w:val="16"/>
               </w:rPr>
               <w:t>Procesando proyecto pequeño</w:t>
             </w:r>
@@ -15904,12 +16819,29 @@
         <w:tc>
           <w:tcPr>
             <w:tcW w:type="dxa" w:w="2038"/>
-            <w:shd w:val="clear" w:color="auto" w:fill="FFFFFF"/>
+            <w:shd w:val="clear" w:color="auto" w:fill="EAEAEA"/>
+            <w:tcBorders>
+              <w:top w:val="single" w:sz="12" w:color="FFFFFF"/>
+              <w:left w:val="single" w:sz="12" w:color="FFFFFF"/>
+              <w:bottom w:val="single" w:sz="12" w:color="FFFFFF"/>
+              <w:right w:val="single" w:sz="12" w:color="FFFFFF"/>
+            </w:tcBorders>
+            <w:vAlign w:val="center"/>
+            <w:tcMar>
+              <w:top w:w="40" w:type="dxa"/>
+              <w:left w:w="120" w:type="dxa"/>
+              <w:bottom w:w="40" w:type="dxa"/>
+              <w:right w:w="80" w:type="dxa"/>
+            </w:tcMar>
           </w:tcPr>
           <w:p>
-            <w:r>
-              <w:rPr>
-                <w:sz w:val="17"/>
+            <w:pPr>
+              <w:spacing w:before="0" w:after="0"/>
+              <w:jc w:val="center"/>
+            </w:pPr>
+            <w:r>
+              <w:rPr>
+                <w:sz w:val="16"/>
               </w:rPr>
               <w:t>Ollama 4B (activo)</w:t>
             </w:r>
@@ -15918,12 +16850,29 @@
         <w:tc>
           <w:tcPr>
             <w:tcW w:type="dxa" w:w="2038"/>
-            <w:shd w:val="clear" w:color="auto" w:fill="FFFFFF"/>
+            <w:shd w:val="clear" w:color="auto" w:fill="EAEAEA"/>
+            <w:tcBorders>
+              <w:top w:val="single" w:sz="12" w:color="FFFFFF"/>
+              <w:left w:val="single" w:sz="12" w:color="FFFFFF"/>
+              <w:bottom w:val="single" w:sz="12" w:color="FFFFFF"/>
+              <w:right w:val="single" w:sz="12" w:color="FFFFFF"/>
+            </w:tcBorders>
+            <w:vAlign w:val="center"/>
+            <w:tcMar>
+              <w:top w:w="40" w:type="dxa"/>
+              <w:left w:w="120" w:type="dxa"/>
+              <w:bottom w:w="40" w:type="dxa"/>
+              <w:right w:w="80" w:type="dxa"/>
+            </w:tcMar>
           </w:tcPr>
           <w:p>
-            <w:r>
-              <w:rPr>
-                <w:sz w:val="17"/>
+            <w:pPr>
+              <w:spacing w:before="0" w:after="0"/>
+              <w:jc w:val="center"/>
+            </w:pPr>
+            <w:r>
+              <w:rPr>
+                <w:sz w:val="16"/>
               </w:rPr>
               <w:t>vLLM 35B</w:t>
             </w:r>
@@ -15932,12 +16881,29 @@
         <w:tc>
           <w:tcPr>
             <w:tcW w:type="dxa" w:w="2038"/>
-            <w:shd w:val="clear" w:color="auto" w:fill="FFFFFF"/>
+            <w:shd w:val="clear" w:color="auto" w:fill="EAEAEA"/>
+            <w:tcBorders>
+              <w:top w:val="single" w:sz="12" w:color="FFFFFF"/>
+              <w:left w:val="single" w:sz="12" w:color="FFFFFF"/>
+              <w:bottom w:val="single" w:sz="12" w:color="FFFFFF"/>
+              <w:right w:val="single" w:sz="12" w:color="FFFFFF"/>
+            </w:tcBorders>
+            <w:vAlign w:val="center"/>
+            <w:tcMar>
+              <w:top w:w="40" w:type="dxa"/>
+              <w:left w:w="120" w:type="dxa"/>
+              <w:bottom w:w="40" w:type="dxa"/>
+              <w:right w:w="80" w:type="dxa"/>
+            </w:tcMar>
           </w:tcPr>
           <w:p>
-            <w:r>
-              <w:rPr>
-                <w:sz w:val="17"/>
+            <w:pPr>
+              <w:spacing w:before="0" w:after="0"/>
+              <w:jc w:val="center"/>
+            </w:pPr>
+            <w:r>
+              <w:rPr>
+                <w:sz w:val="16"/>
               </w:rPr>
               <w:t>~38 GB</w:t>
             </w:r>
@@ -15945,15 +16911,35 @@
         </w:tc>
       </w:tr>
       <w:tr>
+        <w:trPr>
+          <w:trHeight w:val="283" w:hRule="atLeast"/>
+        </w:trPr>
         <w:tc>
           <w:tcPr>
             <w:tcW w:type="dxa" w:w="2038"/>
-            <w:shd w:val="clear" w:color="auto" w:fill="F8F8F8"/>
+            <w:shd w:val="clear" w:color="auto" w:fill="EAEAEA"/>
+            <w:tcBorders>
+              <w:top w:val="single" w:sz="12" w:color="FFFFFF"/>
+              <w:left w:val="single" w:sz="12" w:color="FFFFFF"/>
+              <w:bottom w:val="single" w:sz="12" w:color="FFFFFF"/>
+              <w:right w:val="single" w:sz="12" w:color="FFFFFF"/>
+            </w:tcBorders>
+            <w:vAlign w:val="center"/>
+            <w:tcMar>
+              <w:top w:w="40" w:type="dxa"/>
+              <w:left w:w="120" w:type="dxa"/>
+              <w:bottom w:w="40" w:type="dxa"/>
+              <w:right w:w="80" w:type="dxa"/>
+            </w:tcMar>
           </w:tcPr>
           <w:p>
-            <w:r>
-              <w:rPr>
-                <w:sz w:val="17"/>
+            <w:pPr>
+              <w:spacing w:before="0" w:after="0"/>
+              <w:jc w:val="center"/>
+            </w:pPr>
+            <w:r>
+              <w:rPr>
+                <w:sz w:val="16"/>
               </w:rPr>
               <w:t>Procesando proyecto complejo</w:t>
             </w:r>
@@ -15962,12 +16948,29 @@
         <w:tc>
           <w:tcPr>
             <w:tcW w:type="dxa" w:w="2038"/>
-            <w:shd w:val="clear" w:color="auto" w:fill="F8F8F8"/>
+            <w:shd w:val="clear" w:color="auto" w:fill="EAEAEA"/>
+            <w:tcBorders>
+              <w:top w:val="single" w:sz="12" w:color="FFFFFF"/>
+              <w:left w:val="single" w:sz="12" w:color="FFFFFF"/>
+              <w:bottom w:val="single" w:sz="12" w:color="FFFFFF"/>
+              <w:right w:val="single" w:sz="12" w:color="FFFFFF"/>
+            </w:tcBorders>
+            <w:vAlign w:val="center"/>
+            <w:tcMar>
+              <w:top w:w="40" w:type="dxa"/>
+              <w:left w:w="120" w:type="dxa"/>
+              <w:bottom w:w="40" w:type="dxa"/>
+              <w:right w:w="80" w:type="dxa"/>
+            </w:tcMar>
           </w:tcPr>
           <w:p>
-            <w:r>
-              <w:rPr>
-                <w:sz w:val="17"/>
+            <w:pPr>
+              <w:spacing w:before="0" w:after="0"/>
+              <w:jc w:val="center"/>
+            </w:pPr>
+            <w:r>
+              <w:rPr>
+                <w:sz w:val="16"/>
               </w:rPr>
               <w:t>vLLM 35B (activo) + Ollama 4B</w:t>
             </w:r>
@@ -15976,12 +16979,29 @@
         <w:tc>
           <w:tcPr>
             <w:tcW w:type="dxa" w:w="2038"/>
-            <w:shd w:val="clear" w:color="auto" w:fill="F8F8F8"/>
+            <w:shd w:val="clear" w:color="auto" w:fill="EAEAEA"/>
+            <w:tcBorders>
+              <w:top w:val="single" w:sz="12" w:color="FFFFFF"/>
+              <w:left w:val="single" w:sz="12" w:color="FFFFFF"/>
+              <w:bottom w:val="single" w:sz="12" w:color="FFFFFF"/>
+              <w:right w:val="single" w:sz="12" w:color="FFFFFF"/>
+            </w:tcBorders>
+            <w:vAlign w:val="center"/>
+            <w:tcMar>
+              <w:top w:w="40" w:type="dxa"/>
+              <w:left w:w="120" w:type="dxa"/>
+              <w:bottom w:w="40" w:type="dxa"/>
+              <w:right w:w="80" w:type="dxa"/>
+            </w:tcMar>
           </w:tcPr>
           <w:p>
-            <w:r>
-              <w:rPr>
-                <w:sz w:val="17"/>
+            <w:pPr>
+              <w:spacing w:before="0" w:after="0"/>
+              <w:jc w:val="center"/>
+            </w:pPr>
+            <w:r>
+              <w:rPr>
+                <w:sz w:val="16"/>
               </w:rPr>
               <w:t>—</w:t>
             </w:r>
@@ -15990,12 +17010,29 @@
         <w:tc>
           <w:tcPr>
             <w:tcW w:type="dxa" w:w="2038"/>
-            <w:shd w:val="clear" w:color="auto" w:fill="F8F8F8"/>
+            <w:shd w:val="clear" w:color="auto" w:fill="EAEAEA"/>
+            <w:tcBorders>
+              <w:top w:val="single" w:sz="12" w:color="FFFFFF"/>
+              <w:left w:val="single" w:sz="12" w:color="FFFFFF"/>
+              <w:bottom w:val="single" w:sz="12" w:color="FFFFFF"/>
+              <w:right w:val="single" w:sz="12" w:color="FFFFFF"/>
+            </w:tcBorders>
+            <w:vAlign w:val="center"/>
+            <w:tcMar>
+              <w:top w:w="40" w:type="dxa"/>
+              <w:left w:w="120" w:type="dxa"/>
+              <w:bottom w:w="40" w:type="dxa"/>
+              <w:right w:w="80" w:type="dxa"/>
+            </w:tcMar>
           </w:tcPr>
           <w:p>
-            <w:r>
-              <w:rPr>
-                <w:sz w:val="17"/>
+            <w:pPr>
+              <w:spacing w:before="0" w:after="0"/>
+              <w:jc w:val="center"/>
+            </w:pPr>
+            <w:r>
+              <w:rPr>
+                <w:sz w:val="16"/>
               </w:rPr>
               <w:t>~17 GB</w:t>
             </w:r>
@@ -16003,15 +17040,35 @@
         </w:tc>
       </w:tr>
       <w:tr>
+        <w:trPr>
+          <w:trHeight w:val="283" w:hRule="atLeast"/>
+        </w:trPr>
         <w:tc>
           <w:tcPr>
             <w:tcW w:type="dxa" w:w="2038"/>
-            <w:shd w:val="clear" w:color="auto" w:fill="FFFFFF"/>
+            <w:shd w:val="clear" w:color="auto" w:fill="EAEAEA"/>
+            <w:tcBorders>
+              <w:top w:val="single" w:sz="12" w:color="FFFFFF"/>
+              <w:left w:val="single" w:sz="12" w:color="FFFFFF"/>
+              <w:bottom w:val="single" w:sz="12" w:color="FFFFFF"/>
+              <w:right w:val="single" w:sz="12" w:color="FFFFFF"/>
+            </w:tcBorders>
+            <w:vAlign w:val="center"/>
+            <w:tcMar>
+              <w:top w:w="40" w:type="dxa"/>
+              <w:left w:w="120" w:type="dxa"/>
+              <w:bottom w:w="40" w:type="dxa"/>
+              <w:right w:w="80" w:type="dxa"/>
+            </w:tcMar>
           </w:tcPr>
           <w:p>
-            <w:r>
-              <w:rPr>
-                <w:sz w:val="17"/>
+            <w:pPr>
+              <w:spacing w:before="0" w:after="0"/>
+              <w:jc w:val="center"/>
+            </w:pPr>
+            <w:r>
+              <w:rPr>
+                <w:sz w:val="16"/>
               </w:rPr>
               <w:t>Máxima capacidad</w:t>
             </w:r>
@@ -16020,12 +17077,29 @@
         <w:tc>
           <w:tcPr>
             <w:tcW w:type="dxa" w:w="2038"/>
-            <w:shd w:val="clear" w:color="auto" w:fill="FFFFFF"/>
+            <w:shd w:val="clear" w:color="auto" w:fill="EAEAEA"/>
+            <w:tcBorders>
+              <w:top w:val="single" w:sz="12" w:color="FFFFFF"/>
+              <w:left w:val="single" w:sz="12" w:color="FFFFFF"/>
+              <w:bottom w:val="single" w:sz="12" w:color="FFFFFF"/>
+              <w:right w:val="single" w:sz="12" w:color="FFFFFF"/>
+            </w:tcBorders>
+            <w:vAlign w:val="center"/>
+            <w:tcMar>
+              <w:top w:w="40" w:type="dxa"/>
+              <w:left w:w="120" w:type="dxa"/>
+              <w:bottom w:w="40" w:type="dxa"/>
+              <w:right w:w="80" w:type="dxa"/>
+            </w:tcMar>
           </w:tcPr>
           <w:p>
-            <w:r>
-              <w:rPr>
-                <w:sz w:val="17"/>
+            <w:pPr>
+              <w:spacing w:before="0" w:after="0"/>
+              <w:jc w:val="center"/>
+            </w:pPr>
+            <w:r>
+              <w:rPr>
+                <w:sz w:val="16"/>
               </w:rPr>
               <w:t>vLLM 35B + Ollama 4B + STT + TTS</w:t>
             </w:r>
@@ -16034,12 +17108,29 @@
         <w:tc>
           <w:tcPr>
             <w:tcW w:type="dxa" w:w="2038"/>
-            <w:shd w:val="clear" w:color="auto" w:fill="FFFFFF"/>
+            <w:shd w:val="clear" w:color="auto" w:fill="EAEAEA"/>
+            <w:tcBorders>
+              <w:top w:val="single" w:sz="12" w:color="FFFFFF"/>
+              <w:left w:val="single" w:sz="12" w:color="FFFFFF"/>
+              <w:bottom w:val="single" w:sz="12" w:color="FFFFFF"/>
+              <w:right w:val="single" w:sz="12" w:color="FFFFFF"/>
+            </w:tcBorders>
+            <w:vAlign w:val="center"/>
+            <w:tcMar>
+              <w:top w:w="40" w:type="dxa"/>
+              <w:left w:w="120" w:type="dxa"/>
+              <w:bottom w:w="40" w:type="dxa"/>
+              <w:right w:w="80" w:type="dxa"/>
+            </w:tcMar>
           </w:tcPr>
           <w:p>
-            <w:r>
-              <w:rPr>
-                <w:sz w:val="17"/>
+            <w:pPr>
+              <w:spacing w:before="0" w:after="0"/>
+              <w:jc w:val="center"/>
+            </w:pPr>
+            <w:r>
+              <w:rPr>
+                <w:sz w:val="16"/>
               </w:rPr>
               <w:t>Uptime Kuma, logs</w:t>
             </w:r>
@@ -16048,12 +17139,29 @@
         <w:tc>
           <w:tcPr>
             <w:tcW w:type="dxa" w:w="2038"/>
-            <w:shd w:val="clear" w:color="auto" w:fill="FFFFFF"/>
+            <w:shd w:val="clear" w:color="auto" w:fill="EAEAEA"/>
+            <w:tcBorders>
+              <w:top w:val="single" w:sz="12" w:color="FFFFFF"/>
+              <w:left w:val="single" w:sz="12" w:color="FFFFFF"/>
+              <w:bottom w:val="single" w:sz="12" w:color="FFFFFF"/>
+              <w:right w:val="single" w:sz="12" w:color="FFFFFF"/>
+            </w:tcBorders>
+            <w:vAlign w:val="center"/>
+            <w:tcMar>
+              <w:top w:w="40" w:type="dxa"/>
+              <w:left w:w="120" w:type="dxa"/>
+              <w:bottom w:w="40" w:type="dxa"/>
+              <w:right w:w="80" w:type="dxa"/>
+            </w:tcMar>
           </w:tcPr>
           <w:p>
-            <w:r>
-              <w:rPr>
-                <w:sz w:val="17"/>
+            <w:pPr>
+              <w:spacing w:before="0" w:after="0"/>
+              <w:jc w:val="center"/>
+            </w:pPr>
+            <w:r>
+              <w:rPr>
+                <w:sz w:val="16"/>
               </w:rPr>
               <w:t>~10 GB</w:t>
             </w:r>
@@ -16121,10 +17229,12 @@
     <w:p>
       <w:pPr>
         <w:pStyle w:val="Endure-ChapterBodyText"/>
+        <w:spacing w:before="100" w:after="100"/>
       </w:pPr>
       <w:r>
         <w:rPr>
           <w:b/>
+          <w:sz w:val="20"/>
         </w:rPr>
         <w:t>Script de gestión dinámica de memoria:</w:t>
       </w:r>
@@ -16142,7 +17252,7 @@
         <w:tc>
           <w:tcPr>
             <w:tcW w:type="dxa" w:w="8152"/>
-            <w:shd w:val="clear" w:color="auto" w:fill="F2F2F2"/>
+            <w:shd w:val="clear" w:color="auto" w:fill="EAEAEA"/>
             <w:tcBorders>
               <w:left w:val="thick" w:sz="24" w:color="1A5A6A"/>
             </w:tcBorders>
@@ -16229,7 +17339,7 @@
             <w:r>
               <w:rPr>
                 <w:rFonts w:ascii="Courier New" w:hAnsi="Courier New"/>
-                <w:color w:val="555555"/>
+                <w:color w:val="1A1A1A"/>
                 <w:sz w:val="16"/>
               </w:rPr>
               <w:t>PROYECTOS_ACTIVOS=$(curl -s http://localhost:5000/api/status | python3 -c \</w:t>
@@ -16245,6 +17355,7 @@
             <w:r>
               <w:rPr>
                 <w:rFonts w:ascii="Courier New" w:hAnsi="Courier New"/>
+                <w:i/>
                 <w:color w:val="555555"/>
                 <w:sz w:val="16"/>
               </w:rPr>
@@ -16276,6 +17387,7 @@
             <w:r>
               <w:rPr>
                 <w:rFonts w:ascii="Courier New" w:hAnsi="Courier New"/>
+                <w:i/>
                 <w:color w:val="555555"/>
                 <w:sz w:val="16"/>
               </w:rPr>
@@ -16325,6 +17437,7 @@
             <w:r>
               <w:rPr>
                 <w:rFonts w:ascii="Courier New" w:hAnsi="Courier New"/>
+                <w:i/>
                 <w:color w:val="555555"/>
                 <w:sz w:val="16"/>
               </w:rPr>
@@ -16344,10 +17457,11 @@
         <w:pStyle w:val="Endure-Subhead"/>
         <w:keepNext/>
         <w:spacing w:before="160" w:after="60"/>
+        <w:outlineLvl w:val="2"/>
       </w:pPr>
       <w:r>
         <w:rPr>
-          <w:sz w:val="18"/>
+          <w:sz w:val="22"/>
         </w:rPr>
         <w:t>31.8.2 Modo Mixto — Integración con OpenRouter</w:t>
       </w:r>
@@ -16355,8 +17469,12 @@
     <w:p>
       <w:pPr>
         <w:pStyle w:val="Endure-FirstParagraphBodyText"/>
+        <w:spacing w:before="100" w:after="100"/>
       </w:pPr>
       <w:r>
+        <w:rPr>
+          <w:sz w:val="20"/>
+        </w:rPr>
         <w:t>Para proyectos de cliente que requieran capacidades que superen los modelos locales (análisis de documentos muy largos, traducción a idiomas poco representados, procesamiento multilingüe avanzado), integre OpenRouter como backend alternativo:</w:t>
       </w:r>
     </w:p>
@@ -16373,7 +17491,7 @@
         <w:tc>
           <w:tcPr>
             <w:tcW w:type="dxa" w:w="8152"/>
-            <w:shd w:val="clear" w:color="auto" w:fill="F2F2F2"/>
+            <w:shd w:val="clear" w:color="auto" w:fill="EAEAEA"/>
             <w:tcBorders>
               <w:left w:val="thick" w:sz="24" w:color="1A5A6A"/>
             </w:tcBorders>
@@ -16488,7 +17606,8 @@
             <w:r>
               <w:rPr>
                 <w:rFonts w:ascii="Courier New" w:hAnsi="Courier New"/>
-                <w:color w:val="1A1A1A"/>
+                <w:i/>
+                <w:color w:val="888888"/>
                 <w:sz w:val="16"/>
               </w:rPr>
               <w:t xml:space="preserve">    # vLLM local — máxima privacidad de datos del cliente</w:t>
@@ -16552,7 +17671,8 @@
             <w:r>
               <w:rPr>
                 <w:rFonts w:ascii="Courier New" w:hAnsi="Courier New"/>
-                <w:color w:val="1A1A1A"/>
+                <w:i/>
+                <w:color w:val="888888"/>
                 <w:sz w:val="16"/>
               </w:rPr>
               <w:t xml:space="preserve">    # OpenRouter — modelos de mayor capacidad cuando se requieran</w:t>
@@ -16659,7 +17779,7 @@
         <w:tc>
           <w:tcPr>
             <w:tcW w:type="dxa" w:w="8152"/>
-            <w:shd w:val="clear" w:color="auto" w:fill="F2F2F2"/>
+            <w:shd w:val="clear" w:color="auto" w:fill="EAEAEA"/>
             <w:tcBorders>
               <w:left w:val="thick" w:sz="24" w:color="1A5A6A"/>
             </w:tcBorders>
@@ -16697,6 +17817,7 @@
             <w:r>
               <w:rPr>
                 <w:rFonts w:ascii="Courier New" w:hAnsi="Courier New"/>
+                <w:i/>
                 <w:color w:val="555555"/>
                 <w:sz w:val="16"/>
               </w:rPr>
@@ -16713,6 +17834,7 @@
             <w:r>
               <w:rPr>
                 <w:rFonts w:ascii="Courier New" w:hAnsi="Courier New"/>
+                <w:i/>
                 <w:color w:val="555555"/>
                 <w:sz w:val="16"/>
               </w:rPr>
@@ -16784,10 +17906,11 @@
         <w:pStyle w:val="Endure-Subhead"/>
         <w:keepNext/>
         <w:spacing w:before="160" w:after="60"/>
+        <w:outlineLvl w:val="2"/>
       </w:pPr>
       <w:r>
         <w:rPr>
-          <w:sz w:val="18"/>
+          <w:sz w:val="22"/>
         </w:rPr>
         <w:t>31.8.3 Evaluación de Capacidad de Clientes Simultáneos</w:t>
       </w:r>
@@ -16795,17 +17918,25 @@
     <w:p>
       <w:pPr>
         <w:pStyle w:val="Endure-FirstParagraphBodyText"/>
+        <w:spacing w:before="100" w:after="100"/>
       </w:pPr>
       <w:r>
+        <w:rPr>
+          <w:sz w:val="20"/>
+        </w:rPr>
         <w:t xml:space="preserve">La arquitectura actual soporta </w:t>
       </w:r>
       <w:r>
         <w:rPr>
           <w:b/>
+          <w:sz w:val="20"/>
         </w:rPr>
         <w:t>un proyecto activo a la vez</w:t>
       </w:r>
       <w:r>
+        <w:rPr>
+          <w:sz w:val="20"/>
+        </w:rPr>
         <w:t xml:space="preserve"> con el LLM de 35B. Para servir múltiples clientes simultáneamente, configure vLLM con continuous batching:</w:t>
       </w:r>
     </w:p>
@@ -16822,7 +17953,7 @@
         <w:tc>
           <w:tcPr>
             <w:tcW w:type="dxa" w:w="8152"/>
-            <w:shd w:val="clear" w:color="auto" w:fill="F2F2F2"/>
+            <w:shd w:val="clear" w:color="auto" w:fill="EAEAEA"/>
             <w:tcBorders>
               <w:left w:val="thick" w:sz="24" w:color="1A5A6A"/>
             </w:tcBorders>
@@ -16876,6 +18007,7 @@
             <w:r>
               <w:rPr>
                 <w:rFonts w:ascii="Courier New" w:hAnsi="Courier New"/>
+                <w:i/>
                 <w:color w:val="555555"/>
                 <w:sz w:val="16"/>
               </w:rPr>
@@ -16892,6 +18024,7 @@
             <w:r>
               <w:rPr>
                 <w:rFonts w:ascii="Courier New" w:hAnsi="Courier New"/>
+                <w:i/>
                 <w:color w:val="555555"/>
                 <w:sz w:val="16"/>
               </w:rPr>
@@ -16908,6 +18041,7 @@
             <w:r>
               <w:rPr>
                 <w:rFonts w:ascii="Courier New" w:hAnsi="Courier New"/>
+                <w:i/>
                 <w:color w:val="555555"/>
                 <w:sz w:val="16"/>
               </w:rPr>
@@ -16924,6 +18058,7 @@
             <w:r>
               <w:rPr>
                 <w:rFonts w:ascii="Courier New" w:hAnsi="Courier New"/>
+                <w:i/>
                 <w:color w:val="555555"/>
                 <w:sz w:val="16"/>
               </w:rPr>
@@ -16940,6 +18075,7 @@
             <w:r>
               <w:rPr>
                 <w:rFonts w:ascii="Courier New" w:hAnsi="Courier New"/>
+                <w:i/>
                 <w:color w:val="555555"/>
                 <w:sz w:val="16"/>
               </w:rPr>
@@ -16956,6 +18092,7 @@
             <w:r>
               <w:rPr>
                 <w:rFonts w:ascii="Courier New" w:hAnsi="Courier New"/>
+                <w:i/>
                 <w:color w:val="555555"/>
                 <w:sz w:val="16"/>
               </w:rPr>
@@ -16972,6 +18109,7 @@
             <w:r>
               <w:rPr>
                 <w:rFonts w:ascii="Courier New" w:hAnsi="Courier New"/>
+                <w:i/>
                 <w:color w:val="555555"/>
                 <w:sz w:val="16"/>
               </w:rPr>
@@ -16988,6 +18126,7 @@
             <w:r>
               <w:rPr>
                 <w:rFonts w:ascii="Courier New" w:hAnsi="Courier New"/>
+                <w:i/>
                 <w:color w:val="555555"/>
                 <w:sz w:val="16"/>
               </w:rPr>
@@ -17055,8 +18194,12 @@
         <w:pStyle w:val="Endure-Subhead"/>
         <w:keepNext/>
         <w:spacing w:before="240" w:after="60"/>
+        <w:outlineLvl w:val="1"/>
       </w:pPr>
       <w:r>
+        <w:rPr>
+          <w:sz w:val="24"/>
+        </w:rPr>
         <w:t>Resumen Final del Libro</w:t>
       </w:r>
     </w:p>
@@ -17101,7 +18244,7 @@
               <w:t xml:space="preserve">NOTA: </w:t>
             </w:r>
             <w:r>
-              <w:t>El resumen completo del libro se encuentra en el Capítulo 33 — Conclusiones. Continúe allí para el balance integral de todo lo construido y los próximos pasos recomendados.</w:t>
+              <w:t>El resumen completo del libro se encuentra en el el capítulo de Conclusiones. Continúe allí para el balance integral de todo lo construido y los próximos pasos recomendados.</w:t>
             </w:r>
           </w:p>
         </w:tc>

--- a/book/docx-por-capitulo/capstone-01-agencia-ia.docx
+++ b/book/docx-por-capitulo/capstone-01-agencia-ia.docx
@@ -26,7 +26,7 @@
       <w:pPr>
         <w:pStyle w:val="Endure-Subhead"/>
         <w:keepNext/>
-        <w:spacing w:before="240" w:after="60"/>
+        <w:spacing w:before="240" w:after="60" w:line="240" w:lineRule="auto"/>
         <w:outlineLvl w:val="1"/>
       </w:pPr>
       <w:r>
@@ -39,7 +39,7 @@
     <w:p>
       <w:pPr>
         <w:pStyle w:val="Endure-FirstParagraphBodyText"/>
-        <w:spacing w:before="100" w:after="100"/>
+        <w:spacing w:before="100" w:after="100" w:line="240" w:lineRule="auto"/>
       </w:pPr>
       <w:r>
         <w:rPr>
@@ -64,7 +64,7 @@
     <w:p>
       <w:pPr>
         <w:pStyle w:val="Endure-ChapterBodyText"/>
-        <w:spacing w:before="100" w:after="100"/>
+        <w:spacing w:before="100" w:after="100" w:line="240" w:lineRule="auto"/>
       </w:pPr>
       <w:r>
         <w:rPr>
@@ -76,7 +76,7 @@
     <w:p>
       <w:pPr>
         <w:pStyle w:val="Endure-ChapterBodyText"/>
-        <w:spacing w:before="100" w:after="100"/>
+        <w:spacing w:before="100" w:after="100" w:line="240" w:lineRule="auto"/>
       </w:pPr>
       <w:r>
         <w:rPr>
@@ -106,7 +106,7 @@
                     <pic:cNvPicPr/>
                   </pic:nvPicPr>
                   <pic:blipFill>
-                    <a:blip r:embed="rId46"/>
+                    <a:blip r:embed="rId51"/>
                     <a:stretch>
                       <a:fillRect/>
                     </a:stretch>
@@ -128,7 +128,7 @@
     <w:p>
       <w:pPr>
         <w:pStyle w:val="Endure-CopyrightPage"/>
-        <w:spacing w:before="40" w:after="160"/>
+        <w:spacing w:before="40" w:after="160" w:line="240" w:lineRule="auto"/>
         <w:jc w:val="center"/>
       </w:pPr>
       <w:r>
@@ -599,7 +599,7 @@
     <w:p>
       <w:pPr>
         <w:pStyle w:val="Endure-ChapterBodyText"/>
-        <w:spacing w:before="100" w:after="100"/>
+        <w:spacing w:before="100" w:after="100" w:line="240" w:lineRule="auto"/>
       </w:pPr>
       <w:r>
         <w:rPr>
@@ -644,7 +644,7 @@
           </w:tcPr>
           <w:p>
             <w:pPr>
-              <w:spacing w:before="0" w:after="0"/>
+              <w:spacing w:before="0" w:after="0" w:line="240" w:lineRule="auto"/>
               <w:jc w:val="center"/>
             </w:pPr>
             <w:r>
@@ -677,7 +677,7 @@
           </w:tcPr>
           <w:p>
             <w:pPr>
-              <w:spacing w:before="0" w:after="0"/>
+              <w:spacing w:before="0" w:after="0" w:line="240" w:lineRule="auto"/>
               <w:jc w:val="center"/>
             </w:pPr>
             <w:r>
@@ -715,7 +715,7 @@
           </w:tcPr>
           <w:p>
             <w:pPr>
-              <w:spacing w:before="0" w:after="0"/>
+              <w:spacing w:before="0" w:after="0" w:line="240" w:lineRule="auto"/>
               <w:jc w:val="center"/>
             </w:pPr>
             <w:r>
@@ -746,7 +746,7 @@
           </w:tcPr>
           <w:p>
             <w:pPr>
-              <w:spacing w:before="0" w:after="0"/>
+              <w:spacing w:before="0" w:after="0" w:line="240" w:lineRule="auto"/>
               <w:jc w:val="center"/>
             </w:pPr>
             <w:r>
@@ -782,7 +782,7 @@
           </w:tcPr>
           <w:p>
             <w:pPr>
-              <w:spacing w:before="0" w:after="0"/>
+              <w:spacing w:before="0" w:after="0" w:line="240" w:lineRule="auto"/>
               <w:jc w:val="center"/>
             </w:pPr>
             <w:r>
@@ -813,7 +813,7 @@
           </w:tcPr>
           <w:p>
             <w:pPr>
-              <w:spacing w:before="0" w:after="0"/>
+              <w:spacing w:before="0" w:after="0" w:line="240" w:lineRule="auto"/>
               <w:jc w:val="center"/>
             </w:pPr>
             <w:r>
@@ -849,7 +849,7 @@
           </w:tcPr>
           <w:p>
             <w:pPr>
-              <w:spacing w:before="0" w:after="0"/>
+              <w:spacing w:before="0" w:after="0" w:line="240" w:lineRule="auto"/>
               <w:jc w:val="center"/>
             </w:pPr>
             <w:r>
@@ -880,7 +880,7 @@
           </w:tcPr>
           <w:p>
             <w:pPr>
-              <w:spacing w:before="0" w:after="0"/>
+              <w:spacing w:before="0" w:after="0" w:line="240" w:lineRule="auto"/>
               <w:jc w:val="center"/>
             </w:pPr>
             <w:r>
@@ -916,7 +916,7 @@
           </w:tcPr>
           <w:p>
             <w:pPr>
-              <w:spacing w:before="0" w:after="0"/>
+              <w:spacing w:before="0" w:after="0" w:line="240" w:lineRule="auto"/>
               <w:jc w:val="center"/>
             </w:pPr>
             <w:r>
@@ -947,7 +947,7 @@
           </w:tcPr>
           <w:p>
             <w:pPr>
-              <w:spacing w:before="0" w:after="0"/>
+              <w:spacing w:before="0" w:after="0" w:line="240" w:lineRule="auto"/>
               <w:jc w:val="center"/>
             </w:pPr>
             <w:r>
@@ -983,7 +983,7 @@
           </w:tcPr>
           <w:p>
             <w:pPr>
-              <w:spacing w:before="0" w:after="0"/>
+              <w:spacing w:before="0" w:after="0" w:line="240" w:lineRule="auto"/>
               <w:jc w:val="both"/>
             </w:pPr>
             <w:r>
@@ -1014,7 +1014,7 @@
           </w:tcPr>
           <w:p>
             <w:pPr>
-              <w:spacing w:before="0" w:after="0"/>
+              <w:spacing w:before="0" w:after="0" w:line="240" w:lineRule="auto"/>
               <w:jc w:val="center"/>
             </w:pPr>
             <w:r>
@@ -1050,7 +1050,7 @@
           </w:tcPr>
           <w:p>
             <w:pPr>
-              <w:spacing w:before="0" w:after="0"/>
+              <w:spacing w:before="0" w:after="0" w:line="240" w:lineRule="auto"/>
               <w:jc w:val="both"/>
             </w:pPr>
             <w:r>
@@ -1081,7 +1081,7 @@
           </w:tcPr>
           <w:p>
             <w:pPr>
-              <w:spacing w:before="0" w:after="0"/>
+              <w:spacing w:before="0" w:after="0" w:line="240" w:lineRule="auto"/>
               <w:jc w:val="center"/>
             </w:pPr>
             <w:r>
@@ -1117,7 +1117,7 @@
           </w:tcPr>
           <w:p>
             <w:pPr>
-              <w:spacing w:before="0" w:after="0"/>
+              <w:spacing w:before="0" w:after="0" w:line="240" w:lineRule="auto"/>
               <w:jc w:val="center"/>
             </w:pPr>
             <w:r>
@@ -1148,7 +1148,7 @@
           </w:tcPr>
           <w:p>
             <w:pPr>
-              <w:spacing w:before="0" w:after="0"/>
+              <w:spacing w:before="0" w:after="0" w:line="240" w:lineRule="auto"/>
               <w:jc w:val="center"/>
             </w:pPr>
             <w:r>
@@ -1184,7 +1184,7 @@
           </w:tcPr>
           <w:p>
             <w:pPr>
-              <w:spacing w:before="0" w:after="0"/>
+              <w:spacing w:before="0" w:after="0" w:line="240" w:lineRule="auto"/>
               <w:jc w:val="center"/>
             </w:pPr>
             <w:r>
@@ -1215,7 +1215,7 @@
           </w:tcPr>
           <w:p>
             <w:pPr>
-              <w:spacing w:before="0" w:after="0"/>
+              <w:spacing w:before="0" w:after="0" w:line="240" w:lineRule="auto"/>
               <w:jc w:val="center"/>
             </w:pPr>
             <w:r>
@@ -1251,7 +1251,7 @@
           </w:tcPr>
           <w:p>
             <w:pPr>
-              <w:spacing w:before="0" w:after="0"/>
+              <w:spacing w:before="0" w:after="0" w:line="240" w:lineRule="auto"/>
               <w:jc w:val="center"/>
             </w:pPr>
             <w:r>
@@ -1282,7 +1282,7 @@
           </w:tcPr>
           <w:p>
             <w:pPr>
-              <w:spacing w:before="0" w:after="0"/>
+              <w:spacing w:before="0" w:after="0" w:line="240" w:lineRule="auto"/>
               <w:jc w:val="center"/>
             </w:pPr>
             <w:r>
@@ -1303,7 +1303,7 @@
     <w:p>
       <w:pPr>
         <w:pStyle w:val="Endure-ChapterBodyText"/>
-        <w:spacing w:before="100" w:after="100"/>
+        <w:spacing w:before="100" w:after="100" w:line="240" w:lineRule="auto"/>
       </w:pPr>
       <w:r>
         <w:rPr>
@@ -1316,7 +1316,7 @@
     <w:p>
       <w:pPr>
         <w:pStyle w:val="Endure-ChapterBodyText"/>
-        <w:spacing w:before="40" w:after="40"/>
+        <w:spacing w:before="40" w:after="40" w:line="240" w:lineRule="auto"/>
         <w:ind w:left="360" w:hanging="216"/>
       </w:pPr>
       <w:r>
@@ -1335,7 +1335,7 @@
     <w:p>
       <w:pPr>
         <w:pStyle w:val="Endure-ChapterBodyText"/>
-        <w:spacing w:before="40" w:after="40"/>
+        <w:spacing w:before="40" w:after="40" w:line="240" w:lineRule="auto"/>
         <w:ind w:left="360" w:hanging="216"/>
       </w:pPr>
       <w:r>
@@ -1360,14 +1360,14 @@
       <w:pPr>
         <w:pStyle w:val="Endure-Subhead"/>
         <w:keepNext/>
-        <w:spacing w:before="240" w:after="60"/>
+        <w:spacing w:before="240" w:after="60" w:line="240" w:lineRule="auto"/>
         <w:outlineLvl w:val="1"/>
       </w:pPr>
       <w:r>
         <w:rPr>
           <w:sz w:val="24"/>
         </w:rPr>
-        <w:t>31.1 Estructura del Proyecto</w:t>
+        <w:t>C1.1 Estructura del Proyecto</w:t>
       </w:r>
     </w:p>
     <w:tbl>
@@ -1570,20 +1570,20 @@
       <w:pPr>
         <w:pStyle w:val="Endure-Subhead"/>
         <w:keepNext/>
-        <w:spacing w:before="240" w:after="60"/>
+        <w:spacing w:before="240" w:after="60" w:line="240" w:lineRule="auto"/>
         <w:outlineLvl w:val="1"/>
       </w:pPr>
       <w:r>
         <w:rPr>
           <w:sz w:val="24"/>
         </w:rPr>
-        <w:t>31.2 Frontend Web con Flask</w:t>
+        <w:t>C1.2 Frontend Web con Flask</w:t>
       </w:r>
     </w:p>
     <w:p>
       <w:pPr>
         <w:pStyle w:val="Endure-FirstParagraphBodyText"/>
-        <w:spacing w:before="100" w:after="100"/>
+        <w:spacing w:before="100" w:after="100" w:line="240" w:lineRule="auto"/>
       </w:pPr>
       <w:r>
         <w:rPr>
@@ -1596,14 +1596,14 @@
       <w:pPr>
         <w:pStyle w:val="Endure-Subhead"/>
         <w:keepNext/>
-        <w:spacing w:before="160" w:after="60"/>
+        <w:spacing w:before="160" w:after="60" w:line="240" w:lineRule="auto"/>
         <w:outlineLvl w:val="2"/>
       </w:pPr>
       <w:r>
         <w:rPr>
           <w:sz w:val="22"/>
         </w:rPr>
-        <w:t>31.2.1 Instalar Flask y Dependencias</w:t>
+        <w:t>C1.2.1 Instalar Flask y Dependencias</w:t>
       </w:r>
     </w:p>
     <w:tbl>
@@ -1722,14 +1722,14 @@
       <w:pPr>
         <w:pStyle w:val="Endure-Subhead"/>
         <w:keepNext/>
-        <w:spacing w:before="160" w:after="60"/>
+        <w:spacing w:before="160" w:after="60" w:line="240" w:lineRule="auto"/>
         <w:outlineLvl w:val="2"/>
       </w:pPr>
       <w:r>
         <w:rPr>
           <w:sz w:val="22"/>
         </w:rPr>
-        <w:t>31.2.2 Aplicación Flask Principal</w:t>
+        <w:t>C1.2.2 Aplicación Flask Principal</w:t>
       </w:r>
     </w:p>
     <w:tbl>
@@ -7956,14 +7956,14 @@
       <w:pPr>
         <w:pStyle w:val="Endure-Subhead"/>
         <w:keepNext/>
-        <w:spacing w:before="160" w:after="60"/>
+        <w:spacing w:before="160" w:after="60" w:line="240" w:lineRule="auto"/>
         <w:outlineLvl w:val="2"/>
       </w:pPr>
       <w:r>
         <w:rPr>
           <w:sz w:val="22"/>
         </w:rPr>
-        <w:t>31.2.3 Templates HTML</w:t>
+        <w:t>C1.2.3 Templates HTML</w:t>
       </w:r>
     </w:p>
     <w:tbl>
@@ -10841,20 +10841,20 @@
       <w:pPr>
         <w:pStyle w:val="Endure-Subhead"/>
         <w:keepNext/>
-        <w:spacing w:before="240" w:after="60"/>
+        <w:spacing w:before="240" w:after="60" w:line="240" w:lineRule="auto"/>
         <w:outlineLvl w:val="1"/>
       </w:pPr>
       <w:r>
         <w:rPr>
           <w:sz w:val="24"/>
         </w:rPr>
-        <w:t>31.3 Workflow de N8N para la Agencia</w:t>
+        <w:t>C1.3 Workflow de N8N para la Agencia</w:t>
       </w:r>
     </w:p>
     <w:p>
       <w:pPr>
         <w:pStyle w:val="Endure-FirstParagraphBodyText"/>
-        <w:spacing w:before="100" w:after="100"/>
+        <w:spacing w:before="100" w:after="100" w:line="240" w:lineRule="auto"/>
       </w:pPr>
       <w:r>
         <w:rPr>
@@ -10867,14 +10867,14 @@
       <w:pPr>
         <w:pStyle w:val="Endure-Subhead"/>
         <w:keepNext/>
-        <w:spacing w:before="160" w:after="60"/>
+        <w:spacing w:before="160" w:after="60" w:line="240" w:lineRule="auto"/>
         <w:outlineLvl w:val="2"/>
       </w:pPr>
       <w:r>
         <w:rPr>
           <w:sz w:val="22"/>
         </w:rPr>
-        <w:t>31.3.1 Configurar los Webhooks en N8N</w:t>
+        <w:t>C1.3.1 Configurar los Webhooks en N8N</w:t>
       </w:r>
     </w:p>
     <w:tbl>
@@ -10994,7 +10994,7 @@
     <w:p>
       <w:pPr>
         <w:pStyle w:val="Endure-ChapterBodyText"/>
-        <w:spacing w:before="100" w:after="100"/>
+        <w:spacing w:before="100" w:after="100" w:line="240" w:lineRule="auto"/>
       </w:pPr>
       <w:r>
         <w:rPr>
@@ -11019,7 +11019,7 @@
     <w:p>
       <w:pPr>
         <w:pStyle w:val="Endure-ChapterBodyText"/>
-        <w:spacing w:before="100" w:after="100"/>
+        <w:spacing w:before="100" w:after="100" w:line="240" w:lineRule="auto"/>
       </w:pPr>
       <w:r>
         <w:rPr>
@@ -12026,20 +12026,20 @@
       <w:pPr>
         <w:pStyle w:val="Endure-Subhead"/>
         <w:keepNext/>
-        <w:spacing w:before="240" w:after="60"/>
+        <w:spacing w:before="240" w:after="60" w:line="240" w:lineRule="auto"/>
         <w:outlineLvl w:val="1"/>
       </w:pPr>
       <w:r>
         <w:rPr>
           <w:sz w:val="24"/>
         </w:rPr>
-        <w:t>31.4 Integración con OpenClaw para Agentes Especializados</w:t>
+        <w:t>C1.4 Integración con OpenClaw para Agentes Especializados</w:t>
       </w:r>
     </w:p>
     <w:p>
       <w:pPr>
         <w:pStyle w:val="Endure-FirstParagraphBodyText"/>
-        <w:spacing w:before="100" w:after="100"/>
+        <w:spacing w:before="100" w:after="100" w:line="240" w:lineRule="auto"/>
       </w:pPr>
       <w:r>
         <w:rPr>
@@ -13077,28 +13077,28 @@
       <w:pPr>
         <w:pStyle w:val="Endure-Subhead"/>
         <w:keepNext/>
-        <w:spacing w:before="240" w:after="60"/>
+        <w:spacing w:before="240" w:after="60" w:line="240" w:lineRule="auto"/>
         <w:outlineLvl w:val="1"/>
       </w:pPr>
       <w:r>
         <w:rPr>
           <w:sz w:val="24"/>
         </w:rPr>
-        <w:t>31.5 Iniciar el Stack Completo</w:t>
+        <w:t>C1.5 Iniciar el Stack Completo</w:t>
       </w:r>
     </w:p>
     <w:p>
       <w:pPr>
         <w:pStyle w:val="Endure-Subhead"/>
         <w:keepNext/>
-        <w:spacing w:before="160" w:after="60"/>
+        <w:spacing w:before="160" w:after="60" w:line="240" w:lineRule="auto"/>
         <w:outlineLvl w:val="2"/>
       </w:pPr>
       <w:r>
         <w:rPr>
           <w:sz w:val="22"/>
         </w:rPr>
-        <w:t>31.5.1 Script de Arranque de la Agencia</w:t>
+        <w:t>C1.5.1 Script de Arranque de la Agencia</w:t>
       </w:r>
     </w:p>
     <w:tbl>
@@ -15395,14 +15395,14 @@
       <w:pPr>
         <w:pStyle w:val="Endure-Subhead"/>
         <w:keepNext/>
-        <w:spacing w:before="160" w:after="60"/>
+        <w:spacing w:before="160" w:after="60" w:line="240" w:lineRule="auto"/>
         <w:outlineLvl w:val="2"/>
       </w:pPr>
       <w:r>
         <w:rPr>
           <w:sz w:val="22"/>
         </w:rPr>
-        <w:t>31.5.2 Aliases Finales</w:t>
+        <w:t>C1.5.2 Aliases Finales</w:t>
       </w:r>
     </w:p>
     <w:tbl>
@@ -15656,14 +15656,14 @@
       <w:pPr>
         <w:pStyle w:val="Endure-Subhead"/>
         <w:keepNext/>
-        <w:spacing w:before="240" w:after="60"/>
+        <w:spacing w:before="240" w:after="60" w:line="240" w:lineRule="auto"/>
         <w:outlineLvl w:val="1"/>
       </w:pPr>
       <w:r>
         <w:rPr>
           <w:sz w:val="24"/>
         </w:rPr>
-        <w:t>31.6 Monitoreo del Stack</w:t>
+        <w:t>C1.6 Monitoreo del Stack</w:t>
       </w:r>
     </w:p>
     <w:tbl>
@@ -15831,21 +15831,21 @@
       <w:pPr>
         <w:pStyle w:val="Endure-Subhead"/>
         <w:keepNext/>
-        <w:spacing w:before="240" w:after="60"/>
+        <w:spacing w:before="240" w:after="60" w:line="240" w:lineRule="auto"/>
         <w:outlineLvl w:val="1"/>
       </w:pPr>
       <w:r>
         <w:rPr>
           <w:sz w:val="24"/>
         </w:rPr>
-        <w:t>31.7 Solución de Problemas</w:t>
+        <w:t>C1.7 Solución de Problemas</w:t>
       </w:r>
     </w:p>
     <w:p>
       <w:pPr>
         <w:pStyle w:val="Endure-Subhead"/>
         <w:keepNext/>
-        <w:spacing w:before="160" w:after="60"/>
+        <w:spacing w:before="160" w:after="60" w:line="240" w:lineRule="auto"/>
         <w:outlineLvl w:val="2"/>
       </w:pPr>
       <w:r>
@@ -16122,7 +16122,7 @@
       <w:pPr>
         <w:pStyle w:val="Endure-Subhead"/>
         <w:keepNext/>
-        <w:spacing w:before="160" w:after="60"/>
+        <w:spacing w:before="160" w:after="60" w:line="240" w:lineRule="auto"/>
         <w:outlineLvl w:val="2"/>
       </w:pPr>
       <w:r>
@@ -16267,7 +16267,7 @@
       <w:pPr>
         <w:pStyle w:val="Endure-Subhead"/>
         <w:keepNext/>
-        <w:spacing w:before="160" w:after="60"/>
+        <w:spacing w:before="160" w:after="60" w:line="240" w:lineRule="auto"/>
         <w:outlineLvl w:val="2"/>
       </w:pPr>
       <w:r>
@@ -16427,34 +16427,34 @@
       <w:pPr>
         <w:pStyle w:val="Endure-Subhead"/>
         <w:keepNext/>
-        <w:spacing w:before="240" w:after="60"/>
+        <w:spacing w:before="240" w:after="60" w:line="240" w:lineRule="auto"/>
         <w:outlineLvl w:val="1"/>
       </w:pPr>
       <w:r>
         <w:rPr>
           <w:sz w:val="24"/>
         </w:rPr>
-        <w:t>31.8 Escalabilidad — Modo Mixto y Gestión de Memoria</w:t>
+        <w:t>C1.8 Escalabilidad — Modo Mixto y Gestión de Memoria</w:t>
       </w:r>
     </w:p>
     <w:p>
       <w:pPr>
         <w:pStyle w:val="Endure-Subhead"/>
         <w:keepNext/>
-        <w:spacing w:before="160" w:after="60"/>
+        <w:spacing w:before="160" w:after="60" w:line="240" w:lineRule="auto"/>
         <w:outlineLvl w:val="2"/>
       </w:pPr>
       <w:r>
         <w:rPr>
           <w:sz w:val="22"/>
         </w:rPr>
-        <w:t>31.8.1 Presupuesto de Memoria — Qué Cargar y Cuándo</w:t>
+        <w:t>C1.8.1 Presupuesto de Memoria — Qué Cargar y Cuándo</w:t>
       </w:r>
     </w:p>
     <w:p>
       <w:pPr>
         <w:pStyle w:val="Endure-FirstParagraphBodyText"/>
-        <w:spacing w:before="100" w:after="100"/>
+        <w:spacing w:before="100" w:after="100" w:line="240" w:lineRule="auto"/>
       </w:pPr>
       <w:r>
         <w:rPr>
@@ -16492,7 +16492,7 @@
     <w:p>
       <w:pPr>
         <w:pStyle w:val="Endure-ChapterBodyText"/>
-        <w:spacing w:before="100" w:after="100"/>
+        <w:spacing w:before="100" w:after="100" w:line="240" w:lineRule="auto"/>
       </w:pPr>
       <w:r>
         <w:rPr>
@@ -16539,7 +16539,7 @@
           </w:tcPr>
           <w:p>
             <w:pPr>
-              <w:spacing w:before="0" w:after="0"/>
+              <w:spacing w:before="0" w:after="0" w:line="240" w:lineRule="auto"/>
               <w:jc w:val="center"/>
             </w:pPr>
             <w:r>
@@ -16572,7 +16572,7 @@
           </w:tcPr>
           <w:p>
             <w:pPr>
-              <w:spacing w:before="0" w:after="0"/>
+              <w:spacing w:before="0" w:after="0" w:line="240" w:lineRule="auto"/>
               <w:jc w:val="center"/>
             </w:pPr>
             <w:r>
@@ -16605,7 +16605,7 @@
           </w:tcPr>
           <w:p>
             <w:pPr>
-              <w:spacing w:before="0" w:after="0"/>
+              <w:spacing w:before="0" w:after="0" w:line="240" w:lineRule="auto"/>
               <w:jc w:val="center"/>
             </w:pPr>
             <w:r>
@@ -16638,7 +16638,7 @@
           </w:tcPr>
           <w:p>
             <w:pPr>
-              <w:spacing w:before="0" w:after="0"/>
+              <w:spacing w:before="0" w:after="0" w:line="240" w:lineRule="auto"/>
               <w:jc w:val="center"/>
             </w:pPr>
             <w:r>
@@ -16676,7 +16676,7 @@
           </w:tcPr>
           <w:p>
             <w:pPr>
-              <w:spacing w:before="0" w:after="0"/>
+              <w:spacing w:before="0" w:after="0" w:line="240" w:lineRule="auto"/>
               <w:jc w:val="center"/>
             </w:pPr>
             <w:r>
@@ -16707,7 +16707,7 @@
           </w:tcPr>
           <w:p>
             <w:pPr>
-              <w:spacing w:before="0" w:after="0"/>
+              <w:spacing w:before="0" w:after="0" w:line="240" w:lineRule="auto"/>
               <w:jc w:val="center"/>
             </w:pPr>
             <w:r>
@@ -16738,7 +16738,7 @@
           </w:tcPr>
           <w:p>
             <w:pPr>
-              <w:spacing w:before="0" w:after="0"/>
+              <w:spacing w:before="0" w:after="0" w:line="240" w:lineRule="auto"/>
               <w:jc w:val="center"/>
             </w:pPr>
             <w:r>
@@ -16769,7 +16769,7 @@
           </w:tcPr>
           <w:p>
             <w:pPr>
-              <w:spacing w:before="0" w:after="0"/>
+              <w:spacing w:before="0" w:after="0" w:line="240" w:lineRule="auto"/>
               <w:jc w:val="center"/>
             </w:pPr>
             <w:r>
@@ -16805,7 +16805,7 @@
           </w:tcPr>
           <w:p>
             <w:pPr>
-              <w:spacing w:before="0" w:after="0"/>
+              <w:spacing w:before="0" w:after="0" w:line="240" w:lineRule="auto"/>
               <w:jc w:val="center"/>
             </w:pPr>
             <w:r>
@@ -16836,7 +16836,7 @@
           </w:tcPr>
           <w:p>
             <w:pPr>
-              <w:spacing w:before="0" w:after="0"/>
+              <w:spacing w:before="0" w:after="0" w:line="240" w:lineRule="auto"/>
               <w:jc w:val="center"/>
             </w:pPr>
             <w:r>
@@ -16867,7 +16867,7 @@
           </w:tcPr>
           <w:p>
             <w:pPr>
-              <w:spacing w:before="0" w:after="0"/>
+              <w:spacing w:before="0" w:after="0" w:line="240" w:lineRule="auto"/>
               <w:jc w:val="center"/>
             </w:pPr>
             <w:r>
@@ -16898,7 +16898,7 @@
           </w:tcPr>
           <w:p>
             <w:pPr>
-              <w:spacing w:before="0" w:after="0"/>
+              <w:spacing w:before="0" w:after="0" w:line="240" w:lineRule="auto"/>
               <w:jc w:val="center"/>
             </w:pPr>
             <w:r>
@@ -16934,7 +16934,7 @@
           </w:tcPr>
           <w:p>
             <w:pPr>
-              <w:spacing w:before="0" w:after="0"/>
+              <w:spacing w:before="0" w:after="0" w:line="240" w:lineRule="auto"/>
               <w:jc w:val="center"/>
             </w:pPr>
             <w:r>
@@ -16965,7 +16965,7 @@
           </w:tcPr>
           <w:p>
             <w:pPr>
-              <w:spacing w:before="0" w:after="0"/>
+              <w:spacing w:before="0" w:after="0" w:line="240" w:lineRule="auto"/>
               <w:jc w:val="center"/>
             </w:pPr>
             <w:r>
@@ -16996,7 +16996,7 @@
           </w:tcPr>
           <w:p>
             <w:pPr>
-              <w:spacing w:before="0" w:after="0"/>
+              <w:spacing w:before="0" w:after="0" w:line="240" w:lineRule="auto"/>
               <w:jc w:val="center"/>
             </w:pPr>
             <w:r>
@@ -17027,7 +17027,7 @@
           </w:tcPr>
           <w:p>
             <w:pPr>
-              <w:spacing w:before="0" w:after="0"/>
+              <w:spacing w:before="0" w:after="0" w:line="240" w:lineRule="auto"/>
               <w:jc w:val="center"/>
             </w:pPr>
             <w:r>
@@ -17063,7 +17063,7 @@
           </w:tcPr>
           <w:p>
             <w:pPr>
-              <w:spacing w:before="0" w:after="0"/>
+              <w:spacing w:before="0" w:after="0" w:line="240" w:lineRule="auto"/>
               <w:jc w:val="center"/>
             </w:pPr>
             <w:r>
@@ -17094,7 +17094,7 @@
           </w:tcPr>
           <w:p>
             <w:pPr>
-              <w:spacing w:before="0" w:after="0"/>
+              <w:spacing w:before="0" w:after="0" w:line="240" w:lineRule="auto"/>
               <w:jc w:val="center"/>
             </w:pPr>
             <w:r>
@@ -17125,7 +17125,7 @@
           </w:tcPr>
           <w:p>
             <w:pPr>
-              <w:spacing w:before="0" w:after="0"/>
+              <w:spacing w:before="0" w:after="0" w:line="240" w:lineRule="auto"/>
               <w:jc w:val="center"/>
             </w:pPr>
             <w:r>
@@ -17156,7 +17156,7 @@
           </w:tcPr>
           <w:p>
             <w:pPr>
-              <w:spacing w:before="0" w:after="0"/>
+              <w:spacing w:before="0" w:after="0" w:line="240" w:lineRule="auto"/>
               <w:jc w:val="center"/>
             </w:pPr>
             <w:r>
@@ -17229,7 +17229,7 @@
     <w:p>
       <w:pPr>
         <w:pStyle w:val="Endure-ChapterBodyText"/>
-        <w:spacing w:before="100" w:after="100"/>
+        <w:spacing w:before="100" w:after="100" w:line="240" w:lineRule="auto"/>
       </w:pPr>
       <w:r>
         <w:rPr>
@@ -17456,20 +17456,20 @@
       <w:pPr>
         <w:pStyle w:val="Endure-Subhead"/>
         <w:keepNext/>
-        <w:spacing w:before="160" w:after="60"/>
+        <w:spacing w:before="160" w:after="60" w:line="240" w:lineRule="auto"/>
         <w:outlineLvl w:val="2"/>
       </w:pPr>
       <w:r>
         <w:rPr>
           <w:sz w:val="22"/>
         </w:rPr>
-        <w:t>31.8.2 Modo Mixto — Integración con OpenRouter</w:t>
+        <w:t>C1.8.2 Modo Mixto — Integración con OpenRouter</w:t>
       </w:r>
     </w:p>
     <w:p>
       <w:pPr>
         <w:pStyle w:val="Endure-FirstParagraphBodyText"/>
-        <w:spacing w:before="100" w:after="100"/>
+        <w:spacing w:before="100" w:after="100" w:line="240" w:lineRule="auto"/>
       </w:pPr>
       <w:r>
         <w:rPr>
@@ -17905,20 +17905,20 @@
       <w:pPr>
         <w:pStyle w:val="Endure-Subhead"/>
         <w:keepNext/>
-        <w:spacing w:before="160" w:after="60"/>
+        <w:spacing w:before="160" w:after="60" w:line="240" w:lineRule="auto"/>
         <w:outlineLvl w:val="2"/>
       </w:pPr>
       <w:r>
         <w:rPr>
           <w:sz w:val="22"/>
         </w:rPr>
-        <w:t>31.8.3 Evaluación de Capacidad de Clientes Simultáneos</w:t>
+        <w:t>C1.8.3 Evaluación de Capacidad de Clientes Simultáneos</w:t>
       </w:r>
     </w:p>
     <w:p>
       <w:pPr>
         <w:pStyle w:val="Endure-FirstParagraphBodyText"/>
-        <w:spacing w:before="100" w:after="100"/>
+        <w:spacing w:before="100" w:after="100" w:line="240" w:lineRule="auto"/>
       </w:pPr>
       <w:r>
         <w:rPr>
@@ -18193,7 +18193,7 @@
       <w:pPr>
         <w:pStyle w:val="Endure-Subhead"/>
         <w:keepNext/>
-        <w:spacing w:before="240" w:after="60"/>
+        <w:spacing w:before="240" w:after="60" w:line="240" w:lineRule="auto"/>
         <w:outlineLvl w:val="1"/>
       </w:pPr>
       <w:r>
@@ -18257,6 +18257,11 @@
     </w:p>
     <w:sectPr>
       <w:footerReference w:type="first" r:id="rId43"/>
+      <w:headerReference w:type="default" r:id="rId46"/>
+      <w:footerReference w:type="default" r:id="rId47"/>
+      <w:headerReference w:type="even" r:id="rId48"/>
+      <w:footerReference w:type="even" r:id="rId49"/>
+      <w:headerReference w:type="first" r:id="rId50"/>
       <w:type w:val="nextColumn"/>
       <w:pgSz w:w="10080" w:h="14400"/>
       <w:pgMar w:top="794" w:right="851" w:bottom="794" w:left="1077" w:header="454" w:footer="454" w:gutter="0"/>
@@ -19501,6 +19506,26 @@
 </w:ftr>
 </file>
 
+<file path=word/footer34.xml><?xml version="1.0" encoding="utf-8"?>
+<w:ftr xmlns:m="http://schemas.openxmlformats.org/officeDocument/2006/math" xmlns:mc="http://schemas.openxmlformats.org/markup-compatibility/2006" xmlns:mo="http://schemas.microsoft.com/office/mac/office/2008/main" xmlns:mv="urn:schemas-microsoft-com:mac:vml" xmlns:o="urn:schemas-microsoft-com:office:office" xmlns:r="http://schemas.openxmlformats.org/officeDocument/2006/relationships" xmlns:v="urn:schemas-microsoft-com:vml" xmlns:w10="urn:schemas-microsoft-com:office:word" xmlns:w14="http://schemas.microsoft.com/office/word/2010/wordml" xmlns:w="http://schemas.openxmlformats.org/wordprocessingml/2006/main" xmlns:wne="http://schemas.microsoft.com/office/word/2006/wordml" xmlns:wp14="http://schemas.microsoft.com/office/word/2010/wordprocessingDrawing" xmlns:wp="http://schemas.openxmlformats.org/drawingml/2006/wordprocessingDrawing" xmlns:wpc="http://schemas.microsoft.com/office/word/2010/wordprocessingCanvas" xmlns:wpg="http://schemas.microsoft.com/office/word/2010/wordprocessingGroup" xmlns:wpi="http://schemas.microsoft.com/office/word/2010/wordprocessingInk" xmlns:wps="http://schemas.microsoft.com/office/word/2010/wordprocessingShape" mc:Ignorable="w14 wp14">
+  <w:p>
+    <w:pPr>
+      <w:pStyle w:val="Footer"/>
+    </w:pPr>
+  </w:p>
+</w:ftr>
+</file>
+
+<file path=word/footer35.xml><?xml version="1.0" encoding="utf-8"?>
+<w:ftr xmlns:m="http://schemas.openxmlformats.org/officeDocument/2006/math" xmlns:mc="http://schemas.openxmlformats.org/markup-compatibility/2006" xmlns:mo="http://schemas.microsoft.com/office/mac/office/2008/main" xmlns:mv="urn:schemas-microsoft-com:mac:vml" xmlns:o="urn:schemas-microsoft-com:office:office" xmlns:r="http://schemas.openxmlformats.org/officeDocument/2006/relationships" xmlns:v="urn:schemas-microsoft-com:vml" xmlns:w10="urn:schemas-microsoft-com:office:word" xmlns:w14="http://schemas.microsoft.com/office/word/2010/wordml" xmlns:w="http://schemas.openxmlformats.org/wordprocessingml/2006/main" xmlns:wne="http://schemas.microsoft.com/office/word/2006/wordml" xmlns:wp14="http://schemas.microsoft.com/office/word/2010/wordprocessingDrawing" xmlns:wp="http://schemas.openxmlformats.org/drawingml/2006/wordprocessingDrawing" xmlns:wpc="http://schemas.microsoft.com/office/word/2010/wordprocessingCanvas" xmlns:wpg="http://schemas.microsoft.com/office/word/2010/wordprocessingGroup" xmlns:wpi="http://schemas.microsoft.com/office/word/2010/wordprocessingInk" xmlns:wps="http://schemas.microsoft.com/office/word/2010/wordprocessingShape" mc:Ignorable="w14 wp14">
+  <w:p>
+    <w:pPr>
+      <w:pStyle w:val="Footer"/>
+    </w:pPr>
+  </w:p>
+</w:ftr>
+</file>
+
 <file path=word/footer4.xml><?xml version="1.0" encoding="utf-8"?>
 <w:ftr xmlns:wpc="http://schemas.microsoft.com/office/word/2010/wordprocessingCanvas" xmlns:cx="http://schemas.microsoft.com/office/drawing/2014/chartex" xmlns:cx1="http://schemas.microsoft.com/office/drawing/2015/9/8/chartex" xmlns:cx2="http://schemas.microsoft.com/office/drawing/2015/10/21/chartex" xmlns:cx3="http://schemas.microsoft.com/office/drawing/2016/5/9/chartex" xmlns:cx4="http://schemas.microsoft.com/office/drawing/2016/5/10/chartex" xmlns:cx5="http://schemas.microsoft.com/office/drawing/2016/5/11/chartex" xmlns:cx6="http://schemas.microsoft.com/office/drawing/2016/5/12/chartex" xmlns:cx7="http://schemas.microsoft.com/office/drawing/2016/5/13/chartex" xmlns:cx8="http://schemas.microsoft.com/office/drawing/2016/5/14/chartex" xmlns:mc="http://schemas.openxmlformats.org/markup-compatibility/2006" xmlns:aink="http://schemas.microsoft.com/office/drawing/2016/ink" xmlns:am3d="http://schemas.microsoft.com/office/drawing/2017/model3d" xmlns:o="urn:schemas-microsoft-com:office:office" xmlns:oel="http://schemas.microsoft.com/office/2019/extlst" xmlns:r="http://schemas.openxmlformats.org/officeDocument/2006/relationships" xmlns:m="http://schemas.openxmlformats.org/officeDocument/2006/math" xmlns:v="urn:schemas-microsoft-com:vml" xmlns:wp14="http://schemas.microsoft.com/office/word/2010/wordprocessingDrawing" xmlns:wp="http://schemas.openxmlformats.org/drawingml/2006/wordprocessingDrawing" xmlns:w10="urn:schemas-microsoft-com:office:word" xmlns:w="http://schemas.openxmlformats.org/wordprocessingml/2006/main" xmlns:w14="http://schemas.microsoft.com/office/word/2010/wordml" xmlns:w15="http://schemas.microsoft.com/office/word/2012/wordml" xmlns:w16cex="http://schemas.microsoft.com/office/word/2018/wordml/cex" xmlns:w16cid="http://schemas.microsoft.com/office/word/2016/wordml/cid" xmlns:w16="http://schemas.microsoft.com/office/word/2018/wordml" xmlns:w16du="http://schemas.microsoft.com/office/word/2023/wordml/word16du" xmlns:w16sdtdh="http://schemas.microsoft.com/office/word/2020/wordml/sdtdatahash" xmlns:w16sdtfl="http://schemas.microsoft.com/office/word/2024/wordml/sdtformatlock" xmlns:w16se="http://schemas.microsoft.com/office/word/2015/wordml/symex" xmlns:wpg="http://schemas.microsoft.com/office/word/2010/wordprocessingGroup" xmlns:wpi="http://schemas.microsoft.com/office/word/2010/wordprocessingInk" xmlns:wne="http://schemas.microsoft.com/office/word/2006/wordml" xmlns:wps="http://schemas.microsoft.com/office/word/2010/wordprocessingShape" mc:Ignorable="w14 w15 w16se w16cid w16 w16cex w16sdtdh w16sdtfl w16du wp14">
   <w:p>
@@ -19758,6 +19783,36 @@
     <w:r>
       <w:t>TÍTULO DEL LIBRO</w:t>
     </w:r>
+  </w:p>
+</w:hdr>
+</file>
+
+<file path=word/header3.xml><?xml version="1.0" encoding="utf-8"?>
+<w:hdr xmlns:m="http://schemas.openxmlformats.org/officeDocument/2006/math" xmlns:mc="http://schemas.openxmlformats.org/markup-compatibility/2006" xmlns:mo="http://schemas.microsoft.com/office/mac/office/2008/main" xmlns:mv="urn:schemas-microsoft-com:mac:vml" xmlns:o="urn:schemas-microsoft-com:office:office" xmlns:r="http://schemas.openxmlformats.org/officeDocument/2006/relationships" xmlns:v="urn:schemas-microsoft-com:vml" xmlns:w10="urn:schemas-microsoft-com:office:word" xmlns:w14="http://schemas.microsoft.com/office/word/2010/wordml" xmlns:w="http://schemas.openxmlformats.org/wordprocessingml/2006/main" xmlns:wne="http://schemas.microsoft.com/office/word/2006/wordml" xmlns:wp14="http://schemas.microsoft.com/office/word/2010/wordprocessingDrawing" xmlns:wp="http://schemas.openxmlformats.org/drawingml/2006/wordprocessingDrawing" xmlns:wpc="http://schemas.microsoft.com/office/word/2010/wordprocessingCanvas" xmlns:wpg="http://schemas.microsoft.com/office/word/2010/wordprocessingGroup" xmlns:wpi="http://schemas.microsoft.com/office/word/2010/wordprocessingInk" xmlns:wps="http://schemas.microsoft.com/office/word/2010/wordprocessingShape" mc:Ignorable="w14 wp14">
+  <w:p>
+    <w:pPr>
+      <w:pStyle w:val="Header"/>
+    </w:pPr>
+  </w:p>
+</w:hdr>
+</file>
+
+<file path=word/header4.xml><?xml version="1.0" encoding="utf-8"?>
+<w:hdr xmlns:m="http://schemas.openxmlformats.org/officeDocument/2006/math" xmlns:mc="http://schemas.openxmlformats.org/markup-compatibility/2006" xmlns:mo="http://schemas.microsoft.com/office/mac/office/2008/main" xmlns:mv="urn:schemas-microsoft-com:mac:vml" xmlns:o="urn:schemas-microsoft-com:office:office" xmlns:r="http://schemas.openxmlformats.org/officeDocument/2006/relationships" xmlns:v="urn:schemas-microsoft-com:vml" xmlns:w10="urn:schemas-microsoft-com:office:word" xmlns:w14="http://schemas.microsoft.com/office/word/2010/wordml" xmlns:w="http://schemas.openxmlformats.org/wordprocessingml/2006/main" xmlns:wne="http://schemas.microsoft.com/office/word/2006/wordml" xmlns:wp14="http://schemas.microsoft.com/office/word/2010/wordprocessingDrawing" xmlns:wp="http://schemas.openxmlformats.org/drawingml/2006/wordprocessingDrawing" xmlns:wpc="http://schemas.microsoft.com/office/word/2010/wordprocessingCanvas" xmlns:wpg="http://schemas.microsoft.com/office/word/2010/wordprocessingGroup" xmlns:wpi="http://schemas.microsoft.com/office/word/2010/wordprocessingInk" xmlns:wps="http://schemas.microsoft.com/office/word/2010/wordprocessingShape" mc:Ignorable="w14 wp14">
+  <w:p>
+    <w:pPr>
+      <w:pStyle w:val="Header"/>
+    </w:pPr>
+  </w:p>
+</w:hdr>
+</file>
+
+<file path=word/header5.xml><?xml version="1.0" encoding="utf-8"?>
+<w:hdr xmlns:m="http://schemas.openxmlformats.org/officeDocument/2006/math" xmlns:mc="http://schemas.openxmlformats.org/markup-compatibility/2006" xmlns:mo="http://schemas.microsoft.com/office/mac/office/2008/main" xmlns:mv="urn:schemas-microsoft-com:mac:vml" xmlns:o="urn:schemas-microsoft-com:office:office" xmlns:r="http://schemas.openxmlformats.org/officeDocument/2006/relationships" xmlns:v="urn:schemas-microsoft-com:vml" xmlns:w10="urn:schemas-microsoft-com:office:word" xmlns:w14="http://schemas.microsoft.com/office/word/2010/wordml" xmlns:w="http://schemas.openxmlformats.org/wordprocessingml/2006/main" xmlns:wne="http://schemas.microsoft.com/office/word/2006/wordml" xmlns:wp14="http://schemas.microsoft.com/office/word/2010/wordprocessingDrawing" xmlns:wp="http://schemas.openxmlformats.org/drawingml/2006/wordprocessingDrawing" xmlns:wpc="http://schemas.microsoft.com/office/word/2010/wordprocessingCanvas" xmlns:wpg="http://schemas.microsoft.com/office/word/2010/wordprocessingGroup" xmlns:wpi="http://schemas.microsoft.com/office/word/2010/wordprocessingInk" xmlns:wps="http://schemas.microsoft.com/office/word/2010/wordprocessingShape" mc:Ignorable="w14 wp14">
+  <w:p>
+    <w:pPr>
+      <w:pStyle w:val="Header"/>
+    </w:pPr>
   </w:p>
 </w:hdr>
 </file>
